--- a/06-转换电路/02-数模转换DAC/权电阻网络DAC电路/权电阻网络DAC电路.docx
+++ b/06-转换电路/02-数模转换DAC/权电阻网络DAC电路/权电阻网络DAC电路.docx
@@ -3203,6 +3203,20 @@
     </w:p>
     <w:bookmarkEnd w:id="26"/>
     <w:bookmarkEnd w:id="27"/>
+    <w:p>
+      <w:pPr>
+        <w:spacing w:before="360"/>
+        <w:jc w:val="center"/>
+      </w:pPr>
+      <w:r>
+        <w:rPr>
+          <w:rFonts w:ascii="Times New Roman" w:hAnsi="Times New Roman"/>
+          <w:color w:val="555555"/>
+          <w:sz w:val="21"/>
+        </w:rPr>
+        <w:t>材料收集者：杜文杰</w:t>
+      </w:r>
+    </w:p>
     <w:sectPr>
       <w:headerReference r:id="rId9" w:type="default"/>
       <w:footerReference r:id="rId10" w:type="default"/>

--- a/06-转换电路/02-数模转换DAC/权电阻网络DAC电路/权电阻网络DAC电路.docx
+++ b/06-转换电路/02-数模转换DAC/权电阻网络DAC电路/权电阻网络DAC电路.docx
@@ -1,6 +1,6 @@
 
 <file path=word/document.xml><?xml version="1.0" encoding="utf-8"?>
-<w:document xmlns:w="http://schemas.openxmlformats.org/wordprocessingml/2006/main" xmlns:m="http://schemas.openxmlformats.org/officeDocument/2006/math" xmlns:r="http://schemas.openxmlformats.org/officeDocument/2006/relationships" xmlns:o="urn:schemas-microsoft-com:office:office" xmlns:v="urn:schemas-microsoft-com:vml" xmlns:w10="urn:schemas-microsoft-com:office:word" xmlns:a="http://schemas.openxmlformats.org/drawingml/2006/main" xmlns:pic="http://schemas.openxmlformats.org/drawingml/2006/picture" xmlns:wp="http://schemas.openxmlformats.org/drawingml/2006/wordprocessingDrawing">
+<w:document xmlns:m="http://schemas.openxmlformats.org/officeDocument/2006/math" xmlns:r="http://schemas.openxmlformats.org/officeDocument/2006/relationships" xmlns:w="http://schemas.openxmlformats.org/wordprocessingml/2006/main" xmlns:o="urn:schemas-microsoft-com:office:office" xmlns:v="urn:schemas-microsoft-com:vml" xmlns:w10="urn:schemas-microsoft-com:office:word" xmlns:a="http://schemas.openxmlformats.org/drawingml/2006/main" xmlns:pic="http://schemas.openxmlformats.org/drawingml/2006/picture" xmlns:wp="http://schemas.openxmlformats.org/drawingml/2006/wordprocessingDrawing">
   <w:body>
     <w:bookmarkStart w:id="27" w:name="权电阻网络-dac-电路"/>
     <w:p>
@@ -9,16 +9,19 @@
       </w:pPr>
       <w:r>
         <w:rPr>
-          <w:rFonts w:hint="eastAsia"/>
+          <w:rFonts w:hint="eastAsia" w:eastAsia="黑体"/>
         </w:rPr>
         <w:t xml:space="preserve">权电阻网络</w:t>
       </w:r>
       <w:r>
+        <w:rPr>
+          <w:rFonts w:eastAsia="黑体"/>
+        </w:rPr>
         <w:t xml:space="preserve"> DAC </w:t>
       </w:r>
       <w:r>
         <w:rPr>
-          <w:rFonts w:hint="eastAsia"/>
+          <w:rFonts w:hint="eastAsia" w:eastAsia="黑体"/>
         </w:rPr>
         <w:t xml:space="preserve">电路</w:t>
       </w:r>
@@ -30,7 +33,7 @@
       </w:pPr>
       <w:r>
         <w:rPr>
-          <w:rFonts w:hint="eastAsia"/>
+          <w:rFonts w:hint="eastAsia" w:eastAsia="黑体"/>
         </w:rPr>
         <w:t xml:space="preserve">拓扑描述</w:t>
       </w:r>
@@ -41,16 +44,19 @@
       </w:pPr>
       <w:r>
         <w:rPr>
-          <w:rFonts w:hint="eastAsia"/>
+          <w:rFonts w:hint="eastAsia" w:eastAsia="黑体"/>
         </w:rPr>
         <w:t xml:space="preserve">由</w:t>
       </w:r>
       <w:r>
+        <w:rPr>
+          <w:rFonts w:eastAsia="黑体"/>
+        </w:rPr>
         <w:t xml:space="preserve"> </w:t>
       </w:r>
       <w:r>
         <w:rPr>
-          <w:rFonts w:hint="eastAsia"/>
+          <w:rFonts w:hint="eastAsia" w:eastAsia="黑体"/>
           <w:b/>
           <w:bCs/>
         </w:rPr>
@@ -58,6 +64,7 @@
       </w:r>
       <w:r>
         <w:rPr>
+          <w:rFonts w:eastAsia="黑体"/>
           <w:b/>
           <w:bCs/>
         </w:rPr>
@@ -136,11 +143,14 @@
       </m:oMath>
       <w:r>
         <w:rPr>
-          <w:rFonts w:hint="eastAsia"/>
+          <w:rFonts w:hint="eastAsia" w:eastAsia="黑体"/>
         </w:rPr>
         <w:t xml:space="preserve">（阻值为</w:t>
       </w:r>
       <w:r>
+        <w:rPr>
+          <w:rFonts w:eastAsia="黑体"/>
+        </w:rPr>
         <w:t xml:space="preserve"> </w:t>
       </w:r>
       <m:oMath>
@@ -216,13 +226,13 @@
       </m:oMath>
       <w:r>
         <w:rPr>
-          <w:rFonts w:hint="eastAsia"/>
+          <w:rFonts w:hint="eastAsia" w:eastAsia="黑体"/>
         </w:rPr>
         <w:t xml:space="preserve">）、</w:t>
       </w:r>
       <w:r>
         <w:rPr>
-          <w:rFonts w:hint="eastAsia"/>
+          <w:rFonts w:hint="eastAsia" w:eastAsia="黑体"/>
           <w:b/>
           <w:bCs/>
         </w:rPr>
@@ -230,6 +240,7 @@
       </w:r>
       <w:r>
         <w:rPr>
+          <w:rFonts w:eastAsia="黑体"/>
           <w:b/>
           <w:bCs/>
         </w:rPr>
@@ -289,11 +300,14 @@
         </m:sSub>
       </m:oMath>
       <w:r>
+        <w:rPr>
+          <w:rFonts w:eastAsia="黑体"/>
+        </w:rPr>
         <w:t xml:space="preserve">、</w:t>
       </w:r>
       <w:r>
         <w:rPr>
-          <w:rFonts w:hint="eastAsia"/>
+          <w:rFonts w:hint="eastAsia" w:eastAsia="黑体"/>
           <w:b/>
           <w:bCs/>
         </w:rPr>
@@ -301,26 +315,33 @@
       </w:r>
       <w:r>
         <w:rPr>
+          <w:rFonts w:eastAsia="黑体"/>
           <w:b/>
           <w:bCs/>
         </w:rPr>
         <w:t xml:space="preserve"> A1</w:t>
       </w:r>
       <w:r>
+        <w:rPr>
+          <w:rFonts w:eastAsia="黑体"/>
+        </w:rPr>
         <w:t xml:space="preserve"> </w:t>
       </w:r>
       <w:r>
         <w:rPr>
-          <w:rFonts w:hint="eastAsia"/>
+          <w:rFonts w:hint="eastAsia" w:eastAsia="黑体"/>
         </w:rPr>
         <w:t xml:space="preserve">与</w:t>
       </w:r>
       <w:r>
+        <w:rPr>
+          <w:rFonts w:eastAsia="黑体"/>
+        </w:rPr>
         <w:t xml:space="preserve"> </w:t>
       </w:r>
       <w:r>
         <w:rPr>
-          <w:rFonts w:hint="eastAsia"/>
+          <w:rFonts w:hint="eastAsia" w:eastAsia="黑体"/>
           <w:b/>
           <w:bCs/>
         </w:rPr>
@@ -328,6 +349,7 @@
       </w:r>
       <w:r>
         <w:rPr>
+          <w:rFonts w:eastAsia="黑体"/>
           <w:b/>
           <w:bCs/>
         </w:rPr>
@@ -348,26 +370,32 @@
         </m:sSub>
       </m:oMath>
       <w:r>
+        <w:rPr>
+          <w:rFonts w:eastAsia="黑体"/>
+        </w:rPr>
         <w:t xml:space="preserve"> </w:t>
       </w:r>
       <w:r>
         <w:rPr>
-          <w:rFonts w:hint="eastAsia"/>
+          <w:rFonts w:hint="eastAsia" w:eastAsia="黑体"/>
         </w:rPr>
         <w:t xml:space="preserve">组成。电路共有</w:t>
       </w:r>
       <w:r>
+        <w:rPr>
+          <w:rFonts w:eastAsia="黑体"/>
+        </w:rPr>
         <w:t xml:space="preserve"> 6 </w:t>
       </w:r>
       <w:r>
         <w:rPr>
-          <w:rFonts w:hint="eastAsia"/>
+          <w:rFonts w:hint="eastAsia" w:eastAsia="黑体"/>
         </w:rPr>
         <w:t xml:space="preserve">个关键节点：</w:t>
       </w:r>
       <w:r>
         <w:rPr>
-          <w:rFonts w:hint="eastAsia"/>
+          <w:rFonts w:hint="eastAsia" w:eastAsia="黑体"/>
           <w:b/>
           <w:bCs/>
         </w:rPr>
@@ -375,6 +403,7 @@
       </w:r>
       <w:r>
         <w:rPr>
+          <w:rFonts w:eastAsia="黑体"/>
           <w:b/>
           <w:bCs/>
         </w:rPr>
@@ -382,7 +411,7 @@
       </w:r>
       <w:r>
         <w:rPr>
-          <w:rFonts w:hint="eastAsia"/>
+          <w:rFonts w:hint="eastAsia" w:eastAsia="黑体"/>
           <w:b/>
           <w:bCs/>
         </w:rPr>
@@ -390,7 +419,7 @@
       </w:r>
       <w:r>
         <w:rPr>
-          <w:rFonts w:hint="eastAsia"/>
+          <w:rFonts w:hint="eastAsia" w:eastAsia="黑体"/>
         </w:rPr>
         <w:t xml:space="preserve">（</w:t>
       </w:r>
@@ -415,17 +444,20 @@
         </m:sSub>
       </m:oMath>
       <w:r>
+        <w:rPr>
+          <w:rFonts w:eastAsia="黑体"/>
+        </w:rPr>
         <w:t xml:space="preserve"> </w:t>
       </w:r>
       <w:r>
         <w:rPr>
-          <w:rFonts w:hint="eastAsia"/>
+          <w:rFonts w:hint="eastAsia" w:eastAsia="黑体"/>
         </w:rPr>
         <w:t xml:space="preserve">接各开关的基准端）；</w:t>
       </w:r>
       <w:r>
         <w:rPr>
-          <w:rFonts w:hint="eastAsia"/>
+          <w:rFonts w:hint="eastAsia" w:eastAsia="黑体"/>
           <w:b/>
           <w:bCs/>
         </w:rPr>
@@ -433,6 +465,7 @@
       </w:r>
       <w:r>
         <w:rPr>
+          <w:rFonts w:eastAsia="黑体"/>
           <w:b/>
           <w:bCs/>
         </w:rPr>
@@ -440,7 +473,7 @@
       </w:r>
       <w:r>
         <w:rPr>
-          <w:rFonts w:hint="eastAsia"/>
+          <w:rFonts w:hint="eastAsia" w:eastAsia="黑体"/>
           <w:b/>
           <w:bCs/>
         </w:rPr>
@@ -448,22 +481,25 @@
       </w:r>
       <w:r>
         <w:rPr>
-          <w:rFonts w:hint="eastAsia"/>
+          <w:rFonts w:hint="eastAsia" w:eastAsia="黑体"/>
         </w:rPr>
         <w:t xml:space="preserve">（GND</w:t>
       </w:r>
       <w:r>
+        <w:rPr>
+          <w:rFonts w:eastAsia="黑体"/>
+        </w:rPr>
         <w:t xml:space="preserve"> </w:t>
       </w:r>
       <w:r>
         <w:rPr>
-          <w:rFonts w:hint="eastAsia"/>
+          <w:rFonts w:hint="eastAsia" w:eastAsia="黑体"/>
         </w:rPr>
         <w:t xml:space="preserve">接各开关的地端）；</w:t>
       </w:r>
       <w:r>
         <w:rPr>
-          <w:rFonts w:hint="eastAsia"/>
+          <w:rFonts w:hint="eastAsia" w:eastAsia="黑体"/>
           <w:b/>
           <w:bCs/>
         </w:rPr>
@@ -471,6 +507,7 @@
       </w:r>
       <w:r>
         <w:rPr>
+          <w:rFonts w:eastAsia="黑体"/>
           <w:b/>
           <w:bCs/>
         </w:rPr>
@@ -478,7 +515,7 @@
       </w:r>
       <w:r>
         <w:rPr>
-          <w:rFonts w:hint="eastAsia"/>
+          <w:rFonts w:hint="eastAsia" w:eastAsia="黑体"/>
           <w:b/>
           <w:bCs/>
         </w:rPr>
@@ -486,7 +523,7 @@
       </w:r>
       <w:r>
         <w:rPr>
-          <w:rFonts w:hint="eastAsia"/>
+          <w:rFonts w:hint="eastAsia" w:eastAsia="黑体"/>
         </w:rPr>
         <w:t xml:space="preserve">（</w:t>
       </w:r>
@@ -496,15 +533,21 @@
         </m:r>
       </m:oMath>
       <w:r>
+        <w:rPr>
+          <w:rFonts w:eastAsia="黑体"/>
+        </w:rPr>
         <w:t xml:space="preserve"> </w:t>
       </w:r>
       <w:r>
         <w:rPr>
-          <w:rFonts w:hint="eastAsia"/>
+          <w:rFonts w:hint="eastAsia" w:eastAsia="黑体"/>
         </w:rPr>
         <w:t xml:space="preserve">位码</w:t>
       </w:r>
       <w:r>
+        <w:rPr>
+          <w:rFonts w:eastAsia="黑体"/>
+        </w:rPr>
         <w:t xml:space="preserve"> </w:t>
       </w:r>
       <m:oMath>
@@ -558,17 +601,20 @@
         </m:sSub>
       </m:oMath>
       <w:r>
+        <w:rPr>
+          <w:rFonts w:eastAsia="黑体"/>
+        </w:rPr>
         <w:t xml:space="preserve"> </w:t>
       </w:r>
       <w:r>
         <w:rPr>
-          <w:rFonts w:hint="eastAsia"/>
+          <w:rFonts w:hint="eastAsia" w:eastAsia="黑体"/>
         </w:rPr>
         <w:t xml:space="preserve">送各开关控制端）；</w:t>
       </w:r>
       <w:r>
         <w:rPr>
-          <w:rFonts w:hint="eastAsia"/>
+          <w:rFonts w:hint="eastAsia" w:eastAsia="黑体"/>
           <w:b/>
           <w:bCs/>
         </w:rPr>
@@ -576,6 +622,7 @@
       </w:r>
       <w:r>
         <w:rPr>
+          <w:rFonts w:eastAsia="黑体"/>
           <w:b/>
           <w:bCs/>
         </w:rPr>
@@ -583,7 +630,7 @@
       </w:r>
       <w:r>
         <w:rPr>
-          <w:rFonts w:hint="eastAsia"/>
+          <w:rFonts w:hint="eastAsia" w:eastAsia="黑体"/>
           <w:b/>
           <w:bCs/>
         </w:rPr>
@@ -591,31 +638,37 @@
       </w:r>
       <w:r>
         <w:rPr>
-          <w:rFonts w:hint="eastAsia"/>
+          <w:rFonts w:hint="eastAsia" w:eastAsia="黑体"/>
         </w:rPr>
         <w:t xml:space="preserve">（各权电阻下端与</w:t>
       </w:r>
       <w:r>
+        <w:rPr>
+          <w:rFonts w:eastAsia="黑体"/>
+        </w:rPr>
         <w:t xml:space="preserve"> A1 </w:t>
       </w:r>
       <w:r>
         <w:rPr>
-          <w:rFonts w:hint="eastAsia"/>
+          <w:rFonts w:hint="eastAsia" w:eastAsia="黑体"/>
         </w:rPr>
         <w:t xml:space="preserve">的反相输入</w:t>
       </w:r>
       <w:r>
+        <w:rPr>
+          <w:rFonts w:eastAsia="黑体"/>
+        </w:rPr>
         <w:t xml:space="preserve"> IN− </w:t>
       </w:r>
       <w:r>
         <w:rPr>
-          <w:rFonts w:hint="eastAsia"/>
+          <w:rFonts w:hint="eastAsia" w:eastAsia="黑体"/>
         </w:rPr>
         <w:t xml:space="preserve">相连）；</w:t>
       </w:r>
       <w:r>
         <w:rPr>
-          <w:rFonts w:hint="eastAsia"/>
+          <w:rFonts w:hint="eastAsia" w:eastAsia="黑体"/>
           <w:b/>
           <w:bCs/>
         </w:rPr>
@@ -623,6 +676,7 @@
       </w:r>
       <w:r>
         <w:rPr>
+          <w:rFonts w:eastAsia="黑体"/>
           <w:b/>
           <w:bCs/>
         </w:rPr>
@@ -630,7 +684,7 @@
       </w:r>
       <w:r>
         <w:rPr>
-          <w:rFonts w:hint="eastAsia"/>
+          <w:rFonts w:hint="eastAsia" w:eastAsia="黑体"/>
           <w:b/>
           <w:bCs/>
         </w:rPr>
@@ -638,40 +692,49 @@
       </w:r>
       <w:r>
         <w:rPr>
-          <w:rFonts w:hint="eastAsia"/>
+          <w:rFonts w:hint="eastAsia" w:eastAsia="黑体"/>
         </w:rPr>
         <w:t xml:space="preserve">（A1</w:t>
       </w:r>
       <w:r>
+        <w:rPr>
+          <w:rFonts w:eastAsia="黑体"/>
+        </w:rPr>
         <w:t xml:space="preserve"> </w:t>
       </w:r>
       <w:r>
         <w:rPr>
-          <w:rFonts w:hint="eastAsia"/>
+          <w:rFonts w:hint="eastAsia" w:eastAsia="黑体"/>
         </w:rPr>
         <w:t xml:space="preserve">的</w:t>
       </w:r>
       <w:r>
+        <w:rPr>
+          <w:rFonts w:eastAsia="黑体"/>
+        </w:rPr>
         <w:t xml:space="preserve"> IN+ </w:t>
       </w:r>
       <w:r>
         <w:rPr>
-          <w:rFonts w:hint="eastAsia"/>
+          <w:rFonts w:hint="eastAsia" w:eastAsia="黑体"/>
         </w:rPr>
         <w:t xml:space="preserve">接</w:t>
       </w:r>
       <w:r>
+        <w:rPr>
+          <w:rFonts w:eastAsia="黑体"/>
+        </w:rPr>
         <w:t xml:space="preserve"> </w:t>
       </w:r>
       <w:r>
         <w:rPr>
-          <w:rFonts w:hint="eastAsia"/>
+          <w:rFonts w:hint="eastAsia" w:eastAsia="黑体"/>
         </w:rPr>
         <w:t xml:space="preserve">GND）；</w:t>
       </w:r>
       <w:r>
         <w:rPr>
-          <w:rFonts w:hint="eastAsia"/>
+          <w:rFonts w:hint="eastAsia" w:eastAsia="黑体"/>
           <w:b/>
           <w:bCs/>
         </w:rPr>
@@ -679,6 +742,7 @@
       </w:r>
       <w:r>
         <w:rPr>
+          <w:rFonts w:eastAsia="黑体"/>
           <w:b/>
           <w:bCs/>
         </w:rPr>
@@ -686,7 +750,7 @@
       </w:r>
       <w:r>
         <w:rPr>
-          <w:rFonts w:hint="eastAsia"/>
+          <w:rFonts w:hint="eastAsia" w:eastAsia="黑体"/>
           <w:b/>
           <w:bCs/>
         </w:rPr>
@@ -694,29 +758,38 @@
       </w:r>
       <w:r>
         <w:rPr>
-          <w:rFonts w:hint="eastAsia"/>
+          <w:rFonts w:hint="eastAsia" w:eastAsia="黑体"/>
         </w:rPr>
         <w:t xml:space="preserve">（A1</w:t>
       </w:r>
       <w:r>
+        <w:rPr>
+          <w:rFonts w:eastAsia="黑体"/>
+        </w:rPr>
         <w:t xml:space="preserve"> </w:t>
       </w:r>
       <w:r>
         <w:rPr>
-          <w:rFonts w:hint="eastAsia"/>
+          <w:rFonts w:hint="eastAsia" w:eastAsia="黑体"/>
         </w:rPr>
         <w:t xml:space="preserve">的输出</w:t>
       </w:r>
       <w:r>
+        <w:rPr>
+          <w:rFonts w:eastAsia="黑体"/>
+        </w:rPr>
         <w:t xml:space="preserve"> OUT </w:t>
       </w:r>
       <w:r>
         <w:rPr>
-          <w:rFonts w:hint="eastAsia"/>
+          <w:rFonts w:hint="eastAsia" w:eastAsia="黑体"/>
         </w:rPr>
         <w:t xml:space="preserve">作为</w:t>
       </w:r>
       <w:r>
+        <w:rPr>
+          <w:rFonts w:eastAsia="黑体"/>
+        </w:rPr>
         <w:t xml:space="preserve"> </w:t>
       </w:r>
       <m:oMath>
@@ -741,7 +814,7 @@
       </m:oMath>
       <w:r>
         <w:rPr>
-          <w:rFonts w:hint="eastAsia"/>
+          <w:rFonts w:hint="eastAsia" w:eastAsia="黑体"/>
         </w:rPr>
         <w:t xml:space="preserve">）。</w:t>
       </w:r>
@@ -750,7 +823,7 @@
       <w:pPr/>
       <w:r>
         <w:rPr>
-          <w:rFonts w:hint="eastAsia"/>
+          <w:rFonts w:hint="eastAsia" w:eastAsia="黑体"/>
         </w:rPr>
         <w:t xml:space="preserve">各管脚连接：</w:t>
       </w:r>
@@ -770,7 +843,7 @@
       </m:oMath>
       <w:r>
         <w:rPr>
-          <w:rFonts w:hint="eastAsia"/>
+          <w:rFonts w:hint="eastAsia" w:eastAsia="黑体"/>
         </w:rPr>
         <w:t xml:space="preserve">（</w:t>
       </w:r>
@@ -820,11 +893,14 @@
       </m:oMath>
       <w:r>
         <w:rPr>
-          <w:rFonts w:hint="eastAsia"/>
+          <w:rFonts w:hint="eastAsia" w:eastAsia="黑体"/>
         </w:rPr>
         <w:t xml:space="preserve">）的控制端接节点③中对应位</w:t>
       </w:r>
       <w:r>
+        <w:rPr>
+          <w:rFonts w:eastAsia="黑体"/>
+        </w:rPr>
         <w:t xml:space="preserve"> </w:t>
       </w:r>
       <m:oMath>
@@ -843,7 +919,7 @@
       </m:oMath>
       <w:r>
         <w:rPr>
-          <w:rFonts w:hint="eastAsia"/>
+          <w:rFonts w:hint="eastAsia" w:eastAsia="黑体"/>
         </w:rPr>
         <w:t xml:space="preserve">、基准端接节点①（</w:t>
       </w:r>
@@ -869,11 +945,14 @@
       </m:oMath>
       <w:r>
         <w:rPr>
-          <w:rFonts w:hint="eastAsia"/>
+          <w:rFonts w:hint="eastAsia" w:eastAsia="黑体"/>
         </w:rPr>
         <w:t xml:space="preserve">）、地端接节点②（GND）、公共端接权电阻</w:t>
       </w:r>
       <w:r>
+        <w:rPr>
+          <w:rFonts w:eastAsia="黑体"/>
+        </w:rPr>
         <w:t xml:space="preserve"> </w:t>
       </w:r>
       <m:oMath>
@@ -891,11 +970,14 @@
         </m:sSub>
       </m:oMath>
       <w:r>
+        <w:rPr>
+          <w:rFonts w:eastAsia="黑体"/>
+        </w:rPr>
         <w:t xml:space="preserve"> </w:t>
       </w:r>
       <w:r>
         <w:rPr>
-          <w:rFonts w:hint="eastAsia"/>
+          <w:rFonts w:hint="eastAsia" w:eastAsia="黑体"/>
         </w:rPr>
         <w:t xml:space="preserve">的上端；</w:t>
       </w:r>
@@ -914,15 +996,21 @@
         </m:sSub>
       </m:oMath>
       <w:r>
+        <w:rPr>
+          <w:rFonts w:eastAsia="黑体"/>
+        </w:rPr>
         <w:t xml:space="preserve"> </w:t>
       </w:r>
       <w:r>
         <w:rPr>
-          <w:rFonts w:hint="eastAsia"/>
+          <w:rFonts w:hint="eastAsia" w:eastAsia="黑体"/>
         </w:rPr>
         <w:t xml:space="preserve">一端接</w:t>
       </w:r>
       <w:r>
+        <w:rPr>
+          <w:rFonts w:eastAsia="黑体"/>
+        </w:rPr>
         <w:t xml:space="preserve"> </w:t>
       </w:r>
       <m:oMath>
@@ -940,108 +1028,142 @@
         </m:sSub>
       </m:oMath>
       <w:r>
+        <w:rPr>
+          <w:rFonts w:eastAsia="黑体"/>
+        </w:rPr>
         <w:t xml:space="preserve"> </w:t>
       </w:r>
       <w:r>
         <w:rPr>
-          <w:rFonts w:hint="eastAsia"/>
+          <w:rFonts w:hint="eastAsia" w:eastAsia="黑体"/>
         </w:rPr>
         <w:t xml:space="preserve">的公共端、另一端接节点④；</w:t>
       </w:r>
       <w:r>
         <w:rPr>
+          <w:rFonts w:eastAsia="黑体"/>
           <w:b/>
           <w:bCs/>
         </w:rPr>
         <w:t xml:space="preserve">A1</w:t>
       </w:r>
       <w:r>
+        <w:rPr>
+          <w:rFonts w:eastAsia="黑体"/>
+        </w:rPr>
         <w:t xml:space="preserve"> </w:t>
       </w:r>
       <w:r>
         <w:rPr>
-          <w:rFonts w:hint="eastAsia"/>
+          <w:rFonts w:hint="eastAsia" w:eastAsia="黑体"/>
         </w:rPr>
         <w:t xml:space="preserve">的</w:t>
       </w:r>
       <w:r>
+        <w:rPr>
+          <w:rFonts w:eastAsia="黑体"/>
+        </w:rPr>
         <w:t xml:space="preserve"> IN− </w:t>
       </w:r>
       <w:r>
         <w:rPr>
-          <w:rFonts w:hint="eastAsia"/>
+          <w:rFonts w:hint="eastAsia" w:eastAsia="黑体"/>
         </w:rPr>
         <w:t xml:space="preserve">接节点④、IN+</w:t>
       </w:r>
       <w:r>
+        <w:rPr>
+          <w:rFonts w:eastAsia="黑体"/>
+        </w:rPr>
         <w:t xml:space="preserve"> </w:t>
       </w:r>
       <w:r>
         <w:rPr>
-          <w:rFonts w:hint="eastAsia"/>
+          <w:rFonts w:hint="eastAsia" w:eastAsia="黑体"/>
         </w:rPr>
         <w:t xml:space="preserve">接节点⑤（GND）、OUT</w:t>
       </w:r>
       <w:r>
+        <w:rPr>
+          <w:rFonts w:eastAsia="黑体"/>
+        </w:rPr>
         <w:t xml:space="preserve"> </w:t>
       </w:r>
       <w:r>
         <w:rPr>
-          <w:rFonts w:hint="eastAsia"/>
+          <w:rFonts w:hint="eastAsia" w:eastAsia="黑体"/>
         </w:rPr>
         <w:t xml:space="preserve">接节点⑥、正电源脚</w:t>
       </w:r>
       <w:r>
+        <w:rPr>
+          <w:rFonts w:eastAsia="黑体"/>
+        </w:rPr>
         <w:t xml:space="preserve"> V+ </w:t>
       </w:r>
       <w:r>
         <w:rPr>
-          <w:rFonts w:hint="eastAsia"/>
+          <w:rFonts w:hint="eastAsia" w:eastAsia="黑体"/>
         </w:rPr>
         <w:t xml:space="preserve">接</w:t>
       </w:r>
       <w:r>
+        <w:rPr>
+          <w:rFonts w:eastAsia="黑体"/>
+        </w:rPr>
         <w:t xml:space="preserve"> </w:t>
       </w:r>
       <w:r>
         <w:rPr>
-          <w:rFonts w:hint="eastAsia"/>
+          <w:rFonts w:hint="eastAsia" w:eastAsia="黑体"/>
         </w:rPr>
         <w:t xml:space="preserve">+VCC、负电源脚</w:t>
       </w:r>
       <w:r>
+        <w:rPr>
+          <w:rFonts w:eastAsia="黑体"/>
+        </w:rPr>
         <w:t xml:space="preserve"> V− </w:t>
       </w:r>
       <w:r>
         <w:rPr>
-          <w:rFonts w:hint="eastAsia"/>
+          <w:rFonts w:hint="eastAsia" w:eastAsia="黑体"/>
         </w:rPr>
         <w:t xml:space="preserve">接</w:t>
       </w:r>
       <w:r>
+        <w:rPr>
+          <w:rFonts w:eastAsia="黑体"/>
+        </w:rPr>
         <w:t xml:space="preserve"> </w:t>
       </w:r>
       <w:r>
         <w:rPr>
-          <w:rFonts w:hint="eastAsia"/>
+          <w:rFonts w:hint="eastAsia" w:eastAsia="黑体"/>
         </w:rPr>
         <w:t xml:space="preserve">−VEE（单电源时</w:t>
       </w:r>
       <w:r>
+        <w:rPr>
+          <w:rFonts w:eastAsia="黑体"/>
+        </w:rPr>
         <w:t xml:space="preserve"> V− </w:t>
       </w:r>
       <w:r>
         <w:rPr>
-          <w:rFonts w:hint="eastAsia"/>
+          <w:rFonts w:hint="eastAsia" w:eastAsia="黑体"/>
         </w:rPr>
         <w:t xml:space="preserve">接</w:t>
       </w:r>
       <w:r>
+        <w:rPr>
+          <w:rFonts w:eastAsia="黑体"/>
+        </w:rPr>
         <w:t xml:space="preserve"> </w:t>
       </w:r>
       <w:r>
         <w:rPr>
-          <w:rFonts w:hint="eastAsia"/>
+          <w:rFonts w:hint="eastAsia" w:eastAsia="黑体"/>
         </w:rPr>
         <w:t xml:space="preserve">GND）；</w:t>
       </w:r>
@@ -1060,11 +1182,14 @@
         </m:sSub>
       </m:oMath>
       <w:r>
+        <w:rPr>
+          <w:rFonts w:eastAsia="黑体"/>
+        </w:rPr>
         <w:t xml:space="preserve"> </w:t>
       </w:r>
       <w:r>
         <w:rPr>
-          <w:rFonts w:hint="eastAsia"/>
+          <w:rFonts w:hint="eastAsia" w:eastAsia="黑体"/>
         </w:rPr>
         <w:t xml:space="preserve">一端接节点④、另一端接节点⑥。</w:t>
       </w:r>
@@ -1073,20 +1198,26 @@
       <w:pPr/>
       <w:r>
         <w:rPr>
-          <w:rFonts w:hint="eastAsia"/>
+          <w:rFonts w:hint="eastAsia" w:eastAsia="黑体"/>
         </w:rPr>
         <w:t xml:space="preserve">由此构成”各位经权电阻把基准电压接入运放反相端、各电流按二进制权重叠加求和”的权电阻网络</w:t>
       </w:r>
       <w:r>
+        <w:rPr>
+          <w:rFonts w:eastAsia="黑体"/>
+        </w:rPr>
         <w:t xml:space="preserve"> DAC </w:t>
       </w:r>
       <w:r>
         <w:rPr>
-          <w:rFonts w:hint="eastAsia"/>
+          <w:rFonts w:hint="eastAsia" w:eastAsia="黑体"/>
         </w:rPr>
         <w:t xml:space="preserve">组态，输出</w:t>
       </w:r>
       <w:r>
+        <w:rPr>
+          <w:rFonts w:eastAsia="黑体"/>
+        </w:rPr>
         <w:t xml:space="preserve"> </w:t>
       </w:r>
       <m:oMath>
@@ -1245,7 +1376,7 @@
       </m:oMath>
       <w:r>
         <w:rPr>
-          <w:rFonts w:hint="eastAsia"/>
+          <w:rFonts w:hint="eastAsia" w:eastAsia="黑体"/>
         </w:rPr>
         <w:t xml:space="preserve">，结构直观但阻值跨度大、高位数难匹配。</w:t>
       </w:r>
@@ -1258,7 +1389,7 @@
       </w:pPr>
       <w:r>
         <w:rPr>
-          <w:rFonts w:hint="eastAsia"/>
+          <w:rFonts w:hint="eastAsia" w:eastAsia="黑体"/>
         </w:rPr>
         <w:t xml:space="preserve">工作原理</w:t>
       </w:r>
@@ -1269,20 +1400,26 @@
       </w:pPr>
       <w:r>
         <w:rPr>
-          <w:rFonts w:hint="eastAsia"/>
+          <w:rFonts w:hint="eastAsia" w:eastAsia="黑体"/>
         </w:rPr>
         <w:t xml:space="preserve">运放反相端为虚地，各权电阻两端压差固定为基准电压，因此流过第</w:t>
       </w:r>
       <w:r>
+        <w:rPr>
+          <w:rFonts w:eastAsia="黑体"/>
+        </w:rPr>
         <w:t xml:space="preserve"> k </w:t>
       </w:r>
       <w:r>
         <w:rPr>
-          <w:rFonts w:hint="eastAsia"/>
+          <w:rFonts w:hint="eastAsia" w:eastAsia="黑体"/>
         </w:rPr>
         <w:t xml:space="preserve">位电阻的电流为</w:t>
       </w:r>
       <w:r>
+        <w:rPr>
+          <w:rFonts w:eastAsia="黑体"/>
+        </w:rPr>
         <w:t xml:space="preserve"> </w:t>
       </w:r>
       <m:oMath>
@@ -1340,11 +1477,14 @@
       </m:oMath>
       <w:r>
         <w:rPr>
-          <w:rFonts w:hint="eastAsia"/>
+          <w:rFonts w:hint="eastAsia" w:eastAsia="黑体"/>
         </w:rPr>
         <w:t xml:space="preserve">，恰成二进制权重。各电流在反馈电阻</w:t>
       </w:r>
       <w:r>
+        <w:rPr>
+          <w:rFonts w:eastAsia="黑体"/>
+        </w:rPr>
         <w:t xml:space="preserve"> </w:t>
       </w:r>
       <m:oMath>
@@ -1362,11 +1502,14 @@
         </m:sSub>
       </m:oMath>
       <w:r>
+        <w:rPr>
+          <w:rFonts w:eastAsia="黑体"/>
+        </w:rPr>
         <w:t xml:space="preserve"> </w:t>
       </w:r>
       <w:r>
         <w:rPr>
-          <w:rFonts w:hint="eastAsia"/>
+          <w:rFonts w:hint="eastAsia" w:eastAsia="黑体"/>
         </w:rPr>
         <w:t xml:space="preserve">上叠加求和，输出与数字码成正比。</w:t>
       </w:r>
@@ -1379,7 +1522,7 @@
       </w:pPr>
       <w:r>
         <w:rPr>
-          <w:rFonts w:hint="eastAsia"/>
+          <w:rFonts w:hint="eastAsia" w:eastAsia="黑体"/>
         </w:rPr>
         <w:t xml:space="preserve">关键计算公式</w:t>
       </w:r>
@@ -1393,16 +1536,19 @@
       </w:pPr>
       <w:r>
         <w:rPr>
-          <w:rFonts w:hint="eastAsia"/>
+          <w:rFonts w:hint="eastAsia" w:eastAsia="黑体"/>
         </w:rPr>
         <w:t xml:space="preserve">输出电压（N</w:t>
       </w:r>
       <w:r>
+        <w:rPr>
+          <w:rFonts w:eastAsia="黑体"/>
+        </w:rPr>
         <w:t xml:space="preserve"> </w:t>
       </w:r>
       <w:r>
         <w:rPr>
-          <w:rFonts w:hint="eastAsia"/>
+          <w:rFonts w:hint="eastAsia" w:eastAsia="黑体"/>
         </w:rPr>
         <w:t xml:space="preserve">位）：</w:t>
       </w:r>
@@ -1581,11 +1727,14 @@
       </w:pPr>
       <w:r>
         <w:rPr>
-          <w:rFonts w:hint="eastAsia"/>
+          <w:rFonts w:hint="eastAsia" w:eastAsia="黑体"/>
         </w:rPr>
         <w:t xml:space="preserve">当</w:t>
       </w:r>
       <w:r>
+        <w:rPr>
+          <w:rFonts w:eastAsia="黑体"/>
+        </w:rPr>
         <w:t xml:space="preserve"> </w:t>
       </w:r>
       <m:oMath>
@@ -1612,11 +1761,14 @@
         </m:r>
       </m:oMath>
       <w:r>
+        <w:rPr>
+          <w:rFonts w:eastAsia="黑体"/>
+        </w:rPr>
         <w:t xml:space="preserve"> </w:t>
       </w:r>
       <w:r>
         <w:rPr>
-          <w:rFonts w:hint="eastAsia"/>
+          <w:rFonts w:hint="eastAsia" w:eastAsia="黑体"/>
         </w:rPr>
         <w:t xml:space="preserve">时：</w:t>
       </w:r>
@@ -1721,16 +1873,19 @@
       </w:pPr>
       <w:r>
         <w:rPr>
-          <w:rFonts w:hint="eastAsia"/>
+          <w:rFonts w:hint="eastAsia" w:eastAsia="黑体"/>
         </w:rPr>
         <w:t xml:space="preserve">第</w:t>
       </w:r>
       <w:r>
+        <w:rPr>
+          <w:rFonts w:eastAsia="黑体"/>
+        </w:rPr>
         <w:t xml:space="preserve"> k </w:t>
       </w:r>
       <w:r>
         <w:rPr>
-          <w:rFonts w:hint="eastAsia"/>
+          <w:rFonts w:hint="eastAsia" w:eastAsia="黑体"/>
         </w:rPr>
         <w:t xml:space="preserve">位电流：</w:t>
       </w:r>
@@ -1846,11 +2001,14 @@
         </w:numPr>
       </w:pPr>
       <w:r>
+        <w:rPr>
+          <w:rFonts w:eastAsia="黑体"/>
+        </w:rPr>
         <w:t xml:space="preserve">LSB </w:t>
       </w:r>
       <w:r>
         <w:rPr>
-          <w:rFonts w:hint="eastAsia"/>
+          <w:rFonts w:hint="eastAsia" w:eastAsia="黑体"/>
         </w:rPr>
         <w:t xml:space="preserve">电压（</w:t>
       </w:r>
@@ -1879,7 +2037,7 @@
       </m:oMath>
       <w:r>
         <w:rPr>
-          <w:rFonts w:hint="eastAsia"/>
+          <w:rFonts w:hint="eastAsia" w:eastAsia="黑体"/>
         </w:rPr>
         <w:t xml:space="preserve">）：</w:t>
       </w:r>
@@ -1991,7 +2149,7 @@
             </w:pPr>
             <w:r>
               <w:rPr>
-                <w:rFonts w:hint="eastAsia"/>
+                <w:rFonts w:hint="eastAsia" w:eastAsia="黑体"/>
               </w:rPr>
               <w:t xml:space="preserve">符号</w:t>
             </w:r>
@@ -2005,7 +2163,7 @@
             </w:pPr>
             <w:r>
               <w:rPr>
-                <w:rFonts w:hint="eastAsia"/>
+                <w:rFonts w:hint="eastAsia" w:eastAsia="黑体"/>
               </w:rPr>
               <w:t xml:space="preserve">含义</w:t>
             </w:r>
@@ -2019,7 +2177,7 @@
             </w:pPr>
             <w:r>
               <w:rPr>
-                <w:rFonts w:hint="eastAsia"/>
+                <w:rFonts w:hint="eastAsia" w:eastAsia="黑体"/>
               </w:rPr>
               <w:t xml:space="preserve">单位</w:t>
             </w:r>
@@ -2054,6 +2212,9 @@
               </m:sSub>
             </m:oMath>
             <w:r>
+              <w:rPr>
+                <w:rFonts w:eastAsia="黑体"/>
+              </w:rPr>
               <w:t xml:space="preserve">​</w:t>
             </w:r>
           </w:p>
@@ -2066,7 +2227,7 @@
             </w:pPr>
             <w:r>
               <w:rPr>
-                <w:rFonts w:hint="eastAsia"/>
+                <w:rFonts w:hint="eastAsia" w:eastAsia="黑体"/>
               </w:rPr>
               <w:t xml:space="preserve">输出电压</w:t>
             </w:r>
@@ -2079,6 +2240,9 @@
               <w:pStyle w:val="Compact"/>
             </w:pPr>
             <w:r>
+              <w:rPr>
+                <w:rFonts w:eastAsia="黑体"/>
+              </w:rPr>
               <w:t xml:space="preserve">V</w:t>
             </w:r>
           </w:p>
@@ -2112,6 +2276,9 @@
               </m:sSub>
             </m:oMath>
             <w:r>
+              <w:rPr>
+                <w:rFonts w:eastAsia="黑体"/>
+              </w:rPr>
               <w:t xml:space="preserve">​</w:t>
             </w:r>
           </w:p>
@@ -2124,7 +2291,7 @@
             </w:pPr>
             <w:r>
               <w:rPr>
-                <w:rFonts w:hint="eastAsia"/>
+                <w:rFonts w:hint="eastAsia" w:eastAsia="黑体"/>
               </w:rPr>
               <w:t xml:space="preserve">基准电压</w:t>
             </w:r>
@@ -2137,6 +2304,9 @@
               <w:pStyle w:val="Compact"/>
             </w:pPr>
             <w:r>
+              <w:rPr>
+                <w:rFonts w:eastAsia="黑体"/>
+              </w:rPr>
               <w:t xml:space="preserve">V</w:t>
             </w:r>
           </w:p>
@@ -2164,6 +2334,9 @@
               </m:sSub>
             </m:oMath>
             <w:r>
+              <w:rPr>
+                <w:rFonts w:eastAsia="黑体"/>
+              </w:rPr>
               <w:t xml:space="preserve">​</w:t>
             </w:r>
           </w:p>
@@ -2176,7 +2349,7 @@
             </w:pPr>
             <w:r>
               <w:rPr>
-                <w:rFonts w:hint="eastAsia"/>
+                <w:rFonts w:hint="eastAsia" w:eastAsia="黑体"/>
               </w:rPr>
               <w:t xml:space="preserve">反馈电阻</w:t>
             </w:r>
@@ -2189,6 +2362,9 @@
               <w:pStyle w:val="Compact"/>
             </w:pPr>
             <w:r>
+              <w:rPr>
+                <w:rFonts w:eastAsia="黑体"/>
+              </w:rPr>
               <w:t xml:space="preserve">Ω</w:t>
             </w:r>
           </w:p>
@@ -2207,6 +2383,9 @@
               </m:r>
             </m:oMath>
             <w:r>
+              <w:rPr>
+                <w:rFonts w:eastAsia="黑体"/>
+              </w:rPr>
               <w:t xml:space="preserve">​</w:t>
             </w:r>
           </w:p>
@@ -2219,7 +2398,7 @@
             </w:pPr>
             <w:r>
               <w:rPr>
-                <w:rFonts w:hint="eastAsia"/>
+                <w:rFonts w:hint="eastAsia" w:eastAsia="黑体"/>
               </w:rPr>
               <w:t xml:space="preserve">最小权电阻</w:t>
             </w:r>
@@ -2232,6 +2411,9 @@
               <w:pStyle w:val="Compact"/>
             </w:pPr>
             <w:r>
+              <w:rPr>
+                <w:rFonts w:eastAsia="黑体"/>
+              </w:rPr>
               <w:t xml:space="preserve">Ω</w:t>
             </w:r>
           </w:p>
@@ -2259,6 +2441,9 @@
               </m:sSub>
             </m:oMath>
             <w:r>
+              <w:rPr>
+                <w:rFonts w:eastAsia="黑体"/>
+              </w:rPr>
               <w:t xml:space="preserve">​</w:t>
             </w:r>
           </w:p>
@@ -2271,16 +2456,19 @@
             </w:pPr>
             <w:r>
               <w:rPr>
-                <w:rFonts w:hint="eastAsia"/>
+                <w:rFonts w:hint="eastAsia" w:eastAsia="黑体"/>
               </w:rPr>
               <w:t xml:space="preserve">第</w:t>
             </w:r>
             <w:r>
+              <w:rPr>
+                <w:rFonts w:eastAsia="黑体"/>
+              </w:rPr>
               <w:t xml:space="preserve"> k </w:t>
             </w:r>
             <w:r>
               <w:rPr>
-                <w:rFonts w:hint="eastAsia"/>
+                <w:rFonts w:hint="eastAsia" w:eastAsia="黑体"/>
               </w:rPr>
               <w:t xml:space="preserve">位（0/1）</w:t>
             </w:r>
@@ -2293,6 +2481,9 @@
               <w:pStyle w:val="Compact"/>
             </w:pPr>
             <w:r>
+              <w:rPr>
+                <w:rFonts w:eastAsia="黑体"/>
+              </w:rPr>
               <w:t xml:space="preserve">—</w:t>
             </w:r>
           </w:p>
@@ -2311,6 +2502,9 @@
               </m:r>
             </m:oMath>
             <w:r>
+              <w:rPr>
+                <w:rFonts w:eastAsia="黑体"/>
+              </w:rPr>
               <w:t xml:space="preserve">​</w:t>
             </w:r>
           </w:p>
@@ -2323,7 +2517,7 @@
             </w:pPr>
             <w:r>
               <w:rPr>
-                <w:rFonts w:hint="eastAsia"/>
+                <w:rFonts w:hint="eastAsia" w:eastAsia="黑体"/>
               </w:rPr>
               <w:t xml:space="preserve">数字码</w:t>
             </w:r>
@@ -2336,6 +2530,9 @@
               <w:pStyle w:val="Compact"/>
             </w:pPr>
             <w:r>
+              <w:rPr>
+                <w:rFonts w:eastAsia="黑体"/>
+              </w:rPr>
               <w:t xml:space="preserve">—</w:t>
             </w:r>
           </w:p>
@@ -2354,6 +2551,9 @@
               </m:r>
             </m:oMath>
             <w:r>
+              <w:rPr>
+                <w:rFonts w:eastAsia="黑体"/>
+              </w:rPr>
               <w:t xml:space="preserve">​</w:t>
             </w:r>
           </w:p>
@@ -2366,7 +2566,7 @@
             </w:pPr>
             <w:r>
               <w:rPr>
-                <w:rFonts w:hint="eastAsia"/>
+                <w:rFonts w:hint="eastAsia" w:eastAsia="黑体"/>
               </w:rPr>
               <w:t xml:space="preserve">位数</w:t>
             </w:r>
@@ -2379,6 +2579,9 @@
               <w:pStyle w:val="Compact"/>
             </w:pPr>
             <w:r>
+              <w:rPr>
+                <w:rFonts w:eastAsia="黑体"/>
+              </w:rPr>
               <w:t xml:space="preserve">bit</w:t>
             </w:r>
           </w:p>
@@ -2393,7 +2596,7 @@
       </w:pPr>
       <w:r>
         <w:rPr>
-          <w:rFonts w:hint="eastAsia"/>
+          <w:rFonts w:hint="eastAsia" w:eastAsia="黑体"/>
         </w:rPr>
         <w:t xml:space="preserve">元件调整影响</w:t>
       </w:r>
@@ -2408,7 +2611,7 @@
       </w:pPr>
       <w:r>
         <w:rPr>
-          <w:rFonts w:hint="eastAsia"/>
+          <w:rFonts w:hint="eastAsia" w:eastAsia="黑体"/>
           <w:b/>
           <w:bCs/>
         </w:rPr>
@@ -2416,6 +2619,7 @@
       </w:r>
       <w:r>
         <w:rPr>
+          <w:rFonts w:eastAsia="黑体"/>
           <w:b/>
           <w:bCs/>
         </w:rPr>
@@ -2437,6 +2641,7 @@
       </m:oMath>
       <w:r>
         <w:rPr>
+          <w:rFonts w:eastAsia="黑体"/>
           <w:b/>
           <w:bCs/>
         </w:rPr>
@@ -2444,21 +2649,27 @@
       </w:r>
       <w:r>
         <w:rPr>
-          <w:rFonts w:hint="eastAsia"/>
+          <w:rFonts w:hint="eastAsia" w:eastAsia="黑体"/>
           <w:b/>
           <w:bCs/>
         </w:rPr>
         <w:t xml:space="preserve">增大</w:t>
       </w:r>
       <w:r>
+        <w:rPr>
+          <w:rFonts w:eastAsia="黑体"/>
+        </w:rPr>
         <w:t xml:space="preserve"> </w:t>
       </w:r>
       <w:r>
+        <w:rPr>
+          <w:rFonts w:eastAsia="黑体"/>
+        </w:rPr>
         <w:t xml:space="preserve">→ </w:t>
       </w:r>
       <w:r>
         <w:rPr>
-          <w:rFonts w:hint="eastAsia"/>
+          <w:rFonts w:hint="eastAsia" w:eastAsia="黑体"/>
         </w:rPr>
         <w:t xml:space="preserve">输出幅度与满量程电压增大，但噪声与失调放大。</w:t>
       </w:r>
@@ -2473,7 +2684,7 @@
       </w:pPr>
       <w:r>
         <w:rPr>
-          <w:rFonts w:hint="eastAsia"/>
+          <w:rFonts w:hint="eastAsia" w:eastAsia="黑体"/>
           <w:b/>
           <w:bCs/>
         </w:rPr>
@@ -2481,6 +2692,7 @@
       </w:r>
       <w:r>
         <w:rPr>
+          <w:rFonts w:eastAsia="黑体"/>
           <w:b/>
           <w:bCs/>
         </w:rPr>
@@ -2488,21 +2700,27 @@
       </w:r>
       <w:r>
         <w:rPr>
-          <w:rFonts w:hint="eastAsia"/>
+          <w:rFonts w:hint="eastAsia" w:eastAsia="黑体"/>
           <w:b/>
           <w:bCs/>
         </w:rPr>
         <w:t xml:space="preserve">增大</w:t>
       </w:r>
       <w:r>
+        <w:rPr>
+          <w:rFonts w:eastAsia="黑体"/>
+        </w:rPr>
         <w:t xml:space="preserve"> </w:t>
       </w:r>
       <w:r>
+        <w:rPr>
+          <w:rFonts w:eastAsia="黑体"/>
+        </w:rPr>
         <w:t xml:space="preserve">→ </w:t>
       </w:r>
       <w:r>
         <w:rPr>
-          <w:rFonts w:hint="eastAsia"/>
+          <w:rFonts w:hint="eastAsia" w:eastAsia="黑体"/>
         </w:rPr>
         <w:t xml:space="preserve">输出电流减小、功耗降低，但速度变慢。</w:t>
       </w:r>
@@ -2517,7 +2735,7 @@
       </w:pPr>
       <w:r>
         <w:rPr>
-          <w:rFonts w:hint="eastAsia"/>
+          <w:rFonts w:hint="eastAsia" w:eastAsia="黑体"/>
           <w:b/>
           <w:bCs/>
         </w:rPr>
@@ -2525,6 +2743,7 @@
       </w:r>
       <w:r>
         <w:rPr>
+          <w:rFonts w:eastAsia="黑体"/>
           <w:b/>
           <w:bCs/>
         </w:rPr>
@@ -2532,25 +2751,34 @@
       </w:r>
       <w:r>
         <w:rPr>
-          <w:rFonts w:hint="eastAsia"/>
+          <w:rFonts w:hint="eastAsia" w:eastAsia="黑体"/>
           <w:b/>
           <w:bCs/>
         </w:rPr>
         <w:t xml:space="preserve">增多</w:t>
       </w:r>
       <w:r>
+        <w:rPr>
+          <w:rFonts w:eastAsia="黑体"/>
+        </w:rPr>
         <w:t xml:space="preserve"> </w:t>
       </w:r>
       <w:r>
+        <w:rPr>
+          <w:rFonts w:eastAsia="黑体"/>
+        </w:rPr>
         <w:t xml:space="preserve">→ </w:t>
       </w:r>
       <w:r>
         <w:rPr>
-          <w:rFonts w:hint="eastAsia"/>
+          <w:rFonts w:hint="eastAsia" w:eastAsia="黑体"/>
         </w:rPr>
         <w:t xml:space="preserve">分辨率提高，但最大/最小电阻比</w:t>
       </w:r>
       <w:r>
+        <w:rPr>
+          <w:rFonts w:eastAsia="黑体"/>
+        </w:rPr>
         <w:t xml:space="preserve"> </w:t>
       </w:r>
       <m:oMath>
@@ -2577,11 +2805,14 @@
         </m:sSup>
       </m:oMath>
       <w:r>
+        <w:rPr>
+          <w:rFonts w:eastAsia="黑体"/>
+        </w:rPr>
         <w:t xml:space="preserve"> </w:t>
       </w:r>
       <w:r>
         <w:rPr>
-          <w:rFonts w:hint="eastAsia"/>
+          <w:rFonts w:hint="eastAsia" w:eastAsia="黑体"/>
         </w:rPr>
         <w:t xml:space="preserve">急剧增大，难匹配。</w:t>
       </w:r>
@@ -2596,21 +2827,27 @@
       </w:pPr>
       <w:r>
         <w:rPr>
-          <w:rFonts w:hint="eastAsia"/>
+          <w:rFonts w:hint="eastAsia" w:eastAsia="黑体"/>
           <w:b/>
           <w:bCs/>
         </w:rPr>
         <w:t xml:space="preserve">权电阻失配增大</w:t>
       </w:r>
       <w:r>
+        <w:rPr>
+          <w:rFonts w:eastAsia="黑体"/>
+        </w:rPr>
         <w:t xml:space="preserve"> </w:t>
       </w:r>
       <w:r>
+        <w:rPr>
+          <w:rFonts w:eastAsia="黑体"/>
+        </w:rPr>
         <w:t xml:space="preserve">→ </w:t>
       </w:r>
       <w:r>
         <w:rPr>
-          <w:rFonts w:hint="eastAsia"/>
+          <w:rFonts w:hint="eastAsia" w:eastAsia="黑体"/>
         </w:rPr>
         <w:t xml:space="preserve">线性度（INL/DNL）变差。</w:t>
       </w:r>
@@ -2623,7 +2860,7 @@
       </w:pPr>
       <w:r>
         <w:rPr>
-          <w:rFonts w:hint="eastAsia"/>
+          <w:rFonts w:hint="eastAsia" w:eastAsia="黑体"/>
         </w:rPr>
         <w:t xml:space="preserve">典型参数示例</w:t>
       </w:r>
@@ -2638,11 +2875,14 @@
       </w:pPr>
       <w:r>
         <w:rPr>
-          <w:rFonts w:hint="eastAsia"/>
+          <w:rFonts w:hint="eastAsia" w:eastAsia="黑体"/>
         </w:rPr>
         <w:t xml:space="preserve">取</w:t>
       </w:r>
       <w:r>
+        <w:rPr>
+          <w:rFonts w:eastAsia="黑体"/>
+        </w:rPr>
         <w:t xml:space="preserve"> </w:t>
       </w:r>
       <m:oMath>
@@ -2670,6 +2910,9 @@
         </m:r>
       </m:oMath>
       <w:r>
+        <w:rPr>
+          <w:rFonts w:eastAsia="黑体"/>
+        </w:rPr>
         <w:t xml:space="preserve">、</w:t>
       </w:r>
       <m:oMath>
@@ -2706,6 +2949,9 @@
         </m:r>
       </m:oMath>
       <w:r>
+        <w:rPr>
+          <w:rFonts w:eastAsia="黑体"/>
+        </w:rPr>
         <w:t xml:space="preserve">、</w:t>
       </w:r>
       <m:oMath>
@@ -2748,6 +2994,9 @@
         </m:r>
       </m:oMath>
       <w:r>
+        <w:rPr>
+          <w:rFonts w:eastAsia="黑体"/>
+        </w:rPr>
         <w:t xml:space="preserve">、</w:t>
       </w:r>
       <m:oMath>
@@ -2765,6 +3014,9 @@
         </m:r>
       </m:oMath>
       <w:r>
+        <w:rPr>
+          <w:rFonts w:eastAsia="黑体"/>
+        </w:rPr>
         <w:t xml:space="preserve">、</w:t>
       </w:r>
       <m:oMath>
@@ -2801,7 +3053,7 @@
       </m:oMath>
       <w:r>
         <w:rPr>
-          <w:rFonts w:hint="eastAsia"/>
+          <w:rFonts w:hint="eastAsia" w:eastAsia="黑体"/>
         </w:rPr>
         <w:t xml:space="preserve">：</w:t>
       </w:r>
@@ -2887,6 +3139,9 @@
         </m:r>
       </m:oMath>
       <w:r>
+        <w:rPr>
+          <w:rFonts w:eastAsia="黑体"/>
+        </w:rPr>
         <w:t xml:space="preserve">。</w:t>
       </w:r>
     </w:p>
@@ -2900,11 +3155,14 @@
       </w:pPr>
       <w:r>
         <w:rPr>
-          <w:rFonts w:hint="eastAsia"/>
+          <w:rFonts w:hint="eastAsia" w:eastAsia="黑体"/>
         </w:rPr>
         <w:t xml:space="preserve">满量程</w:t>
       </w:r>
       <w:r>
+        <w:rPr>
+          <w:rFonts w:eastAsia="黑体"/>
+        </w:rPr>
         <w:t xml:space="preserve"> </w:t>
       </w:r>
       <m:oMath>
@@ -2923,7 +3181,7 @@
       </m:oMath>
       <w:r>
         <w:rPr>
-          <w:rFonts w:hint="eastAsia"/>
+          <w:rFonts w:hint="eastAsia" w:eastAsia="黑体"/>
         </w:rPr>
         <w:t xml:space="preserve">：</w:t>
       </w:r>
@@ -3006,6 +3264,9 @@
         </m:r>
       </m:oMath>
       <w:r>
+        <w:rPr>
+          <w:rFonts w:eastAsia="黑体"/>
+        </w:rPr>
         <w:t xml:space="preserve">。</w:t>
       </w:r>
     </w:p>
@@ -3017,7 +3278,7 @@
       </w:pPr>
       <w:r>
         <w:rPr>
-          <w:rFonts w:hint="eastAsia"/>
+          <w:rFonts w:hint="eastAsia" w:eastAsia="黑体"/>
         </w:rPr>
         <w:t xml:space="preserve">常见器件型号</w:t>
       </w:r>
@@ -3032,7 +3293,7 @@
       </w:pPr>
       <w:r>
         <w:rPr>
-          <w:rFonts w:hint="eastAsia"/>
+          <w:rFonts w:hint="eastAsia" w:eastAsia="黑体"/>
         </w:rPr>
         <w:t xml:space="preserve">电阻：精密金属膜电阻（1%、0.1%）。</w:t>
       </w:r>
@@ -3047,16 +3308,19 @@
       </w:pPr>
       <w:r>
         <w:rPr>
-          <w:rFonts w:hint="eastAsia"/>
+          <w:rFonts w:hint="eastAsia" w:eastAsia="黑体"/>
         </w:rPr>
         <w:t xml:space="preserve">运放：OP07、OPA227</w:t>
       </w:r>
       <w:r>
+        <w:rPr>
+          <w:rFonts w:eastAsia="黑体"/>
+        </w:rPr>
         <w:t xml:space="preserve"> </w:t>
       </w:r>
       <w:r>
         <w:rPr>
-          <w:rFonts w:hint="eastAsia"/>
+          <w:rFonts w:hint="eastAsia" w:eastAsia="黑体"/>
         </w:rPr>
         <w:t xml:space="preserve">等精密运放。</w:t>
       </w:r>
@@ -3071,25 +3335,31 @@
       </w:pPr>
       <w:r>
         <w:rPr>
-          <w:rFonts w:hint="eastAsia"/>
+          <w:rFonts w:hint="eastAsia" w:eastAsia="黑体"/>
         </w:rPr>
         <w:t xml:space="preserve">集成方案已少见，常用</w:t>
       </w:r>
       <w:r>
+        <w:rPr>
+          <w:rFonts w:eastAsia="黑体"/>
+        </w:rPr>
         <w:t xml:space="preserve"> R-2R </w:t>
       </w:r>
       <w:r>
         <w:rPr>
-          <w:rFonts w:hint="eastAsia"/>
+          <w:rFonts w:hint="eastAsia" w:eastAsia="黑体"/>
         </w:rPr>
         <w:t xml:space="preserve">型代替（如</w:t>
       </w:r>
       <w:r>
+        <w:rPr>
+          <w:rFonts w:eastAsia="黑体"/>
+        </w:rPr>
         <w:t xml:space="preserve"> </w:t>
       </w:r>
       <w:r>
         <w:rPr>
-          <w:rFonts w:hint="eastAsia"/>
+          <w:rFonts w:hint="eastAsia" w:eastAsia="黑体"/>
         </w:rPr>
         <w:t xml:space="preserve">DAC0800、TLC7524）。</w:t>
       </w:r>
@@ -3102,7 +3372,7 @@
       </w:pPr>
       <w:r>
         <w:rPr>
-          <w:rFonts w:hint="eastAsia"/>
+          <w:rFonts w:hint="eastAsia" w:eastAsia="黑体"/>
         </w:rPr>
         <w:t xml:space="preserve">注意事项</w:t>
       </w:r>
@@ -3117,16 +3387,19 @@
       </w:pPr>
       <w:r>
         <w:rPr>
-          <w:rFonts w:hint="eastAsia"/>
+          <w:rFonts w:hint="eastAsia" w:eastAsia="黑体"/>
         </w:rPr>
         <w:t xml:space="preserve">阻值跨度随位数呈指数增长，N</w:t>
       </w:r>
       <w:r>
+        <w:rPr>
+          <w:rFonts w:eastAsia="黑体"/>
+        </w:rPr>
         <w:t xml:space="preserve"> </w:t>
       </w:r>
       <w:r>
         <w:rPr>
-          <w:rFonts w:hint="eastAsia"/>
+          <w:rFonts w:hint="eastAsia" w:eastAsia="黑体"/>
         </w:rPr>
         <w:t xml:space="preserve">大时最高位电阻极大，匹配与精度难以保证，实际很少用于高位数。</w:t>
       </w:r>
@@ -3141,7 +3414,7 @@
       </w:pPr>
       <w:r>
         <w:rPr>
-          <w:rFonts w:hint="eastAsia"/>
+          <w:rFonts w:hint="eastAsia" w:eastAsia="黑体"/>
         </w:rPr>
         <w:t xml:space="preserve">需精度电阻以保证二进制权重准确，否则产生明显非线性。</w:t>
       </w:r>
@@ -3156,7 +3429,7 @@
       </w:pPr>
       <w:r>
         <w:rPr>
-          <w:rFonts w:hint="eastAsia"/>
+          <w:rFonts w:hint="eastAsia" w:eastAsia="黑体"/>
         </w:rPr>
         <w:t xml:space="preserve">输出为反相，需正相输出时加一级反相缓冲。</w:t>
       </w:r>
@@ -3169,7 +3442,7 @@
       </w:pPr>
       <w:r>
         <w:rPr>
-          <w:rFonts w:hint="eastAsia"/>
+          <w:rFonts w:hint="eastAsia" w:eastAsia="黑体"/>
         </w:rPr>
         <w:t xml:space="preserve">参考资料</w:t>
       </w:r>
@@ -3183,6 +3456,9 @@
         </w:numPr>
       </w:pPr>
       <w:r>
+        <w:rPr>
+          <w:rFonts w:eastAsia="黑体"/>
+        </w:rPr>
         <w:t xml:space="preserve">Wikipedia: Digital-to-analog converter。</w:t>
       </w:r>
     </w:p>
@@ -3196,7 +3472,7 @@
       </w:pPr>
       <w:r>
         <w:rPr>
-          <w:rFonts w:hint="eastAsia"/>
+          <w:rFonts w:hint="eastAsia" w:eastAsia="黑体"/>
         </w:rPr>
         <w:t xml:space="preserve">《模拟电子技术基础》（童诗白、华成英）。</w:t>
       </w:r>
@@ -3210,11 +3486,11 @@
       </w:pPr>
       <w:r>
         <w:rPr>
-          <w:rFonts w:ascii="Times New Roman" w:hAnsi="Times New Roman"/>
+          <w:rFonts w:ascii="Times New Roman" w:hAnsi="Times New Roman" w:eastAsia="黑体"/>
           <w:color w:val="555555"/>
           <w:sz w:val="21"/>
         </w:rPr>
-        <w:t>材料收集者：杜文杰</w:t>
+        <w:t>材料收集者：杜文杰，WX手机：19519196569，QQ:3478827729</w:t>
       </w:r>
     </w:p>
     <w:sectPr>
@@ -3234,7 +3510,7 @@
 </file>
 
 <file path=word/footer1.xml><?xml version="1.0" encoding="utf-8"?>
-<w:ftr xmlns:m="http://schemas.openxmlformats.org/officeDocument/2006/math" xmlns:mc="http://schemas.openxmlformats.org/markup-compatibility/2006" xmlns:mo="http://schemas.microsoft.com/office/mac/office/2008/main" xmlns:mv="urn:schemas-microsoft-com:mac:vml" xmlns:o="urn:schemas-microsoft-com:office:office" xmlns:r="http://schemas.openxmlformats.org/officeDocument/2006/relationships" xmlns:v="urn:schemas-microsoft-com:vml" xmlns:w10="urn:schemas-microsoft-com:office:word" xmlns:w14="http://schemas.microsoft.com/office/word/2010/wordml" xmlns:w="http://schemas.openxmlformats.org/wordprocessingml/2006/main" xmlns:wne="http://schemas.microsoft.com/office/word/2006/wordml" xmlns:wp14="http://schemas.microsoft.com/office/word/2010/wordprocessingDrawing" xmlns:wp="http://schemas.openxmlformats.org/drawingml/2006/wordprocessingDrawing" xmlns:wpc="http://schemas.microsoft.com/office/word/2010/wordprocessingCanvas" xmlns:wpg="http://schemas.microsoft.com/office/word/2010/wordprocessingGroup" xmlns:wpi="http://schemas.microsoft.com/office/word/2010/wordprocessingInk" xmlns:wps="http://schemas.microsoft.com/office/word/2010/wordprocessingShape" mc:Ignorable="w14 wp14">
+<w:ftr xmlns:mc="http://schemas.openxmlformats.org/markup-compatibility/2006" xmlns:w="http://schemas.openxmlformats.org/wordprocessingml/2006/main" xmlns:m="http://schemas.openxmlformats.org/officeDocument/2006/math" xmlns:mo="http://schemas.microsoft.com/office/mac/office/2008/main" xmlns:mv="urn:schemas-microsoft-com:mac:vml" xmlns:o="urn:schemas-microsoft-com:office:office" xmlns:r="http://schemas.openxmlformats.org/officeDocument/2006/relationships" xmlns:v="urn:schemas-microsoft-com:vml" xmlns:w10="urn:schemas-microsoft-com:office:word" xmlns:w14="http://schemas.microsoft.com/office/word/2010/wordml" xmlns:wne="http://schemas.microsoft.com/office/word/2006/wordml" xmlns:wp14="http://schemas.microsoft.com/office/word/2010/wordprocessingDrawing" xmlns:wp="http://schemas.openxmlformats.org/drawingml/2006/wordprocessingDrawing" xmlns:wpc="http://schemas.microsoft.com/office/word/2010/wordprocessingCanvas" xmlns:wpg="http://schemas.microsoft.com/office/word/2010/wordprocessingGroup" xmlns:wpi="http://schemas.microsoft.com/office/word/2010/wordprocessingInk" xmlns:wps="http://schemas.microsoft.com/office/word/2010/wordprocessingShape" mc:Ignorable="w14 wp14">
   <w:p>
     <w:pPr>
       <w:pStyle w:val="Footer"/>
@@ -3242,12 +3518,14 @@
     </w:pPr>
     <w:r>
       <w:rPr>
+        <w:rFonts w:eastAsia="黑体"/>
         <w:sz w:val="18"/>
       </w:rPr>
       <w:t xml:space="preserve">第 </w:t>
     </w:r>
     <w:r>
       <w:rPr>
+        <w:rFonts w:eastAsia="黑体"/>
         <w:sz w:val="18"/>
       </w:rPr>
       <w:fldChar w:fldCharType="begin"/>
@@ -3256,6 +3534,7 @@
     </w:r>
     <w:r>
       <w:rPr>
+        <w:rFonts w:eastAsia="黑体"/>
         <w:sz w:val="18"/>
       </w:rPr>
       <w:t xml:space="preserve"> 页</w:t>
@@ -3269,6 +3548,9 @@
   <w:footnote w:type="continuationSeparator" w:id="0">
     <w:p>
       <w:r>
+        <w:rPr>
+          <w:rFonts w:eastAsia="黑体"/>
+        </w:rPr>
         <w:continuationSeparator/>
       </w:r>
     </w:p>
@@ -3276,6 +3558,9 @@
   <w:footnote w:type="separator" w:id="-1">
     <w:p>
       <w:r>
+        <w:rPr>
+          <w:rFonts w:eastAsia="黑体"/>
+        </w:rPr>
         <w:separator/>
       </w:r>
     </w:p>
@@ -3284,7 +3569,7 @@
 </file>
 
 <file path=word/header1.xml><?xml version="1.0" encoding="utf-8"?>
-<w:hdr xmlns:m="http://schemas.openxmlformats.org/officeDocument/2006/math" xmlns:mc="http://schemas.openxmlformats.org/markup-compatibility/2006" xmlns:mo="http://schemas.microsoft.com/office/mac/office/2008/main" xmlns:mv="urn:schemas-microsoft-com:mac:vml" xmlns:o="urn:schemas-microsoft-com:office:office" xmlns:r="http://schemas.openxmlformats.org/officeDocument/2006/relationships" xmlns:v="urn:schemas-microsoft-com:vml" xmlns:w10="urn:schemas-microsoft-com:office:word" xmlns:w14="http://schemas.microsoft.com/office/word/2010/wordml" xmlns:w="http://schemas.openxmlformats.org/wordprocessingml/2006/main" xmlns:wne="http://schemas.microsoft.com/office/word/2006/wordml" xmlns:wp14="http://schemas.microsoft.com/office/word/2010/wordprocessingDrawing" xmlns:wp="http://schemas.openxmlformats.org/drawingml/2006/wordprocessingDrawing" xmlns:wpc="http://schemas.microsoft.com/office/word/2010/wordprocessingCanvas" xmlns:wpg="http://schemas.microsoft.com/office/word/2010/wordprocessingGroup" xmlns:wpi="http://schemas.microsoft.com/office/word/2010/wordprocessingInk" xmlns:wps="http://schemas.microsoft.com/office/word/2010/wordprocessingShape" mc:Ignorable="w14 wp14">
+<w:hdr xmlns:mc="http://schemas.openxmlformats.org/markup-compatibility/2006" xmlns:w="http://schemas.openxmlformats.org/wordprocessingml/2006/main" xmlns:m="http://schemas.openxmlformats.org/officeDocument/2006/math" xmlns:mo="http://schemas.microsoft.com/office/mac/office/2008/main" xmlns:mv="urn:schemas-microsoft-com:mac:vml" xmlns:o="urn:schemas-microsoft-com:office:office" xmlns:r="http://schemas.openxmlformats.org/officeDocument/2006/relationships" xmlns:v="urn:schemas-microsoft-com:vml" xmlns:w10="urn:schemas-microsoft-com:office:word" xmlns:w14="http://schemas.microsoft.com/office/word/2010/wordml" xmlns:wne="http://schemas.microsoft.com/office/word/2006/wordml" xmlns:wp14="http://schemas.microsoft.com/office/word/2010/wordprocessingDrawing" xmlns:wp="http://schemas.openxmlformats.org/drawingml/2006/wordprocessingDrawing" xmlns:wpc="http://schemas.microsoft.com/office/word/2010/wordprocessingCanvas" xmlns:wpg="http://schemas.microsoft.com/office/word/2010/wordprocessingGroup" xmlns:wpi="http://schemas.microsoft.com/office/word/2010/wordprocessingInk" xmlns:wps="http://schemas.microsoft.com/office/word/2010/wordprocessingShape" mc:Ignorable="w14 wp14">
   <w:p>
     <w:pPr>
       <w:pStyle w:val="Header"/>
@@ -3292,7 +3577,7 @@
     </w:pPr>
     <w:r>
       <w:rPr>
-        <w:rFonts w:ascii="Times New Roman" w:hAnsi="Times New Roman"/>
+        <w:rFonts w:ascii="Times New Roman" w:hAnsi="Times New Roman" w:eastAsia="黑体"/>
         <w:sz w:val="18"/>
         <w:rFonts w:eastAsia="黑体"/>
         <w:rFonts w:eastAsia="黑体"/>
@@ -3304,7 +3589,7 @@
 </file>
 
 <file path=word/numbering.xml><?xml version="1.0" encoding="utf-8"?>
-<w:numbering xmlns:m="http://schemas.openxmlformats.org/officeDocument/2006/math" xmlns:mc="http://schemas.openxmlformats.org/markup-compatibility/2006" xmlns:mo="http://schemas.microsoft.com/office/mac/office/2008/main" xmlns:mv="urn:schemas-microsoft-com:mac:vml" xmlns:o="urn:schemas-microsoft-com:office:office" xmlns:r="http://schemas.openxmlformats.org/officeDocument/2006/relationships" xmlns:v="urn:schemas-microsoft-com:vml" xmlns:w="http://schemas.openxmlformats.org/wordprocessingml/2006/main" xmlns:w10="urn:schemas-microsoft-com:office:word" xmlns:w14="http://schemas.microsoft.com/office/word/2010/wordml" xmlns:wne="http://schemas.microsoft.com/office/word/2006/wordml" xmlns:wp="http://schemas.openxmlformats.org/drawingml/2006/wordprocessingDrawing" xmlns:wp14="http://schemas.microsoft.com/office/word/2010/wordprocessingDrawing" xmlns:wpc="http://schemas.microsoft.com/office/word/2010/wordprocessingCanvas" xmlns:wpg="http://schemas.microsoft.com/office/word/2010/wordprocessingGroup" xmlns:wpi="http://schemas.microsoft.com/office/word/2010/wordprocessingInk" xmlns:wps="http://schemas.microsoft.com/office/word/2010/wordprocessingShape" mc:Ignorable="w14 wp14">
+<w:numbering xmlns:mc="http://schemas.openxmlformats.org/markup-compatibility/2006" xmlns:w="http://schemas.openxmlformats.org/wordprocessingml/2006/main" xmlns:m="http://schemas.openxmlformats.org/officeDocument/2006/math" xmlns:mo="http://schemas.microsoft.com/office/mac/office/2008/main" xmlns:mv="urn:schemas-microsoft-com:mac:vml" xmlns:o="urn:schemas-microsoft-com:office:office" xmlns:r="http://schemas.openxmlformats.org/officeDocument/2006/relationships" xmlns:v="urn:schemas-microsoft-com:vml" xmlns:w10="urn:schemas-microsoft-com:office:word" xmlns:w14="http://schemas.microsoft.com/office/word/2010/wordml" xmlns:wne="http://schemas.microsoft.com/office/word/2006/wordml" xmlns:wp="http://schemas.openxmlformats.org/drawingml/2006/wordprocessingDrawing" xmlns:wp14="http://schemas.microsoft.com/office/word/2010/wordprocessingDrawing" xmlns:wpc="http://schemas.microsoft.com/office/word/2010/wordprocessingCanvas" xmlns:wpg="http://schemas.microsoft.com/office/word/2010/wordprocessingGroup" xmlns:wpi="http://schemas.microsoft.com/office/word/2010/wordprocessingInk" xmlns:wps="http://schemas.microsoft.com/office/word/2010/wordprocessingShape" mc:Ignorable="w14 wp14">
   <w:abstractNum w:abstractNumId="0">
     <w:nsid w:val="FFFFFF7C"/>
     <w:multiLevelType w:val="singleLevel"/>
@@ -3391,7 +3676,7 @@
         <w:ind w:hanging="360" w:left="1440"/>
       </w:pPr>
       <w:rPr>
-        <w:rFonts w:ascii="Symbol" w:hAnsi="Symbol" w:hint="default"/>
+        <w:rFonts w:ascii="Symbol" w:hAnsi="Symbol" w:hint="default" w:eastAsia="黑体"/>
       </w:rPr>
     </w:lvl>
   </w:abstractNum>
@@ -3412,7 +3697,7 @@
         <w:ind w:hanging="360" w:left="1080"/>
       </w:pPr>
       <w:rPr>
-        <w:rFonts w:ascii="Symbol" w:hAnsi="Symbol" w:hint="default"/>
+        <w:rFonts w:ascii="Symbol" w:hAnsi="Symbol" w:hint="default" w:eastAsia="黑体"/>
       </w:rPr>
     </w:lvl>
   </w:abstractNum>
@@ -3433,7 +3718,7 @@
         <w:ind w:hanging="360" w:left="720"/>
       </w:pPr>
       <w:rPr>
-        <w:rFonts w:ascii="Symbol" w:hAnsi="Symbol" w:hint="default"/>
+        <w:rFonts w:ascii="Symbol" w:hAnsi="Symbol" w:hint="default" w:eastAsia="黑体"/>
       </w:rPr>
     </w:lvl>
   </w:abstractNum>
@@ -3472,7 +3757,7 @@
         <w:ind w:hanging="360" w:left="360"/>
       </w:pPr>
       <w:rPr>
-        <w:rFonts w:ascii="Symbol" w:hAnsi="Symbol" w:hint="default"/>
+        <w:rFonts w:ascii="Symbol" w:hAnsi="Symbol" w:hint="default" w:eastAsia="黑体"/>
       </w:rPr>
     </w:lvl>
   </w:abstractNum>
@@ -3563,7 +3848,7 @@
         <w:ind w:left="720" w:hanging="360"/>
       </w:pPr>
       <w:rPr>
-        <w:rFonts w:ascii="Symbol" w:hAnsi="Symbol" w:cs="Symbol" w:hint="default"/>
+        <w:rFonts w:ascii="Symbol" w:hAnsi="Symbol" w:cs="Symbol" w:hint="default" w:eastAsia="黑体"/>
       </w:rPr>
     </w:lvl>
     <w:lvl w:ilvl="1">
@@ -3574,7 +3859,7 @@
         <w:ind w:left="1440" w:hanging="360"/>
       </w:pPr>
       <w:rPr>
-        <w:rFonts w:ascii="Courier New" w:hAnsi="Courier New" w:cs="Courier New" w:hint="default"/>
+        <w:rFonts w:ascii="Courier New" w:hAnsi="Courier New" w:cs="Courier New" w:hint="default" w:eastAsia="黑体"/>
       </w:rPr>
     </w:lvl>
     <w:lvl w:ilvl="2">
@@ -3585,7 +3870,7 @@
         <w:ind w:left="2160" w:hanging="360"/>
       </w:pPr>
       <w:rPr>
-        <w:rFonts w:ascii="Wingdings" w:hAnsi="Wingdings" w:cs="Wingdings" w:hint="default"/>
+        <w:rFonts w:ascii="Wingdings" w:hAnsi="Wingdings" w:cs="Wingdings" w:hint="default" w:eastAsia="黑体"/>
       </w:rPr>
     </w:lvl>
     <w:lvl w:ilvl="3">
@@ -3596,7 +3881,7 @@
         <w:ind w:left="2880" w:hanging="360"/>
       </w:pPr>
       <w:rPr>
-        <w:rFonts w:ascii="Symbol" w:hAnsi="Symbol" w:cs="Symbol" w:hint="default"/>
+        <w:rFonts w:ascii="Symbol" w:hAnsi="Symbol" w:cs="Symbol" w:hint="default" w:eastAsia="黑体"/>
       </w:rPr>
     </w:lvl>
     <w:lvl w:ilvl="4">
@@ -3607,7 +3892,7 @@
         <w:ind w:left="3600" w:hanging="360"/>
       </w:pPr>
       <w:rPr>
-        <w:rFonts w:ascii="Courier New" w:hAnsi="Courier New" w:cs="Courier New" w:hint="default"/>
+        <w:rFonts w:ascii="Courier New" w:hAnsi="Courier New" w:cs="Courier New" w:hint="default" w:eastAsia="黑体"/>
       </w:rPr>
     </w:lvl>
     <w:lvl w:ilvl="5">
@@ -3618,7 +3903,7 @@
         <w:ind w:left="4320" w:hanging="360"/>
       </w:pPr>
       <w:rPr>
-        <w:rFonts w:ascii="Wingdings" w:hAnsi="Wingdings" w:cs="Wingdings" w:hint="default"/>
+        <w:rFonts w:ascii="Wingdings" w:hAnsi="Wingdings" w:cs="Wingdings" w:hint="default" w:eastAsia="黑体"/>
       </w:rPr>
     </w:lvl>
     <w:lvl w:ilvl="6">
@@ -3629,7 +3914,7 @@
         <w:ind w:left="5040" w:hanging="360"/>
       </w:pPr>
       <w:rPr>
-        <w:rFonts w:ascii="Symbol" w:hAnsi="Symbol" w:cs="Symbol" w:hint="default"/>
+        <w:rFonts w:ascii="Symbol" w:hAnsi="Symbol" w:cs="Symbol" w:hint="default" w:eastAsia="黑体"/>
       </w:rPr>
     </w:lvl>
     <w:lvl w:ilvl="7">
@@ -3640,7 +3925,7 @@
         <w:ind w:left="5760" w:hanging="360"/>
       </w:pPr>
       <w:rPr>
-        <w:rFonts w:ascii="Courier New" w:hAnsi="Courier New" w:cs="Courier New" w:hint="default"/>
+        <w:rFonts w:ascii="Courier New" w:hAnsi="Courier New" w:cs="Courier New" w:hint="default" w:eastAsia="黑体"/>
       </w:rPr>
     </w:lvl>
     <w:lvl w:ilvl="8">
@@ -3651,7 +3936,7 @@
         <w:ind w:left="6480" w:hanging="360"/>
       </w:pPr>
       <w:rPr>
-        <w:rFonts w:ascii="Wingdings" w:hAnsi="Wingdings" w:cs="Wingdings" w:hint="default"/>
+        <w:rFonts w:ascii="Wingdings" w:hAnsi="Wingdings" w:cs="Wingdings" w:hint="default" w:eastAsia="黑体"/>
       </w:rPr>
     </w:lvl>
   </w:abstractNum>
@@ -3707,11 +3992,11 @@
 </file>
 
 <file path=word/styles.xml><?xml version="1.0" encoding="utf-8"?>
-<w:styles xmlns:mc="http://schemas.openxmlformats.org/markup-compatibility/2006" xmlns:r="http://schemas.openxmlformats.org/officeDocument/2006/relationships" xmlns:w="http://schemas.openxmlformats.org/wordprocessingml/2006/main" xmlns:w14="http://schemas.microsoft.com/office/word/2010/wordml" mc:Ignorable="w14">
+<w:styles xmlns:mc="http://schemas.openxmlformats.org/markup-compatibility/2006" xmlns:w="http://schemas.openxmlformats.org/wordprocessingml/2006/main" xmlns:r="http://schemas.openxmlformats.org/officeDocument/2006/relationships" xmlns:w14="http://schemas.microsoft.com/office/word/2010/wordml" mc:Ignorable="w14">
   <w:docDefaults>
     <w:rPrDefault>
       <w:rPr>
-        <w:rFonts w:asciiTheme="minorHAnsi" w:cstheme="minorBidi" w:eastAsiaTheme="minorEastAsia" w:hAnsiTheme="minorHAnsi"/>
+        <w:rFonts w:asciiTheme="minorHAnsi" w:cstheme="minorBidi" w:hAnsiTheme="minorHAnsi" w:eastAsia="黑体"/>
         <w:sz w:val="22"/>
         <w:szCs w:val="22"/>
         <w:lang w:bidi="ar-SA" w:eastAsia="en-US" w:val="en-US"/>
@@ -3933,7 +4218,7 @@
       <w:outlineLvl w:val="0"/>
     </w:pPr>
     <w:rPr>
-      <w:rFonts w:ascii="Times New Roman" w:asciiTheme="majorHAnsi" w:cstheme="majorBidi" w:eastAsia="黑体" w:eastAsiaTheme="majorEastAsia" w:hAnsi="Times New Roman" w:hAnsiTheme="majorHAnsi"/>
+      <w:rFonts w:ascii="Times New Roman" w:asciiTheme="majorHAnsi" w:cstheme="majorBidi" w:eastAsia="黑体" w:hAnsi="Times New Roman" w:hAnsiTheme="majorHAnsi"/>
       <w:b/>
       <w:bCs/>
       <w:color w:val="1F3864"/>
@@ -3957,7 +4242,7 @@
       <w:outlineLvl w:val="1"/>
     </w:pPr>
     <w:rPr>
-      <w:rFonts w:ascii="Times New Roman" w:asciiTheme="majorHAnsi" w:cstheme="majorBidi" w:eastAsia="黑体" w:eastAsiaTheme="majorEastAsia" w:hAnsi="Times New Roman" w:hAnsiTheme="majorHAnsi"/>
+      <w:rFonts w:ascii="Times New Roman" w:asciiTheme="majorHAnsi" w:cstheme="majorBidi" w:eastAsia="黑体" w:hAnsi="Times New Roman" w:hAnsiTheme="majorHAnsi"/>
       <w:b/>
       <w:bCs/>
       <w:color w:val="2E4E7E"/>
@@ -3981,7 +4266,7 @@
       <w:outlineLvl w:val="2"/>
     </w:pPr>
     <w:rPr>
-      <w:rFonts w:ascii="Times New Roman" w:asciiTheme="majorHAnsi" w:cstheme="majorBidi" w:eastAsia="黑体" w:eastAsiaTheme="majorEastAsia" w:hAnsi="Times New Roman" w:hAnsiTheme="majorHAnsi"/>
+      <w:rFonts w:ascii="Times New Roman" w:asciiTheme="majorHAnsi" w:cstheme="majorBidi" w:eastAsia="黑体" w:hAnsi="Times New Roman" w:hAnsiTheme="majorHAnsi"/>
       <w:b/>
       <w:bCs/>
       <w:color w:val="2E4E7E"/>
@@ -4005,7 +4290,7 @@
       <w:outlineLvl w:val="3"/>
     </w:pPr>
     <w:rPr>
-      <w:rFonts w:ascii="Times New Roman" w:asciiTheme="majorHAnsi" w:cstheme="majorBidi" w:eastAsia="黑体" w:eastAsiaTheme="majorEastAsia" w:hAnsi="Times New Roman" w:hAnsiTheme="majorHAnsi"/>
+      <w:rFonts w:ascii="Times New Roman" w:asciiTheme="majorHAnsi" w:cstheme="majorBidi" w:eastAsia="黑体" w:hAnsi="Times New Roman" w:hAnsiTheme="majorHAnsi"/>
       <w:b/>
       <w:bCs/>
       <w:i/>
@@ -4031,7 +4316,7 @@
       <w:outlineLvl w:val="4"/>
     </w:pPr>
     <w:rPr>
-      <w:rFonts w:ascii="Times New Roman" w:asciiTheme="majorHAnsi" w:cstheme="majorBidi" w:eastAsia="黑体" w:eastAsiaTheme="majorEastAsia" w:hAnsi="Times New Roman" w:hAnsiTheme="majorHAnsi"/>
+      <w:rFonts w:ascii="Times New Roman" w:asciiTheme="majorHAnsi" w:cstheme="majorBidi" w:eastAsia="黑体" w:hAnsi="Times New Roman" w:hAnsiTheme="majorHAnsi"/>
       <w:b/>
       <w:color w:val="333333"/>
       <w:sz w:val="22"/>
@@ -4054,7 +4339,7 @@
       <w:outlineLvl w:val="5"/>
     </w:pPr>
     <w:rPr>
-      <w:rFonts w:asciiTheme="majorHAnsi" w:cstheme="majorBidi" w:eastAsiaTheme="majorEastAsia" w:hAnsiTheme="majorHAnsi"/>
+      <w:rFonts w:asciiTheme="majorHAnsi" w:cstheme="majorBidi" w:hAnsiTheme="majorHAnsi" w:eastAsia="黑体"/>
       <w:i/>
       <w:iCs/>
       <w:color w:themeColor="accent1" w:themeShade="7F" w:val="243F60"/>
@@ -4077,7 +4362,7 @@
       <w:outlineLvl w:val="6"/>
     </w:pPr>
     <w:rPr>
-      <w:rFonts w:asciiTheme="majorHAnsi" w:cstheme="majorBidi" w:eastAsiaTheme="majorEastAsia" w:hAnsiTheme="majorHAnsi"/>
+      <w:rFonts w:asciiTheme="majorHAnsi" w:cstheme="majorBidi" w:hAnsiTheme="majorHAnsi" w:eastAsia="黑体"/>
       <w:i/>
       <w:iCs/>
       <w:color w:themeColor="text1" w:themeTint="BF" w:val="404040"/>
@@ -4100,7 +4385,7 @@
       <w:outlineLvl w:val="7"/>
     </w:pPr>
     <w:rPr>
-      <w:rFonts w:asciiTheme="majorHAnsi" w:cstheme="majorBidi" w:eastAsiaTheme="majorEastAsia" w:hAnsiTheme="majorHAnsi"/>
+      <w:rFonts w:asciiTheme="majorHAnsi" w:cstheme="majorBidi" w:hAnsiTheme="majorHAnsi" w:eastAsia="黑体"/>
       <w:color w:themeColor="accent1" w:val="4F81BD"/>
       <w:sz w:val="20"/>
       <w:szCs w:val="20"/>
@@ -4123,7 +4408,7 @@
       <w:outlineLvl w:val="8"/>
     </w:pPr>
     <w:rPr>
-      <w:rFonts w:asciiTheme="majorHAnsi" w:cstheme="majorBidi" w:eastAsiaTheme="majorEastAsia" w:hAnsiTheme="majorHAnsi"/>
+      <w:rFonts w:asciiTheme="majorHAnsi" w:cstheme="majorBidi" w:hAnsiTheme="majorHAnsi" w:eastAsia="黑体"/>
       <w:i/>
       <w:iCs/>
       <w:color w:themeColor="text1" w:themeTint="BF" w:val="404040"/>
@@ -4174,7 +4459,7 @@
     <w:uiPriority w:val="9"/>
     <w:rsid w:val="00FC693F"/>
     <w:rPr>
-      <w:rFonts w:asciiTheme="majorHAnsi" w:cstheme="majorBidi" w:eastAsiaTheme="majorEastAsia" w:hAnsiTheme="majorHAnsi"/>
+      <w:rFonts w:asciiTheme="majorHAnsi" w:cstheme="majorBidi" w:hAnsiTheme="majorHAnsi" w:eastAsia="黑体"/>
       <w:b/>
       <w:bCs/>
       <w:color w:themeColor="accent1" w:themeShade="BF" w:val="365F91"/>
@@ -4189,7 +4474,7 @@
     <w:uiPriority w:val="9"/>
     <w:rsid w:val="00FC693F"/>
     <w:rPr>
-      <w:rFonts w:asciiTheme="majorHAnsi" w:cstheme="majorBidi" w:eastAsiaTheme="majorEastAsia" w:hAnsiTheme="majorHAnsi"/>
+      <w:rFonts w:asciiTheme="majorHAnsi" w:cstheme="majorBidi" w:hAnsiTheme="majorHAnsi" w:eastAsia="黑体"/>
       <w:b/>
       <w:bCs/>
       <w:color w:themeColor="accent1" w:val="4F81BD"/>
@@ -4204,7 +4489,7 @@
     <w:uiPriority w:val="9"/>
     <w:rsid w:val="00FC693F"/>
     <w:rPr>
-      <w:rFonts w:asciiTheme="majorHAnsi" w:cstheme="majorBidi" w:eastAsiaTheme="majorEastAsia" w:hAnsiTheme="majorHAnsi"/>
+      <w:rFonts w:asciiTheme="majorHAnsi" w:cstheme="majorBidi" w:hAnsiTheme="majorHAnsi" w:eastAsia="黑体"/>
       <w:b/>
       <w:bCs/>
       <w:color w:themeColor="accent1" w:val="4F81BD"/>
@@ -4227,7 +4512,7 @@
       <w:contextualSpacing/>
     </w:pPr>
     <w:rPr>
-      <w:rFonts w:ascii="Times New Roman" w:asciiTheme="majorHAnsi" w:cstheme="majorBidi" w:eastAsia="黑体" w:eastAsiaTheme="majorEastAsia" w:hAnsi="Times New Roman" w:hAnsiTheme="majorHAnsi"/>
+      <w:rFonts w:ascii="Times New Roman" w:asciiTheme="majorHAnsi" w:cstheme="majorBidi" w:eastAsia="黑体" w:hAnsi="Times New Roman" w:hAnsiTheme="majorHAnsi"/>
       <w:b/>
       <w:color w:val="1F3864"/>
       <w:spacing w:val="5"/>
@@ -4243,7 +4528,7 @@
     <w:uiPriority w:val="10"/>
     <w:rsid w:val="00FC693F"/>
     <w:rPr>
-      <w:rFonts w:asciiTheme="majorHAnsi" w:cstheme="majorBidi" w:eastAsiaTheme="majorEastAsia" w:hAnsiTheme="majorHAnsi"/>
+      <w:rFonts w:asciiTheme="majorHAnsi" w:cstheme="majorBidi" w:hAnsiTheme="majorHAnsi" w:eastAsia="黑体"/>
       <w:color w:themeColor="text2" w:themeShade="BF" w:val="17365D"/>
       <w:spacing w:val="5"/>
       <w:kern w:val="28"/>
@@ -4265,7 +4550,7 @@
       </w:numPr>
     </w:pPr>
     <w:rPr>
-      <w:rFonts w:asciiTheme="majorHAnsi" w:cstheme="majorBidi" w:eastAsiaTheme="majorEastAsia" w:hAnsiTheme="majorHAnsi"/>
+      <w:rFonts w:asciiTheme="majorHAnsi" w:cstheme="majorBidi" w:hAnsiTheme="majorHAnsi" w:eastAsia="黑体"/>
       <w:i/>
       <w:iCs/>
       <w:color w:themeColor="accent1" w:val="4F81BD"/>
@@ -4281,7 +4566,7 @@
     <w:uiPriority w:val="11"/>
     <w:rsid w:val="00FC693F"/>
     <w:rPr>
-      <w:rFonts w:asciiTheme="majorHAnsi" w:cstheme="majorBidi" w:eastAsiaTheme="majorEastAsia" w:hAnsiTheme="majorHAnsi"/>
+      <w:rFonts w:asciiTheme="majorHAnsi" w:cstheme="majorBidi" w:hAnsiTheme="majorHAnsi" w:eastAsia="黑体"/>
       <w:i/>
       <w:iCs/>
       <w:color w:themeColor="accent1" w:val="4F81BD"/>
@@ -4348,6 +4633,7 @@
       <w:spacing w:after="120"/>
     </w:pPr>
     <w:rPr>
+      <w:rFonts w:eastAsia="黑体"/>
       <w:sz w:val="16"/>
       <w:szCs w:val="16"/>
     </w:rPr>
@@ -4359,6 +4645,7 @@
     <w:uiPriority w:val="99"/>
     <w:rsid w:val="00AA1D8D"/>
     <w:rPr>
+      <w:rFonts w:eastAsia="黑体"/>
       <w:sz w:val="16"/>
       <w:szCs w:val="16"/>
     </w:rPr>
@@ -4528,7 +4815,7 @@
       </w:tabs>
     </w:pPr>
     <w:rPr>
-      <w:rFonts w:ascii="Courier" w:hAnsi="Courier"/>
+      <w:rFonts w:ascii="Courier" w:hAnsi="Courier" w:eastAsia="黑体"/>
       <w:sz w:val="20"/>
       <w:szCs w:val="20"/>
     </w:rPr>
@@ -4540,7 +4827,7 @@
     <w:uiPriority w:val="99"/>
     <w:rsid w:val="0029639D"/>
     <w:rPr>
-      <w:rFonts w:ascii="Courier" w:hAnsi="Courier"/>
+      <w:rFonts w:ascii="Courier" w:hAnsi="Courier" w:eastAsia="黑体"/>
       <w:sz w:val="20"/>
       <w:szCs w:val="20"/>
     </w:rPr>
@@ -4576,6 +4863,7 @@
     <w:uiPriority w:val="29"/>
     <w:rsid w:val="00FC693F"/>
     <w:rPr>
+      <w:rFonts w:eastAsia="黑体"/>
       <w:i/>
       <w:iCs/>
       <w:color w:themeColor="text1" w:val="000000"/>
@@ -4589,7 +4877,7 @@
     <w:semiHidden/>
     <w:rsid w:val="00FC693F"/>
     <w:rPr>
-      <w:rFonts w:asciiTheme="majorHAnsi" w:cstheme="majorBidi" w:eastAsiaTheme="majorEastAsia" w:hAnsiTheme="majorHAnsi"/>
+      <w:rFonts w:asciiTheme="majorHAnsi" w:cstheme="majorBidi" w:hAnsiTheme="majorHAnsi" w:eastAsia="黑体"/>
       <w:b/>
       <w:bCs/>
       <w:i/>
@@ -4605,7 +4893,7 @@
     <w:semiHidden/>
     <w:rsid w:val="00FC693F"/>
     <w:rPr>
-      <w:rFonts w:asciiTheme="majorHAnsi" w:cstheme="majorBidi" w:eastAsiaTheme="majorEastAsia" w:hAnsiTheme="majorHAnsi"/>
+      <w:rFonts w:asciiTheme="majorHAnsi" w:cstheme="majorBidi" w:hAnsiTheme="majorHAnsi" w:eastAsia="黑体"/>
       <w:color w:themeColor="accent1" w:themeShade="7F" w:val="243F60"/>
     </w:rPr>
   </w:style>
@@ -4617,7 +4905,7 @@
     <w:semiHidden/>
     <w:rsid w:val="00FC693F"/>
     <w:rPr>
-      <w:rFonts w:asciiTheme="majorHAnsi" w:cstheme="majorBidi" w:eastAsiaTheme="majorEastAsia" w:hAnsiTheme="majorHAnsi"/>
+      <w:rFonts w:asciiTheme="majorHAnsi" w:cstheme="majorBidi" w:hAnsiTheme="majorHAnsi" w:eastAsia="黑体"/>
       <w:i/>
       <w:iCs/>
       <w:color w:themeColor="accent1" w:themeShade="7F" w:val="243F60"/>
@@ -4631,7 +4919,7 @@
     <w:semiHidden/>
     <w:rsid w:val="00FC693F"/>
     <w:rPr>
-      <w:rFonts w:asciiTheme="majorHAnsi" w:cstheme="majorBidi" w:eastAsiaTheme="majorEastAsia" w:hAnsiTheme="majorHAnsi"/>
+      <w:rFonts w:asciiTheme="majorHAnsi" w:cstheme="majorBidi" w:hAnsiTheme="majorHAnsi" w:eastAsia="黑体"/>
       <w:i/>
       <w:iCs/>
       <w:color w:themeColor="text1" w:themeTint="BF" w:val="404040"/>
@@ -4645,7 +4933,7 @@
     <w:semiHidden/>
     <w:rsid w:val="00FC693F"/>
     <w:rPr>
-      <w:rFonts w:asciiTheme="majorHAnsi" w:cstheme="majorBidi" w:eastAsiaTheme="majorEastAsia" w:hAnsiTheme="majorHAnsi"/>
+      <w:rFonts w:asciiTheme="majorHAnsi" w:cstheme="majorBidi" w:hAnsiTheme="majorHAnsi" w:eastAsia="黑体"/>
       <w:color w:themeColor="accent1" w:val="4F81BD"/>
       <w:sz w:val="20"/>
       <w:szCs w:val="20"/>
@@ -4659,7 +4947,7 @@
     <w:semiHidden/>
     <w:rsid w:val="00FC693F"/>
     <w:rPr>
-      <w:rFonts w:asciiTheme="majorHAnsi" w:cstheme="majorBidi" w:eastAsiaTheme="majorEastAsia" w:hAnsiTheme="majorHAnsi"/>
+      <w:rFonts w:asciiTheme="majorHAnsi" w:cstheme="majorBidi" w:hAnsiTheme="majorHAnsi" w:eastAsia="黑体"/>
       <w:i/>
       <w:iCs/>
       <w:color w:themeColor="text1" w:themeTint="BF" w:val="404040"/>
@@ -4680,6 +4968,7 @@
       <w:spacing w:line="240" w:lineRule="auto"/>
     </w:pPr>
     <w:rPr>
+      <w:rFonts w:eastAsia="黑体"/>
       <w:b/>
       <w:bCs/>
       <w:color w:themeColor="accent1" w:val="4F81BD"/>
@@ -4694,6 +4983,7 @@
     <w:qFormat/>
     <w:rsid w:val="00FC693F"/>
     <w:rPr>
+      <w:rFonts w:eastAsia="黑体"/>
       <w:b/>
       <w:bCs/>
     </w:rPr>
@@ -4705,6 +4995,7 @@
     <w:qFormat/>
     <w:rsid w:val="00FC693F"/>
     <w:rPr>
+      <w:rFonts w:eastAsia="黑体"/>
       <w:i/>
       <w:iCs/>
     </w:rPr>
@@ -4725,6 +5016,7 @@
       <w:ind w:left="936" w:right="936"/>
     </w:pPr>
     <w:rPr>
+      <w:rFonts w:eastAsia="黑体"/>
       <w:b/>
       <w:bCs/>
       <w:i/>
@@ -4739,6 +5031,7 @@
     <w:uiPriority w:val="30"/>
     <w:rsid w:val="00FC693F"/>
     <w:rPr>
+      <w:rFonts w:eastAsia="黑体"/>
       <w:b/>
       <w:bCs/>
       <w:i/>
@@ -4753,6 +5046,7 @@
     <w:qFormat/>
     <w:rsid w:val="00FC693F"/>
     <w:rPr>
+      <w:rFonts w:eastAsia="黑体"/>
       <w:i/>
       <w:iCs/>
       <w:color w:themeColor="text1" w:themeTint="7F" w:val="808080"/>
@@ -4765,6 +5059,7 @@
     <w:qFormat/>
     <w:rsid w:val="00FC693F"/>
     <w:rPr>
+      <w:rFonts w:eastAsia="黑体"/>
       <w:b/>
       <w:bCs/>
       <w:i/>
@@ -4779,6 +5074,7 @@
     <w:qFormat/>
     <w:rsid w:val="00FC693F"/>
     <w:rPr>
+      <w:rFonts w:eastAsia="黑体"/>
       <w:smallCaps/>
       <w:color w:themeColor="accent2" w:val="C0504D"/>
       <w:u w:val="single"/>
@@ -4791,6 +5087,7 @@
     <w:qFormat/>
     <w:rsid w:val="00FC693F"/>
     <w:rPr>
+      <w:rFonts w:eastAsia="黑体"/>
       <w:b/>
       <w:bCs/>
       <w:smallCaps/>
@@ -4806,6 +5103,7 @@
     <w:qFormat/>
     <w:rsid w:val="00FC693F"/>
     <w:rPr>
+      <w:rFonts w:eastAsia="黑体"/>
       <w:b/>
       <w:bCs/>
       <w:smallCaps/>
@@ -4860,6 +5158,7 @@
       <w:spacing w:after="0" w:line="240" w:lineRule="auto"/>
     </w:pPr>
     <w:rPr>
+      <w:rFonts w:eastAsia="黑体"/>
       <w:color w:themeColor="text1" w:themeShade="BF" w:val="000000"/>
     </w:rPr>
     <w:tblPr>
@@ -4882,6 +5181,7 @@
         <w:spacing w:after="0" w:before="0" w:line="240" w:lineRule="auto"/>
       </w:pPr>
       <w:rPr>
+        <w:rFonts w:eastAsia="黑体"/>
         <w:b/>
         <w:bCs/>
       </w:rPr>
@@ -4902,6 +5202,7 @@
         <w:spacing w:after="0" w:before="0" w:line="240" w:lineRule="auto"/>
       </w:pPr>
       <w:rPr>
+        <w:rFonts w:eastAsia="黑体"/>
         <w:b/>
         <w:bCs/>
       </w:rPr>
@@ -4919,12 +5220,14 @@
     </w:tblStylePr>
     <w:tblStylePr w:type="firstCol">
       <w:rPr>
+        <w:rFonts w:eastAsia="黑体"/>
         <w:b/>
         <w:bCs/>
       </w:rPr>
     </w:tblStylePr>
     <w:tblStylePr w:type="lastCol">
       <w:rPr>
+        <w:rFonts w:eastAsia="黑体"/>
         <w:b/>
         <w:bCs/>
       </w:rPr>
@@ -4963,6 +5266,7 @@
       <w:spacing w:after="0" w:line="240" w:lineRule="auto"/>
     </w:pPr>
     <w:rPr>
+      <w:rFonts w:eastAsia="黑体"/>
       <w:color w:themeColor="accent1" w:themeShade="BF" w:val="365F91"/>
     </w:rPr>
     <w:tblPr>
@@ -4985,6 +5289,7 @@
         <w:spacing w:after="0" w:before="0" w:line="240" w:lineRule="auto"/>
       </w:pPr>
       <w:rPr>
+        <w:rFonts w:eastAsia="黑体"/>
         <w:b/>
         <w:bCs/>
       </w:rPr>
@@ -5005,6 +5310,7 @@
         <w:spacing w:after="0" w:before="0" w:line="240" w:lineRule="auto"/>
       </w:pPr>
       <w:rPr>
+        <w:rFonts w:eastAsia="黑体"/>
         <w:b/>
         <w:bCs/>
       </w:rPr>
@@ -5022,12 +5328,14 @@
     </w:tblStylePr>
     <w:tblStylePr w:type="firstCol">
       <w:rPr>
+        <w:rFonts w:eastAsia="黑体"/>
         <w:b/>
         <w:bCs/>
       </w:rPr>
     </w:tblStylePr>
     <w:tblStylePr w:type="lastCol">
       <w:rPr>
+        <w:rFonts w:eastAsia="黑体"/>
         <w:b/>
         <w:bCs/>
       </w:rPr>
@@ -5066,6 +5374,7 @@
       <w:spacing w:after="0" w:line="240" w:lineRule="auto"/>
     </w:pPr>
     <w:rPr>
+      <w:rFonts w:eastAsia="黑体"/>
       <w:color w:themeColor="accent2" w:themeShade="BF" w:val="943634"/>
     </w:rPr>
     <w:tblPr>
@@ -5088,6 +5397,7 @@
         <w:spacing w:after="0" w:before="0" w:line="240" w:lineRule="auto"/>
       </w:pPr>
       <w:rPr>
+        <w:rFonts w:eastAsia="黑体"/>
         <w:b/>
         <w:bCs/>
       </w:rPr>
@@ -5108,6 +5418,7 @@
         <w:spacing w:after="0" w:before="0" w:line="240" w:lineRule="auto"/>
       </w:pPr>
       <w:rPr>
+        <w:rFonts w:eastAsia="黑体"/>
         <w:b/>
         <w:bCs/>
       </w:rPr>
@@ -5125,12 +5436,14 @@
     </w:tblStylePr>
     <w:tblStylePr w:type="firstCol">
       <w:rPr>
+        <w:rFonts w:eastAsia="黑体"/>
         <w:b/>
         <w:bCs/>
       </w:rPr>
     </w:tblStylePr>
     <w:tblStylePr w:type="lastCol">
       <w:rPr>
+        <w:rFonts w:eastAsia="黑体"/>
         <w:b/>
         <w:bCs/>
       </w:rPr>
@@ -5169,6 +5482,7 @@
       <w:spacing w:after="0" w:line="240" w:lineRule="auto"/>
     </w:pPr>
     <w:rPr>
+      <w:rFonts w:eastAsia="黑体"/>
       <w:color w:themeColor="accent3" w:themeShade="BF" w:val="76923C"/>
     </w:rPr>
     <w:tblPr>
@@ -5191,6 +5505,7 @@
         <w:spacing w:after="0" w:before="0" w:line="240" w:lineRule="auto"/>
       </w:pPr>
       <w:rPr>
+        <w:rFonts w:eastAsia="黑体"/>
         <w:b/>
         <w:bCs/>
       </w:rPr>
@@ -5211,6 +5526,7 @@
         <w:spacing w:after="0" w:before="0" w:line="240" w:lineRule="auto"/>
       </w:pPr>
       <w:rPr>
+        <w:rFonts w:eastAsia="黑体"/>
         <w:b/>
         <w:bCs/>
       </w:rPr>
@@ -5228,12 +5544,14 @@
     </w:tblStylePr>
     <w:tblStylePr w:type="firstCol">
       <w:rPr>
+        <w:rFonts w:eastAsia="黑体"/>
         <w:b/>
         <w:bCs/>
       </w:rPr>
     </w:tblStylePr>
     <w:tblStylePr w:type="lastCol">
       <w:rPr>
+        <w:rFonts w:eastAsia="黑体"/>
         <w:b/>
         <w:bCs/>
       </w:rPr>
@@ -5272,6 +5590,7 @@
       <w:spacing w:after="0" w:line="240" w:lineRule="auto"/>
     </w:pPr>
     <w:rPr>
+      <w:rFonts w:eastAsia="黑体"/>
       <w:color w:themeColor="accent4" w:themeShade="BF" w:val="5F497A"/>
     </w:rPr>
     <w:tblPr>
@@ -5294,6 +5613,7 @@
         <w:spacing w:after="0" w:before="0" w:line="240" w:lineRule="auto"/>
       </w:pPr>
       <w:rPr>
+        <w:rFonts w:eastAsia="黑体"/>
         <w:b/>
         <w:bCs/>
       </w:rPr>
@@ -5314,6 +5634,7 @@
         <w:spacing w:after="0" w:before="0" w:line="240" w:lineRule="auto"/>
       </w:pPr>
       <w:rPr>
+        <w:rFonts w:eastAsia="黑体"/>
         <w:b/>
         <w:bCs/>
       </w:rPr>
@@ -5331,12 +5652,14 @@
     </w:tblStylePr>
     <w:tblStylePr w:type="firstCol">
       <w:rPr>
+        <w:rFonts w:eastAsia="黑体"/>
         <w:b/>
         <w:bCs/>
       </w:rPr>
     </w:tblStylePr>
     <w:tblStylePr w:type="lastCol">
       <w:rPr>
+        <w:rFonts w:eastAsia="黑体"/>
         <w:b/>
         <w:bCs/>
       </w:rPr>
@@ -5375,6 +5698,7 @@
       <w:spacing w:after="0" w:line="240" w:lineRule="auto"/>
     </w:pPr>
     <w:rPr>
+      <w:rFonts w:eastAsia="黑体"/>
       <w:color w:themeColor="accent5" w:themeShade="BF" w:val="31849B"/>
     </w:rPr>
     <w:tblPr>
@@ -5397,6 +5721,7 @@
         <w:spacing w:after="0" w:before="0" w:line="240" w:lineRule="auto"/>
       </w:pPr>
       <w:rPr>
+        <w:rFonts w:eastAsia="黑体"/>
         <w:b/>
         <w:bCs/>
       </w:rPr>
@@ -5417,6 +5742,7 @@
         <w:spacing w:after="0" w:before="0" w:line="240" w:lineRule="auto"/>
       </w:pPr>
       <w:rPr>
+        <w:rFonts w:eastAsia="黑体"/>
         <w:b/>
         <w:bCs/>
       </w:rPr>
@@ -5434,12 +5760,14 @@
     </w:tblStylePr>
     <w:tblStylePr w:type="firstCol">
       <w:rPr>
+        <w:rFonts w:eastAsia="黑体"/>
         <w:b/>
         <w:bCs/>
       </w:rPr>
     </w:tblStylePr>
     <w:tblStylePr w:type="lastCol">
       <w:rPr>
+        <w:rFonts w:eastAsia="黑体"/>
         <w:b/>
         <w:bCs/>
       </w:rPr>
@@ -5478,6 +5806,7 @@
       <w:spacing w:after="0" w:line="240" w:lineRule="auto"/>
     </w:pPr>
     <w:rPr>
+      <w:rFonts w:eastAsia="黑体"/>
       <w:color w:themeColor="accent6" w:themeShade="BF" w:val="E36C0A"/>
     </w:rPr>
     <w:tblPr>
@@ -5500,6 +5829,7 @@
         <w:spacing w:after="0" w:before="0" w:line="240" w:lineRule="auto"/>
       </w:pPr>
       <w:rPr>
+        <w:rFonts w:eastAsia="黑体"/>
         <w:b/>
         <w:bCs/>
       </w:rPr>
@@ -5520,6 +5850,7 @@
         <w:spacing w:after="0" w:before="0" w:line="240" w:lineRule="auto"/>
       </w:pPr>
       <w:rPr>
+        <w:rFonts w:eastAsia="黑体"/>
         <w:b/>
         <w:bCs/>
       </w:rPr>
@@ -5537,12 +5868,14 @@
     </w:tblStylePr>
     <w:tblStylePr w:type="firstCol">
       <w:rPr>
+        <w:rFonts w:eastAsia="黑体"/>
         <w:b/>
         <w:bCs/>
       </w:rPr>
     </w:tblStylePr>
     <w:tblStylePr w:type="lastCol">
       <w:rPr>
+        <w:rFonts w:eastAsia="黑体"/>
         <w:b/>
         <w:bCs/>
       </w:rPr>
@@ -5602,6 +5935,7 @@
         <w:spacing w:after="0" w:before="0" w:line="240" w:lineRule="auto"/>
       </w:pPr>
       <w:rPr>
+        <w:rFonts w:eastAsia="黑体"/>
         <w:b/>
         <w:bCs/>
         <w:color w:themeColor="background1" w:val="FFFFFF"/>
@@ -5616,6 +5950,7 @@
         <w:spacing w:after="0" w:before="0" w:line="240" w:lineRule="auto"/>
       </w:pPr>
       <w:rPr>
+        <w:rFonts w:eastAsia="黑体"/>
         <w:b/>
         <w:bCs/>
       </w:rPr>
@@ -5631,12 +5966,14 @@
     </w:tblStylePr>
     <w:tblStylePr w:type="firstCol">
       <w:rPr>
+        <w:rFonts w:eastAsia="黑体"/>
         <w:b/>
         <w:bCs/>
       </w:rPr>
     </w:tblStylePr>
     <w:tblStylePr w:type="lastCol">
       <w:rPr>
+        <w:rFonts w:eastAsia="黑体"/>
         <w:b/>
         <w:bCs/>
       </w:rPr>
@@ -5694,6 +6031,7 @@
         <w:spacing w:after="0" w:before="0" w:line="240" w:lineRule="auto"/>
       </w:pPr>
       <w:rPr>
+        <w:rFonts w:eastAsia="黑体"/>
         <w:b/>
         <w:bCs/>
         <w:color w:themeColor="background1" w:val="FFFFFF"/>
@@ -5708,6 +6046,7 @@
         <w:spacing w:after="0" w:before="0" w:line="240" w:lineRule="auto"/>
       </w:pPr>
       <w:rPr>
+        <w:rFonts w:eastAsia="黑体"/>
         <w:b/>
         <w:bCs/>
       </w:rPr>
@@ -5723,12 +6062,14 @@
     </w:tblStylePr>
     <w:tblStylePr w:type="firstCol">
       <w:rPr>
+        <w:rFonts w:eastAsia="黑体"/>
         <w:b/>
         <w:bCs/>
       </w:rPr>
     </w:tblStylePr>
     <w:tblStylePr w:type="lastCol">
       <w:rPr>
+        <w:rFonts w:eastAsia="黑体"/>
         <w:b/>
         <w:bCs/>
       </w:rPr>
@@ -5786,6 +6127,7 @@
         <w:spacing w:after="0" w:before="0" w:line="240" w:lineRule="auto"/>
       </w:pPr>
       <w:rPr>
+        <w:rFonts w:eastAsia="黑体"/>
         <w:b/>
         <w:bCs/>
         <w:color w:themeColor="background1" w:val="FFFFFF"/>
@@ -5800,6 +6142,7 @@
         <w:spacing w:after="0" w:before="0" w:line="240" w:lineRule="auto"/>
       </w:pPr>
       <w:rPr>
+        <w:rFonts w:eastAsia="黑体"/>
         <w:b/>
         <w:bCs/>
       </w:rPr>
@@ -5815,12 +6158,14 @@
     </w:tblStylePr>
     <w:tblStylePr w:type="firstCol">
       <w:rPr>
+        <w:rFonts w:eastAsia="黑体"/>
         <w:b/>
         <w:bCs/>
       </w:rPr>
     </w:tblStylePr>
     <w:tblStylePr w:type="lastCol">
       <w:rPr>
+        <w:rFonts w:eastAsia="黑体"/>
         <w:b/>
         <w:bCs/>
       </w:rPr>
@@ -5878,6 +6223,7 @@
         <w:spacing w:after="0" w:before="0" w:line="240" w:lineRule="auto"/>
       </w:pPr>
       <w:rPr>
+        <w:rFonts w:eastAsia="黑体"/>
         <w:b/>
         <w:bCs/>
         <w:color w:themeColor="background1" w:val="FFFFFF"/>
@@ -5892,6 +6238,7 @@
         <w:spacing w:after="0" w:before="0" w:line="240" w:lineRule="auto"/>
       </w:pPr>
       <w:rPr>
+        <w:rFonts w:eastAsia="黑体"/>
         <w:b/>
         <w:bCs/>
       </w:rPr>
@@ -5907,12 +6254,14 @@
     </w:tblStylePr>
     <w:tblStylePr w:type="firstCol">
       <w:rPr>
+        <w:rFonts w:eastAsia="黑体"/>
         <w:b/>
         <w:bCs/>
       </w:rPr>
     </w:tblStylePr>
     <w:tblStylePr w:type="lastCol">
       <w:rPr>
+        <w:rFonts w:eastAsia="黑体"/>
         <w:b/>
         <w:bCs/>
       </w:rPr>
@@ -5970,6 +6319,7 @@
         <w:spacing w:after="0" w:before="0" w:line="240" w:lineRule="auto"/>
       </w:pPr>
       <w:rPr>
+        <w:rFonts w:eastAsia="黑体"/>
         <w:b/>
         <w:bCs/>
         <w:color w:themeColor="background1" w:val="FFFFFF"/>
@@ -5984,6 +6334,7 @@
         <w:spacing w:after="0" w:before="0" w:line="240" w:lineRule="auto"/>
       </w:pPr>
       <w:rPr>
+        <w:rFonts w:eastAsia="黑体"/>
         <w:b/>
         <w:bCs/>
       </w:rPr>
@@ -5999,12 +6350,14 @@
     </w:tblStylePr>
     <w:tblStylePr w:type="firstCol">
       <w:rPr>
+        <w:rFonts w:eastAsia="黑体"/>
         <w:b/>
         <w:bCs/>
       </w:rPr>
     </w:tblStylePr>
     <w:tblStylePr w:type="lastCol">
       <w:rPr>
+        <w:rFonts w:eastAsia="黑体"/>
         <w:b/>
         <w:bCs/>
       </w:rPr>
@@ -6062,6 +6415,7 @@
         <w:spacing w:after="0" w:before="0" w:line="240" w:lineRule="auto"/>
       </w:pPr>
       <w:rPr>
+        <w:rFonts w:eastAsia="黑体"/>
         <w:b/>
         <w:bCs/>
         <w:color w:themeColor="background1" w:val="FFFFFF"/>
@@ -6076,6 +6430,7 @@
         <w:spacing w:after="0" w:before="0" w:line="240" w:lineRule="auto"/>
       </w:pPr>
       <w:rPr>
+        <w:rFonts w:eastAsia="黑体"/>
         <w:b/>
         <w:bCs/>
       </w:rPr>
@@ -6091,12 +6446,14 @@
     </w:tblStylePr>
     <w:tblStylePr w:type="firstCol">
       <w:rPr>
+        <w:rFonts w:eastAsia="黑体"/>
         <w:b/>
         <w:bCs/>
       </w:rPr>
     </w:tblStylePr>
     <w:tblStylePr w:type="lastCol">
       <w:rPr>
+        <w:rFonts w:eastAsia="黑体"/>
         <w:b/>
         <w:bCs/>
       </w:rPr>
@@ -6154,6 +6511,7 @@
         <w:spacing w:after="0" w:before="0" w:line="240" w:lineRule="auto"/>
       </w:pPr>
       <w:rPr>
+        <w:rFonts w:eastAsia="黑体"/>
         <w:b/>
         <w:bCs/>
         <w:color w:themeColor="background1" w:val="FFFFFF"/>
@@ -6168,6 +6526,7 @@
         <w:spacing w:after="0" w:before="0" w:line="240" w:lineRule="auto"/>
       </w:pPr>
       <w:rPr>
+        <w:rFonts w:eastAsia="黑体"/>
         <w:b/>
         <w:bCs/>
       </w:rPr>
@@ -6183,12 +6542,14 @@
     </w:tblStylePr>
     <w:tblStylePr w:type="firstCol">
       <w:rPr>
+        <w:rFonts w:eastAsia="黑体"/>
         <w:b/>
         <w:bCs/>
       </w:rPr>
     </w:tblStylePr>
     <w:tblStylePr w:type="lastCol">
       <w:rPr>
+        <w:rFonts w:eastAsia="黑体"/>
         <w:b/>
         <w:bCs/>
       </w:rPr>
@@ -6248,7 +6609,7 @@
         <w:spacing w:after="0" w:before="0" w:line="240" w:lineRule="auto"/>
       </w:pPr>
       <w:rPr>
-        <w:rFonts w:asciiTheme="majorHAnsi" w:cstheme="majorBidi" w:eastAsiaTheme="majorEastAsia" w:hAnsiTheme="majorHAnsi"/>
+        <w:rFonts w:asciiTheme="majorHAnsi" w:cstheme="majorBidi" w:hAnsiTheme="majorHAnsi" w:eastAsia="黑体"/>
         <w:b/>
         <w:bCs/>
       </w:rPr>
@@ -6269,7 +6630,7 @@
         <w:spacing w:after="0" w:before="0" w:line="240" w:lineRule="auto"/>
       </w:pPr>
       <w:rPr>
-        <w:rFonts w:asciiTheme="majorHAnsi" w:cstheme="majorBidi" w:eastAsiaTheme="majorEastAsia" w:hAnsiTheme="majorHAnsi"/>
+        <w:rFonts w:asciiTheme="majorHAnsi" w:cstheme="majorBidi" w:hAnsiTheme="majorHAnsi" w:eastAsia="黑体"/>
         <w:b/>
         <w:bCs/>
       </w:rPr>
@@ -6287,14 +6648,14 @@
     </w:tblStylePr>
     <w:tblStylePr w:type="firstCol">
       <w:rPr>
-        <w:rFonts w:asciiTheme="majorHAnsi" w:cstheme="majorBidi" w:eastAsiaTheme="majorEastAsia" w:hAnsiTheme="majorHAnsi"/>
+        <w:rFonts w:asciiTheme="majorHAnsi" w:cstheme="majorBidi" w:hAnsiTheme="majorHAnsi" w:eastAsia="黑体"/>
         <w:b/>
         <w:bCs/>
       </w:rPr>
     </w:tblStylePr>
     <w:tblStylePr w:type="lastCol">
       <w:rPr>
-        <w:rFonts w:asciiTheme="majorHAnsi" w:cstheme="majorBidi" w:eastAsiaTheme="majorEastAsia" w:hAnsiTheme="majorHAnsi"/>
+        <w:rFonts w:asciiTheme="majorHAnsi" w:cstheme="majorBidi" w:hAnsiTheme="majorHAnsi" w:eastAsia="黑体"/>
         <w:b/>
         <w:bCs/>
       </w:rPr>
@@ -6378,7 +6739,7 @@
         <w:spacing w:after="0" w:before="0" w:line="240" w:lineRule="auto"/>
       </w:pPr>
       <w:rPr>
-        <w:rFonts w:asciiTheme="majorHAnsi" w:cstheme="majorBidi" w:eastAsiaTheme="majorEastAsia" w:hAnsiTheme="majorHAnsi"/>
+        <w:rFonts w:asciiTheme="majorHAnsi" w:cstheme="majorBidi" w:hAnsiTheme="majorHAnsi" w:eastAsia="黑体"/>
         <w:b/>
         <w:bCs/>
       </w:rPr>
@@ -6399,7 +6760,7 @@
         <w:spacing w:after="0" w:before="0" w:line="240" w:lineRule="auto"/>
       </w:pPr>
       <w:rPr>
-        <w:rFonts w:asciiTheme="majorHAnsi" w:cstheme="majorBidi" w:eastAsiaTheme="majorEastAsia" w:hAnsiTheme="majorHAnsi"/>
+        <w:rFonts w:asciiTheme="majorHAnsi" w:cstheme="majorBidi" w:hAnsiTheme="majorHAnsi" w:eastAsia="黑体"/>
         <w:b/>
         <w:bCs/>
       </w:rPr>
@@ -6417,14 +6778,14 @@
     </w:tblStylePr>
     <w:tblStylePr w:type="firstCol">
       <w:rPr>
-        <w:rFonts w:asciiTheme="majorHAnsi" w:cstheme="majorBidi" w:eastAsiaTheme="majorEastAsia" w:hAnsiTheme="majorHAnsi"/>
+        <w:rFonts w:asciiTheme="majorHAnsi" w:cstheme="majorBidi" w:hAnsiTheme="majorHAnsi" w:eastAsia="黑体"/>
         <w:b/>
         <w:bCs/>
       </w:rPr>
     </w:tblStylePr>
     <w:tblStylePr w:type="lastCol">
       <w:rPr>
-        <w:rFonts w:asciiTheme="majorHAnsi" w:cstheme="majorBidi" w:eastAsiaTheme="majorEastAsia" w:hAnsiTheme="majorHAnsi"/>
+        <w:rFonts w:asciiTheme="majorHAnsi" w:cstheme="majorBidi" w:hAnsiTheme="majorHAnsi" w:eastAsia="黑体"/>
         <w:b/>
         <w:bCs/>
       </w:rPr>
@@ -6508,7 +6869,7 @@
         <w:spacing w:after="0" w:before="0" w:line="240" w:lineRule="auto"/>
       </w:pPr>
       <w:rPr>
-        <w:rFonts w:asciiTheme="majorHAnsi" w:cstheme="majorBidi" w:eastAsiaTheme="majorEastAsia" w:hAnsiTheme="majorHAnsi"/>
+        <w:rFonts w:asciiTheme="majorHAnsi" w:cstheme="majorBidi" w:hAnsiTheme="majorHAnsi" w:eastAsia="黑体"/>
         <w:b/>
         <w:bCs/>
       </w:rPr>
@@ -6529,7 +6890,7 @@
         <w:spacing w:after="0" w:before="0" w:line="240" w:lineRule="auto"/>
       </w:pPr>
       <w:rPr>
-        <w:rFonts w:asciiTheme="majorHAnsi" w:cstheme="majorBidi" w:eastAsiaTheme="majorEastAsia" w:hAnsiTheme="majorHAnsi"/>
+        <w:rFonts w:asciiTheme="majorHAnsi" w:cstheme="majorBidi" w:hAnsiTheme="majorHAnsi" w:eastAsia="黑体"/>
         <w:b/>
         <w:bCs/>
       </w:rPr>
@@ -6547,14 +6908,14 @@
     </w:tblStylePr>
     <w:tblStylePr w:type="firstCol">
       <w:rPr>
-        <w:rFonts w:asciiTheme="majorHAnsi" w:cstheme="majorBidi" w:eastAsiaTheme="majorEastAsia" w:hAnsiTheme="majorHAnsi"/>
+        <w:rFonts w:asciiTheme="majorHAnsi" w:cstheme="majorBidi" w:hAnsiTheme="majorHAnsi" w:eastAsia="黑体"/>
         <w:b/>
         <w:bCs/>
       </w:rPr>
     </w:tblStylePr>
     <w:tblStylePr w:type="lastCol">
       <w:rPr>
-        <w:rFonts w:asciiTheme="majorHAnsi" w:cstheme="majorBidi" w:eastAsiaTheme="majorEastAsia" w:hAnsiTheme="majorHAnsi"/>
+        <w:rFonts w:asciiTheme="majorHAnsi" w:cstheme="majorBidi" w:hAnsiTheme="majorHAnsi" w:eastAsia="黑体"/>
         <w:b/>
         <w:bCs/>
       </w:rPr>
@@ -6638,7 +6999,7 @@
         <w:spacing w:after="0" w:before="0" w:line="240" w:lineRule="auto"/>
       </w:pPr>
       <w:rPr>
-        <w:rFonts w:asciiTheme="majorHAnsi" w:cstheme="majorBidi" w:eastAsiaTheme="majorEastAsia" w:hAnsiTheme="majorHAnsi"/>
+        <w:rFonts w:asciiTheme="majorHAnsi" w:cstheme="majorBidi" w:hAnsiTheme="majorHAnsi" w:eastAsia="黑体"/>
         <w:b/>
         <w:bCs/>
       </w:rPr>
@@ -6659,7 +7020,7 @@
         <w:spacing w:after="0" w:before="0" w:line="240" w:lineRule="auto"/>
       </w:pPr>
       <w:rPr>
-        <w:rFonts w:asciiTheme="majorHAnsi" w:cstheme="majorBidi" w:eastAsiaTheme="majorEastAsia" w:hAnsiTheme="majorHAnsi"/>
+        <w:rFonts w:asciiTheme="majorHAnsi" w:cstheme="majorBidi" w:hAnsiTheme="majorHAnsi" w:eastAsia="黑体"/>
         <w:b/>
         <w:bCs/>
       </w:rPr>
@@ -6677,14 +7038,14 @@
     </w:tblStylePr>
     <w:tblStylePr w:type="firstCol">
       <w:rPr>
-        <w:rFonts w:asciiTheme="majorHAnsi" w:cstheme="majorBidi" w:eastAsiaTheme="majorEastAsia" w:hAnsiTheme="majorHAnsi"/>
+        <w:rFonts w:asciiTheme="majorHAnsi" w:cstheme="majorBidi" w:hAnsiTheme="majorHAnsi" w:eastAsia="黑体"/>
         <w:b/>
         <w:bCs/>
       </w:rPr>
     </w:tblStylePr>
     <w:tblStylePr w:type="lastCol">
       <w:rPr>
-        <w:rFonts w:asciiTheme="majorHAnsi" w:cstheme="majorBidi" w:eastAsiaTheme="majorEastAsia" w:hAnsiTheme="majorHAnsi"/>
+        <w:rFonts w:asciiTheme="majorHAnsi" w:cstheme="majorBidi" w:hAnsiTheme="majorHAnsi" w:eastAsia="黑体"/>
         <w:b/>
         <w:bCs/>
       </w:rPr>
@@ -6768,7 +7129,7 @@
         <w:spacing w:after="0" w:before="0" w:line="240" w:lineRule="auto"/>
       </w:pPr>
       <w:rPr>
-        <w:rFonts w:asciiTheme="majorHAnsi" w:cstheme="majorBidi" w:eastAsiaTheme="majorEastAsia" w:hAnsiTheme="majorHAnsi"/>
+        <w:rFonts w:asciiTheme="majorHAnsi" w:cstheme="majorBidi" w:hAnsiTheme="majorHAnsi" w:eastAsia="黑体"/>
         <w:b/>
         <w:bCs/>
       </w:rPr>
@@ -6789,7 +7150,7 @@
         <w:spacing w:after="0" w:before="0" w:line="240" w:lineRule="auto"/>
       </w:pPr>
       <w:rPr>
-        <w:rFonts w:asciiTheme="majorHAnsi" w:cstheme="majorBidi" w:eastAsiaTheme="majorEastAsia" w:hAnsiTheme="majorHAnsi"/>
+        <w:rFonts w:asciiTheme="majorHAnsi" w:cstheme="majorBidi" w:hAnsiTheme="majorHAnsi" w:eastAsia="黑体"/>
         <w:b/>
         <w:bCs/>
       </w:rPr>
@@ -6807,14 +7168,14 @@
     </w:tblStylePr>
     <w:tblStylePr w:type="firstCol">
       <w:rPr>
-        <w:rFonts w:asciiTheme="majorHAnsi" w:cstheme="majorBidi" w:eastAsiaTheme="majorEastAsia" w:hAnsiTheme="majorHAnsi"/>
+        <w:rFonts w:asciiTheme="majorHAnsi" w:cstheme="majorBidi" w:hAnsiTheme="majorHAnsi" w:eastAsia="黑体"/>
         <w:b/>
         <w:bCs/>
       </w:rPr>
     </w:tblStylePr>
     <w:tblStylePr w:type="lastCol">
       <w:rPr>
-        <w:rFonts w:asciiTheme="majorHAnsi" w:cstheme="majorBidi" w:eastAsiaTheme="majorEastAsia" w:hAnsiTheme="majorHAnsi"/>
+        <w:rFonts w:asciiTheme="majorHAnsi" w:cstheme="majorBidi" w:hAnsiTheme="majorHAnsi" w:eastAsia="黑体"/>
         <w:b/>
         <w:bCs/>
       </w:rPr>
@@ -6898,7 +7259,7 @@
         <w:spacing w:after="0" w:before="0" w:line="240" w:lineRule="auto"/>
       </w:pPr>
       <w:rPr>
-        <w:rFonts w:asciiTheme="majorHAnsi" w:cstheme="majorBidi" w:eastAsiaTheme="majorEastAsia" w:hAnsiTheme="majorHAnsi"/>
+        <w:rFonts w:asciiTheme="majorHAnsi" w:cstheme="majorBidi" w:hAnsiTheme="majorHAnsi" w:eastAsia="黑体"/>
         <w:b/>
         <w:bCs/>
       </w:rPr>
@@ -6919,7 +7280,7 @@
         <w:spacing w:after="0" w:before="0" w:line="240" w:lineRule="auto"/>
       </w:pPr>
       <w:rPr>
-        <w:rFonts w:asciiTheme="majorHAnsi" w:cstheme="majorBidi" w:eastAsiaTheme="majorEastAsia" w:hAnsiTheme="majorHAnsi"/>
+        <w:rFonts w:asciiTheme="majorHAnsi" w:cstheme="majorBidi" w:hAnsiTheme="majorHAnsi" w:eastAsia="黑体"/>
         <w:b/>
         <w:bCs/>
       </w:rPr>
@@ -6937,14 +7298,14 @@
     </w:tblStylePr>
     <w:tblStylePr w:type="firstCol">
       <w:rPr>
-        <w:rFonts w:asciiTheme="majorHAnsi" w:cstheme="majorBidi" w:eastAsiaTheme="majorEastAsia" w:hAnsiTheme="majorHAnsi"/>
+        <w:rFonts w:asciiTheme="majorHAnsi" w:cstheme="majorBidi" w:hAnsiTheme="majorHAnsi" w:eastAsia="黑体"/>
         <w:b/>
         <w:bCs/>
       </w:rPr>
     </w:tblStylePr>
     <w:tblStylePr w:type="lastCol">
       <w:rPr>
-        <w:rFonts w:asciiTheme="majorHAnsi" w:cstheme="majorBidi" w:eastAsiaTheme="majorEastAsia" w:hAnsiTheme="majorHAnsi"/>
+        <w:rFonts w:asciiTheme="majorHAnsi" w:cstheme="majorBidi" w:hAnsiTheme="majorHAnsi" w:eastAsia="黑体"/>
         <w:b/>
         <w:bCs/>
       </w:rPr>
@@ -7028,7 +7389,7 @@
         <w:spacing w:after="0" w:before="0" w:line="240" w:lineRule="auto"/>
       </w:pPr>
       <w:rPr>
-        <w:rFonts w:asciiTheme="majorHAnsi" w:cstheme="majorBidi" w:eastAsiaTheme="majorEastAsia" w:hAnsiTheme="majorHAnsi"/>
+        <w:rFonts w:asciiTheme="majorHAnsi" w:cstheme="majorBidi" w:hAnsiTheme="majorHAnsi" w:eastAsia="黑体"/>
         <w:b/>
         <w:bCs/>
       </w:rPr>
@@ -7049,7 +7410,7 @@
         <w:spacing w:after="0" w:before="0" w:line="240" w:lineRule="auto"/>
       </w:pPr>
       <w:rPr>
-        <w:rFonts w:asciiTheme="majorHAnsi" w:cstheme="majorBidi" w:eastAsiaTheme="majorEastAsia" w:hAnsiTheme="majorHAnsi"/>
+        <w:rFonts w:asciiTheme="majorHAnsi" w:cstheme="majorBidi" w:hAnsiTheme="majorHAnsi" w:eastAsia="黑体"/>
         <w:b/>
         <w:bCs/>
       </w:rPr>
@@ -7067,14 +7428,14 @@
     </w:tblStylePr>
     <w:tblStylePr w:type="firstCol">
       <w:rPr>
-        <w:rFonts w:asciiTheme="majorHAnsi" w:cstheme="majorBidi" w:eastAsiaTheme="majorEastAsia" w:hAnsiTheme="majorHAnsi"/>
+        <w:rFonts w:asciiTheme="majorHAnsi" w:cstheme="majorBidi" w:hAnsiTheme="majorHAnsi" w:eastAsia="黑体"/>
         <w:b/>
         <w:bCs/>
       </w:rPr>
     </w:tblStylePr>
     <w:tblStylePr w:type="lastCol">
       <w:rPr>
-        <w:rFonts w:asciiTheme="majorHAnsi" w:cstheme="majorBidi" w:eastAsiaTheme="majorEastAsia" w:hAnsiTheme="majorHAnsi"/>
+        <w:rFonts w:asciiTheme="majorHAnsi" w:cstheme="majorBidi" w:hAnsiTheme="majorHAnsi" w:eastAsia="黑体"/>
         <w:b/>
         <w:bCs/>
       </w:rPr>
@@ -7157,6 +7518,7 @@
         <w:spacing w:after="0" w:before="0" w:line="240" w:lineRule="auto"/>
       </w:pPr>
       <w:rPr>
+        <w:rFonts w:eastAsia="黑体"/>
         <w:b/>
         <w:bCs/>
         <w:color w:themeColor="background1" w:val="FFFFFF"/>
@@ -7179,6 +7541,7 @@
         <w:spacing w:after="0" w:before="0" w:line="240" w:lineRule="auto"/>
       </w:pPr>
       <w:rPr>
+        <w:rFonts w:eastAsia="黑体"/>
         <w:b/>
         <w:bCs/>
       </w:rPr>
@@ -7196,12 +7559,14 @@
     </w:tblStylePr>
     <w:tblStylePr w:type="firstCol">
       <w:rPr>
+        <w:rFonts w:eastAsia="黑体"/>
         <w:b/>
         <w:bCs/>
       </w:rPr>
     </w:tblStylePr>
     <w:tblStylePr w:type="lastCol">
       <w:rPr>
+        <w:rFonts w:eastAsia="黑体"/>
         <w:b/>
         <w:bCs/>
       </w:rPr>
@@ -7263,6 +7628,7 @@
         <w:spacing w:after="0" w:before="0" w:line="240" w:lineRule="auto"/>
       </w:pPr>
       <w:rPr>
+        <w:rFonts w:eastAsia="黑体"/>
         <w:b/>
         <w:bCs/>
         <w:color w:themeColor="background1" w:val="FFFFFF"/>
@@ -7285,6 +7651,7 @@
         <w:spacing w:after="0" w:before="0" w:line="240" w:lineRule="auto"/>
       </w:pPr>
       <w:rPr>
+        <w:rFonts w:eastAsia="黑体"/>
         <w:b/>
         <w:bCs/>
       </w:rPr>
@@ -7302,12 +7669,14 @@
     </w:tblStylePr>
     <w:tblStylePr w:type="firstCol">
       <w:rPr>
+        <w:rFonts w:eastAsia="黑体"/>
         <w:b/>
         <w:bCs/>
       </w:rPr>
     </w:tblStylePr>
     <w:tblStylePr w:type="lastCol">
       <w:rPr>
+        <w:rFonts w:eastAsia="黑体"/>
         <w:b/>
         <w:bCs/>
       </w:rPr>
@@ -7369,6 +7738,7 @@
         <w:spacing w:after="0" w:before="0" w:line="240" w:lineRule="auto"/>
       </w:pPr>
       <w:rPr>
+        <w:rFonts w:eastAsia="黑体"/>
         <w:b/>
         <w:bCs/>
         <w:color w:themeColor="background1" w:val="FFFFFF"/>
@@ -7391,6 +7761,7 @@
         <w:spacing w:after="0" w:before="0" w:line="240" w:lineRule="auto"/>
       </w:pPr>
       <w:rPr>
+        <w:rFonts w:eastAsia="黑体"/>
         <w:b/>
         <w:bCs/>
       </w:rPr>
@@ -7408,12 +7779,14 @@
     </w:tblStylePr>
     <w:tblStylePr w:type="firstCol">
       <w:rPr>
+        <w:rFonts w:eastAsia="黑体"/>
         <w:b/>
         <w:bCs/>
       </w:rPr>
     </w:tblStylePr>
     <w:tblStylePr w:type="lastCol">
       <w:rPr>
+        <w:rFonts w:eastAsia="黑体"/>
         <w:b/>
         <w:bCs/>
       </w:rPr>
@@ -7475,6 +7848,7 @@
         <w:spacing w:after="0" w:before="0" w:line="240" w:lineRule="auto"/>
       </w:pPr>
       <w:rPr>
+        <w:rFonts w:eastAsia="黑体"/>
         <w:b/>
         <w:bCs/>
         <w:color w:themeColor="background1" w:val="FFFFFF"/>
@@ -7497,6 +7871,7 @@
         <w:spacing w:after="0" w:before="0" w:line="240" w:lineRule="auto"/>
       </w:pPr>
       <w:rPr>
+        <w:rFonts w:eastAsia="黑体"/>
         <w:b/>
         <w:bCs/>
       </w:rPr>
@@ -7514,12 +7889,14 @@
     </w:tblStylePr>
     <w:tblStylePr w:type="firstCol">
       <w:rPr>
+        <w:rFonts w:eastAsia="黑体"/>
         <w:b/>
         <w:bCs/>
       </w:rPr>
     </w:tblStylePr>
     <w:tblStylePr w:type="lastCol">
       <w:rPr>
+        <w:rFonts w:eastAsia="黑体"/>
         <w:b/>
         <w:bCs/>
       </w:rPr>
@@ -7581,6 +7958,7 @@
         <w:spacing w:after="0" w:before="0" w:line="240" w:lineRule="auto"/>
       </w:pPr>
       <w:rPr>
+        <w:rFonts w:eastAsia="黑体"/>
         <w:b/>
         <w:bCs/>
         <w:color w:themeColor="background1" w:val="FFFFFF"/>
@@ -7603,6 +7981,7 @@
         <w:spacing w:after="0" w:before="0" w:line="240" w:lineRule="auto"/>
       </w:pPr>
       <w:rPr>
+        <w:rFonts w:eastAsia="黑体"/>
         <w:b/>
         <w:bCs/>
       </w:rPr>
@@ -7620,12 +7999,14 @@
     </w:tblStylePr>
     <w:tblStylePr w:type="firstCol">
       <w:rPr>
+        <w:rFonts w:eastAsia="黑体"/>
         <w:b/>
         <w:bCs/>
       </w:rPr>
     </w:tblStylePr>
     <w:tblStylePr w:type="lastCol">
       <w:rPr>
+        <w:rFonts w:eastAsia="黑体"/>
         <w:b/>
         <w:bCs/>
       </w:rPr>
@@ -7687,6 +8068,7 @@
         <w:spacing w:after="0" w:before="0" w:line="240" w:lineRule="auto"/>
       </w:pPr>
       <w:rPr>
+        <w:rFonts w:eastAsia="黑体"/>
         <w:b/>
         <w:bCs/>
         <w:color w:themeColor="background1" w:val="FFFFFF"/>
@@ -7709,6 +8091,7 @@
         <w:spacing w:after="0" w:before="0" w:line="240" w:lineRule="auto"/>
       </w:pPr>
       <w:rPr>
+        <w:rFonts w:eastAsia="黑体"/>
         <w:b/>
         <w:bCs/>
       </w:rPr>
@@ -7726,12 +8109,14 @@
     </w:tblStylePr>
     <w:tblStylePr w:type="firstCol">
       <w:rPr>
+        <w:rFonts w:eastAsia="黑体"/>
         <w:b/>
         <w:bCs/>
       </w:rPr>
     </w:tblStylePr>
     <w:tblStylePr w:type="lastCol">
       <w:rPr>
+        <w:rFonts w:eastAsia="黑体"/>
         <w:b/>
         <w:bCs/>
       </w:rPr>
@@ -7793,6 +8178,7 @@
         <w:spacing w:after="0" w:before="0" w:line="240" w:lineRule="auto"/>
       </w:pPr>
       <w:rPr>
+        <w:rFonts w:eastAsia="黑体"/>
         <w:b/>
         <w:bCs/>
         <w:color w:themeColor="background1" w:val="FFFFFF"/>
@@ -7815,6 +8201,7 @@
         <w:spacing w:after="0" w:before="0" w:line="240" w:lineRule="auto"/>
       </w:pPr>
       <w:rPr>
+        <w:rFonts w:eastAsia="黑体"/>
         <w:b/>
         <w:bCs/>
       </w:rPr>
@@ -7832,12 +8219,14 @@
     </w:tblStylePr>
     <w:tblStylePr w:type="firstCol">
       <w:rPr>
+        <w:rFonts w:eastAsia="黑体"/>
         <w:b/>
         <w:bCs/>
       </w:rPr>
     </w:tblStylePr>
     <w:tblStylePr w:type="lastCol">
       <w:rPr>
+        <w:rFonts w:eastAsia="黑体"/>
         <w:b/>
         <w:bCs/>
       </w:rPr>
@@ -7896,6 +8285,7 @@
         <w:spacing w:after="0" w:before="0" w:line="240" w:lineRule="auto"/>
       </w:pPr>
       <w:rPr>
+        <w:rFonts w:eastAsia="黑体"/>
         <w:b/>
         <w:bCs/>
         <w:color w:themeColor="background1" w:val="FFFFFF"/>
@@ -7918,6 +8308,7 @@
         <w:spacing w:after="0" w:before="0" w:line="240" w:lineRule="auto"/>
       </w:pPr>
       <w:rPr>
+        <w:rFonts w:eastAsia="黑体"/>
         <w:color w:val="auto"/>
       </w:rPr>
       <w:tblPr/>
@@ -7935,6 +8326,7 @@
     </w:tblStylePr>
     <w:tblStylePr w:type="firstCol">
       <w:rPr>
+        <w:rFonts w:eastAsia="黑体"/>
         <w:b/>
         <w:bCs/>
         <w:color w:themeColor="background1" w:val="FFFFFF"/>
@@ -7954,6 +8346,7 @@
     </w:tblStylePr>
     <w:tblStylePr w:type="lastCol">
       <w:rPr>
+        <w:rFonts w:eastAsia="黑体"/>
         <w:b/>
         <w:bCs/>
         <w:color w:themeColor="background1" w:val="FFFFFF"/>
@@ -8002,6 +8395,7 @@
     </w:tblStylePr>
     <w:tblStylePr w:type="nwCell">
       <w:rPr>
+        <w:rFonts w:eastAsia="黑体"/>
         <w:color w:themeColor="background1" w:val="FFFFFF"/>
       </w:rPr>
       <w:tblPr/>
@@ -8045,6 +8439,7 @@
         <w:spacing w:after="0" w:before="0" w:line="240" w:lineRule="auto"/>
       </w:pPr>
       <w:rPr>
+        <w:rFonts w:eastAsia="黑体"/>
         <w:b/>
         <w:bCs/>
         <w:color w:themeColor="background1" w:val="FFFFFF"/>
@@ -8067,6 +8462,7 @@
         <w:spacing w:after="0" w:before="0" w:line="240" w:lineRule="auto"/>
       </w:pPr>
       <w:rPr>
+        <w:rFonts w:eastAsia="黑体"/>
         <w:color w:val="auto"/>
       </w:rPr>
       <w:tblPr/>
@@ -8084,6 +8480,7 @@
     </w:tblStylePr>
     <w:tblStylePr w:type="firstCol">
       <w:rPr>
+        <w:rFonts w:eastAsia="黑体"/>
         <w:b/>
         <w:bCs/>
         <w:color w:themeColor="background1" w:val="FFFFFF"/>
@@ -8103,6 +8500,7 @@
     </w:tblStylePr>
     <w:tblStylePr w:type="lastCol">
       <w:rPr>
+        <w:rFonts w:eastAsia="黑体"/>
         <w:b/>
         <w:bCs/>
         <w:color w:themeColor="background1" w:val="FFFFFF"/>
@@ -8151,6 +8549,7 @@
     </w:tblStylePr>
     <w:tblStylePr w:type="nwCell">
       <w:rPr>
+        <w:rFonts w:eastAsia="黑体"/>
         <w:color w:themeColor="background1" w:val="FFFFFF"/>
       </w:rPr>
       <w:tblPr/>
@@ -8194,6 +8593,7 @@
         <w:spacing w:after="0" w:before="0" w:line="240" w:lineRule="auto"/>
       </w:pPr>
       <w:rPr>
+        <w:rFonts w:eastAsia="黑体"/>
         <w:b/>
         <w:bCs/>
         <w:color w:themeColor="background1" w:val="FFFFFF"/>
@@ -8216,6 +8616,7 @@
         <w:spacing w:after="0" w:before="0" w:line="240" w:lineRule="auto"/>
       </w:pPr>
       <w:rPr>
+        <w:rFonts w:eastAsia="黑体"/>
         <w:color w:val="auto"/>
       </w:rPr>
       <w:tblPr/>
@@ -8233,6 +8634,7 @@
     </w:tblStylePr>
     <w:tblStylePr w:type="firstCol">
       <w:rPr>
+        <w:rFonts w:eastAsia="黑体"/>
         <w:b/>
         <w:bCs/>
         <w:color w:themeColor="background1" w:val="FFFFFF"/>
@@ -8252,6 +8654,7 @@
     </w:tblStylePr>
     <w:tblStylePr w:type="lastCol">
       <w:rPr>
+        <w:rFonts w:eastAsia="黑体"/>
         <w:b/>
         <w:bCs/>
         <w:color w:themeColor="background1" w:val="FFFFFF"/>
@@ -8300,6 +8703,7 @@
     </w:tblStylePr>
     <w:tblStylePr w:type="nwCell">
       <w:rPr>
+        <w:rFonts w:eastAsia="黑体"/>
         <w:color w:themeColor="background1" w:val="FFFFFF"/>
       </w:rPr>
       <w:tblPr/>
@@ -8343,6 +8747,7 @@
         <w:spacing w:after="0" w:before="0" w:line="240" w:lineRule="auto"/>
       </w:pPr>
       <w:rPr>
+        <w:rFonts w:eastAsia="黑体"/>
         <w:b/>
         <w:bCs/>
         <w:color w:themeColor="background1" w:val="FFFFFF"/>
@@ -8365,6 +8770,7 @@
         <w:spacing w:after="0" w:before="0" w:line="240" w:lineRule="auto"/>
       </w:pPr>
       <w:rPr>
+        <w:rFonts w:eastAsia="黑体"/>
         <w:color w:val="auto"/>
       </w:rPr>
       <w:tblPr/>
@@ -8382,6 +8788,7 @@
     </w:tblStylePr>
     <w:tblStylePr w:type="firstCol">
       <w:rPr>
+        <w:rFonts w:eastAsia="黑体"/>
         <w:b/>
         <w:bCs/>
         <w:color w:themeColor="background1" w:val="FFFFFF"/>
@@ -8401,6 +8808,7 @@
     </w:tblStylePr>
     <w:tblStylePr w:type="lastCol">
       <w:rPr>
+        <w:rFonts w:eastAsia="黑体"/>
         <w:b/>
         <w:bCs/>
         <w:color w:themeColor="background1" w:val="FFFFFF"/>
@@ -8449,6 +8857,7 @@
     </w:tblStylePr>
     <w:tblStylePr w:type="nwCell">
       <w:rPr>
+        <w:rFonts w:eastAsia="黑体"/>
         <w:color w:themeColor="background1" w:val="FFFFFF"/>
       </w:rPr>
       <w:tblPr/>
@@ -8492,6 +8901,7 @@
         <w:spacing w:after="0" w:before="0" w:line="240" w:lineRule="auto"/>
       </w:pPr>
       <w:rPr>
+        <w:rFonts w:eastAsia="黑体"/>
         <w:b/>
         <w:bCs/>
         <w:color w:themeColor="background1" w:val="FFFFFF"/>
@@ -8514,6 +8924,7 @@
         <w:spacing w:after="0" w:before="0" w:line="240" w:lineRule="auto"/>
       </w:pPr>
       <w:rPr>
+        <w:rFonts w:eastAsia="黑体"/>
         <w:color w:val="auto"/>
       </w:rPr>
       <w:tblPr/>
@@ -8531,6 +8942,7 @@
     </w:tblStylePr>
     <w:tblStylePr w:type="firstCol">
       <w:rPr>
+        <w:rFonts w:eastAsia="黑体"/>
         <w:b/>
         <w:bCs/>
         <w:color w:themeColor="background1" w:val="FFFFFF"/>
@@ -8550,6 +8962,7 @@
     </w:tblStylePr>
     <w:tblStylePr w:type="lastCol">
       <w:rPr>
+        <w:rFonts w:eastAsia="黑体"/>
         <w:b/>
         <w:bCs/>
         <w:color w:themeColor="background1" w:val="FFFFFF"/>
@@ -8598,6 +9011,7 @@
     </w:tblStylePr>
     <w:tblStylePr w:type="nwCell">
       <w:rPr>
+        <w:rFonts w:eastAsia="黑体"/>
         <w:color w:themeColor="background1" w:val="FFFFFF"/>
       </w:rPr>
       <w:tblPr/>
@@ -8641,6 +9055,7 @@
         <w:spacing w:after="0" w:before="0" w:line="240" w:lineRule="auto"/>
       </w:pPr>
       <w:rPr>
+        <w:rFonts w:eastAsia="黑体"/>
         <w:b/>
         <w:bCs/>
         <w:color w:themeColor="background1" w:val="FFFFFF"/>
@@ -8663,6 +9078,7 @@
         <w:spacing w:after="0" w:before="0" w:line="240" w:lineRule="auto"/>
       </w:pPr>
       <w:rPr>
+        <w:rFonts w:eastAsia="黑体"/>
         <w:color w:val="auto"/>
       </w:rPr>
       <w:tblPr/>
@@ -8680,6 +9096,7 @@
     </w:tblStylePr>
     <w:tblStylePr w:type="firstCol">
       <w:rPr>
+        <w:rFonts w:eastAsia="黑体"/>
         <w:b/>
         <w:bCs/>
         <w:color w:themeColor="background1" w:val="FFFFFF"/>
@@ -8699,6 +9116,7 @@
     </w:tblStylePr>
     <w:tblStylePr w:type="lastCol">
       <w:rPr>
+        <w:rFonts w:eastAsia="黑体"/>
         <w:b/>
         <w:bCs/>
         <w:color w:themeColor="background1" w:val="FFFFFF"/>
@@ -8747,6 +9165,7 @@
     </w:tblStylePr>
     <w:tblStylePr w:type="nwCell">
       <w:rPr>
+        <w:rFonts w:eastAsia="黑体"/>
         <w:color w:themeColor="background1" w:val="FFFFFF"/>
       </w:rPr>
       <w:tblPr/>
@@ -8790,6 +9209,7 @@
         <w:spacing w:after="0" w:before="0" w:line="240" w:lineRule="auto"/>
       </w:pPr>
       <w:rPr>
+        <w:rFonts w:eastAsia="黑体"/>
         <w:b/>
         <w:bCs/>
         <w:color w:themeColor="background1" w:val="FFFFFF"/>
@@ -8812,6 +9232,7 @@
         <w:spacing w:after="0" w:before="0" w:line="240" w:lineRule="auto"/>
       </w:pPr>
       <w:rPr>
+        <w:rFonts w:eastAsia="黑体"/>
         <w:color w:val="auto"/>
       </w:rPr>
       <w:tblPr/>
@@ -8829,6 +9250,7 @@
     </w:tblStylePr>
     <w:tblStylePr w:type="firstCol">
       <w:rPr>
+        <w:rFonts w:eastAsia="黑体"/>
         <w:b/>
         <w:bCs/>
         <w:color w:themeColor="background1" w:val="FFFFFF"/>
@@ -8848,6 +9270,7 @@
     </w:tblStylePr>
     <w:tblStylePr w:type="lastCol">
       <w:rPr>
+        <w:rFonts w:eastAsia="黑体"/>
         <w:b/>
         <w:bCs/>
         <w:color w:themeColor="background1" w:val="FFFFFF"/>
@@ -8896,6 +9319,7 @@
     </w:tblStylePr>
     <w:tblStylePr w:type="nwCell">
       <w:rPr>
+        <w:rFonts w:eastAsia="黑体"/>
         <w:color w:themeColor="background1" w:val="FFFFFF"/>
       </w:rPr>
       <w:tblPr/>
@@ -8920,6 +9344,7 @@
       <w:spacing w:after="0" w:line="240" w:lineRule="auto"/>
     </w:pPr>
     <w:rPr>
+      <w:rFonts w:eastAsia="黑体"/>
       <w:color w:themeColor="text1" w:val="000000"/>
     </w:rPr>
     <w:tblPr>
@@ -8939,7 +9364,7 @@
     </w:tblPr>
     <w:tblStylePr w:type="firstRow">
       <w:rPr>
-        <w:rFonts w:asciiTheme="majorHAnsi" w:cstheme="majorBidi" w:eastAsiaTheme="majorEastAsia" w:hAnsiTheme="majorHAnsi"/>
+        <w:rFonts w:asciiTheme="majorHAnsi" w:cstheme="majorBidi" w:hAnsiTheme="majorHAnsi" w:eastAsia="黑体"/>
       </w:rPr>
       <w:tblPr/>
       <w:tcPr>
@@ -8951,6 +9376,7 @@
     </w:tblStylePr>
     <w:tblStylePr w:type="lastRow">
       <w:rPr>
+        <w:rFonts w:eastAsia="黑体"/>
         <w:b/>
         <w:bCs/>
         <w:color w:themeColor="text2" w:val="1F497D"/>
@@ -8965,12 +9391,14 @@
     </w:tblStylePr>
     <w:tblStylePr w:type="firstCol">
       <w:rPr>
+        <w:rFonts w:eastAsia="黑体"/>
         <w:b/>
         <w:bCs/>
       </w:rPr>
     </w:tblStylePr>
     <w:tblStylePr w:type="lastCol">
       <w:rPr>
+        <w:rFonts w:eastAsia="黑体"/>
         <w:b/>
         <w:bCs/>
       </w:rPr>
@@ -9004,6 +9432,7 @@
       <w:spacing w:after="0" w:line="240" w:lineRule="auto"/>
     </w:pPr>
     <w:rPr>
+      <w:rFonts w:eastAsia="黑体"/>
       <w:color w:themeColor="text1" w:val="000000"/>
     </w:rPr>
     <w:tblPr>
@@ -9023,7 +9452,7 @@
     </w:tblPr>
     <w:tblStylePr w:type="firstRow">
       <w:rPr>
-        <w:rFonts w:asciiTheme="majorHAnsi" w:cstheme="majorBidi" w:eastAsiaTheme="majorEastAsia" w:hAnsiTheme="majorHAnsi"/>
+        <w:rFonts w:asciiTheme="majorHAnsi" w:cstheme="majorBidi" w:hAnsiTheme="majorHAnsi" w:eastAsia="黑体"/>
       </w:rPr>
       <w:tblPr/>
       <w:tcPr>
@@ -9035,6 +9464,7 @@
     </w:tblStylePr>
     <w:tblStylePr w:type="lastRow">
       <w:rPr>
+        <w:rFonts w:eastAsia="黑体"/>
         <w:b/>
         <w:bCs/>
         <w:color w:themeColor="text2" w:val="1F497D"/>
@@ -9049,12 +9479,14 @@
     </w:tblStylePr>
     <w:tblStylePr w:type="firstCol">
       <w:rPr>
+        <w:rFonts w:eastAsia="黑体"/>
         <w:b/>
         <w:bCs/>
       </w:rPr>
     </w:tblStylePr>
     <w:tblStylePr w:type="lastCol">
       <w:rPr>
+        <w:rFonts w:eastAsia="黑体"/>
         <w:b/>
         <w:bCs/>
       </w:rPr>
@@ -9088,6 +9520,7 @@
       <w:spacing w:after="0" w:line="240" w:lineRule="auto"/>
     </w:pPr>
     <w:rPr>
+      <w:rFonts w:eastAsia="黑体"/>
       <w:color w:themeColor="text1" w:val="000000"/>
     </w:rPr>
     <w:tblPr>
@@ -9107,7 +9540,7 @@
     </w:tblPr>
     <w:tblStylePr w:type="firstRow">
       <w:rPr>
-        <w:rFonts w:asciiTheme="majorHAnsi" w:cstheme="majorBidi" w:eastAsiaTheme="majorEastAsia" w:hAnsiTheme="majorHAnsi"/>
+        <w:rFonts w:asciiTheme="majorHAnsi" w:cstheme="majorBidi" w:hAnsiTheme="majorHAnsi" w:eastAsia="黑体"/>
       </w:rPr>
       <w:tblPr/>
       <w:tcPr>
@@ -9119,6 +9552,7 @@
     </w:tblStylePr>
     <w:tblStylePr w:type="lastRow">
       <w:rPr>
+        <w:rFonts w:eastAsia="黑体"/>
         <w:b/>
         <w:bCs/>
         <w:color w:themeColor="text2" w:val="1F497D"/>
@@ -9133,12 +9567,14 @@
     </w:tblStylePr>
     <w:tblStylePr w:type="firstCol">
       <w:rPr>
+        <w:rFonts w:eastAsia="黑体"/>
         <w:b/>
         <w:bCs/>
       </w:rPr>
     </w:tblStylePr>
     <w:tblStylePr w:type="lastCol">
       <w:rPr>
+        <w:rFonts w:eastAsia="黑体"/>
         <w:b/>
         <w:bCs/>
       </w:rPr>
@@ -9172,6 +9608,7 @@
       <w:spacing w:after="0" w:line="240" w:lineRule="auto"/>
     </w:pPr>
     <w:rPr>
+      <w:rFonts w:eastAsia="黑体"/>
       <w:color w:themeColor="text1" w:val="000000"/>
     </w:rPr>
     <w:tblPr>
@@ -9191,7 +9628,7 @@
     </w:tblPr>
     <w:tblStylePr w:type="firstRow">
       <w:rPr>
-        <w:rFonts w:asciiTheme="majorHAnsi" w:cstheme="majorBidi" w:eastAsiaTheme="majorEastAsia" w:hAnsiTheme="majorHAnsi"/>
+        <w:rFonts w:asciiTheme="majorHAnsi" w:cstheme="majorBidi" w:hAnsiTheme="majorHAnsi" w:eastAsia="黑体"/>
       </w:rPr>
       <w:tblPr/>
       <w:tcPr>
@@ -9203,6 +9640,7 @@
     </w:tblStylePr>
     <w:tblStylePr w:type="lastRow">
       <w:rPr>
+        <w:rFonts w:eastAsia="黑体"/>
         <w:b/>
         <w:bCs/>
         <w:color w:themeColor="text2" w:val="1F497D"/>
@@ -9217,12 +9655,14 @@
     </w:tblStylePr>
     <w:tblStylePr w:type="firstCol">
       <w:rPr>
+        <w:rFonts w:eastAsia="黑体"/>
         <w:b/>
         <w:bCs/>
       </w:rPr>
     </w:tblStylePr>
     <w:tblStylePr w:type="lastCol">
       <w:rPr>
+        <w:rFonts w:eastAsia="黑体"/>
         <w:b/>
         <w:bCs/>
       </w:rPr>
@@ -9256,6 +9696,7 @@
       <w:spacing w:after="0" w:line="240" w:lineRule="auto"/>
     </w:pPr>
     <w:rPr>
+      <w:rFonts w:eastAsia="黑体"/>
       <w:color w:themeColor="text1" w:val="000000"/>
     </w:rPr>
     <w:tblPr>
@@ -9275,7 +9716,7 @@
     </w:tblPr>
     <w:tblStylePr w:type="firstRow">
       <w:rPr>
-        <w:rFonts w:asciiTheme="majorHAnsi" w:cstheme="majorBidi" w:eastAsiaTheme="majorEastAsia" w:hAnsiTheme="majorHAnsi"/>
+        <w:rFonts w:asciiTheme="majorHAnsi" w:cstheme="majorBidi" w:hAnsiTheme="majorHAnsi" w:eastAsia="黑体"/>
       </w:rPr>
       <w:tblPr/>
       <w:tcPr>
@@ -9287,6 +9728,7 @@
     </w:tblStylePr>
     <w:tblStylePr w:type="lastRow">
       <w:rPr>
+        <w:rFonts w:eastAsia="黑体"/>
         <w:b/>
         <w:bCs/>
         <w:color w:themeColor="text2" w:val="1F497D"/>
@@ -9301,12 +9743,14 @@
     </w:tblStylePr>
     <w:tblStylePr w:type="firstCol">
       <w:rPr>
+        <w:rFonts w:eastAsia="黑体"/>
         <w:b/>
         <w:bCs/>
       </w:rPr>
     </w:tblStylePr>
     <w:tblStylePr w:type="lastCol">
       <w:rPr>
+        <w:rFonts w:eastAsia="黑体"/>
         <w:b/>
         <w:bCs/>
       </w:rPr>
@@ -9340,6 +9784,7 @@
       <w:spacing w:after="0" w:line="240" w:lineRule="auto"/>
     </w:pPr>
     <w:rPr>
+      <w:rFonts w:eastAsia="黑体"/>
       <w:color w:themeColor="text1" w:val="000000"/>
     </w:rPr>
     <w:tblPr>
@@ -9359,7 +9804,7 @@
     </w:tblPr>
     <w:tblStylePr w:type="firstRow">
       <w:rPr>
-        <w:rFonts w:asciiTheme="majorHAnsi" w:cstheme="majorBidi" w:eastAsiaTheme="majorEastAsia" w:hAnsiTheme="majorHAnsi"/>
+        <w:rFonts w:asciiTheme="majorHAnsi" w:cstheme="majorBidi" w:hAnsiTheme="majorHAnsi" w:eastAsia="黑体"/>
       </w:rPr>
       <w:tblPr/>
       <w:tcPr>
@@ -9371,6 +9816,7 @@
     </w:tblStylePr>
     <w:tblStylePr w:type="lastRow">
       <w:rPr>
+        <w:rFonts w:eastAsia="黑体"/>
         <w:b/>
         <w:bCs/>
         <w:color w:themeColor="text2" w:val="1F497D"/>
@@ -9385,12 +9831,14 @@
     </w:tblStylePr>
     <w:tblStylePr w:type="firstCol">
       <w:rPr>
+        <w:rFonts w:eastAsia="黑体"/>
         <w:b/>
         <w:bCs/>
       </w:rPr>
     </w:tblStylePr>
     <w:tblStylePr w:type="lastCol">
       <w:rPr>
+        <w:rFonts w:eastAsia="黑体"/>
         <w:b/>
         <w:bCs/>
       </w:rPr>
@@ -9424,6 +9872,7 @@
       <w:spacing w:after="0" w:line="240" w:lineRule="auto"/>
     </w:pPr>
     <w:rPr>
+      <w:rFonts w:eastAsia="黑体"/>
       <w:color w:themeColor="text1" w:val="000000"/>
     </w:rPr>
     <w:tblPr>
@@ -9443,7 +9892,7 @@
     </w:tblPr>
     <w:tblStylePr w:type="firstRow">
       <w:rPr>
-        <w:rFonts w:asciiTheme="majorHAnsi" w:cstheme="majorBidi" w:eastAsiaTheme="majorEastAsia" w:hAnsiTheme="majorHAnsi"/>
+        <w:rFonts w:asciiTheme="majorHAnsi" w:cstheme="majorBidi" w:hAnsiTheme="majorHAnsi" w:eastAsia="黑体"/>
       </w:rPr>
       <w:tblPr/>
       <w:tcPr>
@@ -9455,6 +9904,7 @@
     </w:tblStylePr>
     <w:tblStylePr w:type="lastRow">
       <w:rPr>
+        <w:rFonts w:eastAsia="黑体"/>
         <w:b/>
         <w:bCs/>
         <w:color w:themeColor="text2" w:val="1F497D"/>
@@ -9469,12 +9919,14 @@
     </w:tblStylePr>
     <w:tblStylePr w:type="firstCol">
       <w:rPr>
+        <w:rFonts w:eastAsia="黑体"/>
         <w:b/>
         <w:bCs/>
       </w:rPr>
     </w:tblStylePr>
     <w:tblStylePr w:type="lastCol">
       <w:rPr>
+        <w:rFonts w:eastAsia="黑体"/>
         <w:b/>
         <w:bCs/>
       </w:rPr>
@@ -9508,7 +9960,7 @@
       <w:spacing w:after="0" w:line="240" w:lineRule="auto"/>
     </w:pPr>
     <w:rPr>
-      <w:rFonts w:asciiTheme="majorHAnsi" w:cstheme="majorBidi" w:eastAsiaTheme="majorEastAsia" w:hAnsiTheme="majorHAnsi"/>
+      <w:rFonts w:asciiTheme="majorHAnsi" w:cstheme="majorBidi" w:hAnsiTheme="majorHAnsi" w:eastAsia="黑体"/>
       <w:color w:themeColor="text1" w:val="000000"/>
     </w:rPr>
     <w:tblPr>
@@ -9530,6 +9982,7 @@
     </w:tblPr>
     <w:tblStylePr w:type="firstRow">
       <w:rPr>
+        <w:rFonts w:eastAsia="黑体"/>
         <w:sz w:val="24"/>
         <w:szCs w:val="24"/>
       </w:rPr>
@@ -9636,7 +10089,7 @@
       <w:spacing w:after="0" w:line="240" w:lineRule="auto"/>
     </w:pPr>
     <w:rPr>
-      <w:rFonts w:asciiTheme="majorHAnsi" w:cstheme="majorBidi" w:eastAsiaTheme="majorEastAsia" w:hAnsiTheme="majorHAnsi"/>
+      <w:rFonts w:asciiTheme="majorHAnsi" w:cstheme="majorBidi" w:hAnsiTheme="majorHAnsi" w:eastAsia="黑体"/>
       <w:color w:themeColor="text1" w:val="000000"/>
     </w:rPr>
     <w:tblPr>
@@ -9658,6 +10111,7 @@
     </w:tblPr>
     <w:tblStylePr w:type="firstRow">
       <w:rPr>
+        <w:rFonts w:eastAsia="黑体"/>
         <w:sz w:val="24"/>
         <w:szCs w:val="24"/>
       </w:rPr>
@@ -9764,7 +10218,7 @@
       <w:spacing w:after="0" w:line="240" w:lineRule="auto"/>
     </w:pPr>
     <w:rPr>
-      <w:rFonts w:asciiTheme="majorHAnsi" w:cstheme="majorBidi" w:eastAsiaTheme="majorEastAsia" w:hAnsiTheme="majorHAnsi"/>
+      <w:rFonts w:asciiTheme="majorHAnsi" w:cstheme="majorBidi" w:hAnsiTheme="majorHAnsi" w:eastAsia="黑体"/>
       <w:color w:themeColor="text1" w:val="000000"/>
     </w:rPr>
     <w:tblPr>
@@ -9786,6 +10240,7 @@
     </w:tblPr>
     <w:tblStylePr w:type="firstRow">
       <w:rPr>
+        <w:rFonts w:eastAsia="黑体"/>
         <w:sz w:val="24"/>
         <w:szCs w:val="24"/>
       </w:rPr>
@@ -9892,7 +10347,7 @@
       <w:spacing w:after="0" w:line="240" w:lineRule="auto"/>
     </w:pPr>
     <w:rPr>
-      <w:rFonts w:asciiTheme="majorHAnsi" w:cstheme="majorBidi" w:eastAsiaTheme="majorEastAsia" w:hAnsiTheme="majorHAnsi"/>
+      <w:rFonts w:asciiTheme="majorHAnsi" w:cstheme="majorBidi" w:hAnsiTheme="majorHAnsi" w:eastAsia="黑体"/>
       <w:color w:themeColor="text1" w:val="000000"/>
     </w:rPr>
     <w:tblPr>
@@ -9914,6 +10369,7 @@
     </w:tblPr>
     <w:tblStylePr w:type="firstRow">
       <w:rPr>
+        <w:rFonts w:eastAsia="黑体"/>
         <w:sz w:val="24"/>
         <w:szCs w:val="24"/>
       </w:rPr>
@@ -10020,7 +10476,7 @@
       <w:spacing w:after="0" w:line="240" w:lineRule="auto"/>
     </w:pPr>
     <w:rPr>
-      <w:rFonts w:asciiTheme="majorHAnsi" w:cstheme="majorBidi" w:eastAsiaTheme="majorEastAsia" w:hAnsiTheme="majorHAnsi"/>
+      <w:rFonts w:asciiTheme="majorHAnsi" w:cstheme="majorBidi" w:hAnsiTheme="majorHAnsi" w:eastAsia="黑体"/>
       <w:color w:themeColor="text1" w:val="000000"/>
     </w:rPr>
     <w:tblPr>
@@ -10042,6 +10498,7 @@
     </w:tblPr>
     <w:tblStylePr w:type="firstRow">
       <w:rPr>
+        <w:rFonts w:eastAsia="黑体"/>
         <w:sz w:val="24"/>
         <w:szCs w:val="24"/>
       </w:rPr>
@@ -10148,7 +10605,7 @@
       <w:spacing w:after="0" w:line="240" w:lineRule="auto"/>
     </w:pPr>
     <w:rPr>
-      <w:rFonts w:asciiTheme="majorHAnsi" w:cstheme="majorBidi" w:eastAsiaTheme="majorEastAsia" w:hAnsiTheme="majorHAnsi"/>
+      <w:rFonts w:asciiTheme="majorHAnsi" w:cstheme="majorBidi" w:hAnsiTheme="majorHAnsi" w:eastAsia="黑体"/>
       <w:color w:themeColor="text1" w:val="000000"/>
     </w:rPr>
     <w:tblPr>
@@ -10170,6 +10627,7 @@
     </w:tblPr>
     <w:tblStylePr w:type="firstRow">
       <w:rPr>
+        <w:rFonts w:eastAsia="黑体"/>
         <w:sz w:val="24"/>
         <w:szCs w:val="24"/>
       </w:rPr>
@@ -10276,7 +10734,7 @@
       <w:spacing w:after="0" w:line="240" w:lineRule="auto"/>
     </w:pPr>
     <w:rPr>
-      <w:rFonts w:asciiTheme="majorHAnsi" w:cstheme="majorBidi" w:eastAsiaTheme="majorEastAsia" w:hAnsiTheme="majorHAnsi"/>
+      <w:rFonts w:asciiTheme="majorHAnsi" w:cstheme="majorBidi" w:hAnsiTheme="majorHAnsi" w:eastAsia="黑体"/>
       <w:color w:themeColor="text1" w:val="000000"/>
     </w:rPr>
     <w:tblPr>
@@ -10298,6 +10756,7 @@
     </w:tblPr>
     <w:tblStylePr w:type="firstRow">
       <w:rPr>
+        <w:rFonts w:eastAsia="黑体"/>
         <w:sz w:val="24"/>
         <w:szCs w:val="24"/>
       </w:rPr>
@@ -10427,12 +10886,14 @@
     </w:tcPr>
     <w:tblStylePr w:type="firstRow">
       <w:rPr>
+        <w:rFonts w:eastAsia="黑体"/>
         <w:b/>
         <w:bCs/>
       </w:rPr>
     </w:tblStylePr>
     <w:tblStylePr w:type="lastRow">
       <w:rPr>
+        <w:rFonts w:eastAsia="黑体"/>
         <w:b/>
         <w:bCs/>
       </w:rPr>
@@ -10445,12 +10906,14 @@
     </w:tblStylePr>
     <w:tblStylePr w:type="firstCol">
       <w:rPr>
+        <w:rFonts w:eastAsia="黑体"/>
         <w:b/>
         <w:bCs/>
       </w:rPr>
     </w:tblStylePr>
     <w:tblStylePr w:type="lastCol">
       <w:rPr>
+        <w:rFonts w:eastAsia="黑体"/>
         <w:b/>
         <w:bCs/>
       </w:rPr>
@@ -10500,12 +10963,14 @@
     </w:tcPr>
     <w:tblStylePr w:type="firstRow">
       <w:rPr>
+        <w:rFonts w:eastAsia="黑体"/>
         <w:b/>
         <w:bCs/>
       </w:rPr>
     </w:tblStylePr>
     <w:tblStylePr w:type="lastRow">
       <w:rPr>
+        <w:rFonts w:eastAsia="黑体"/>
         <w:b/>
         <w:bCs/>
       </w:rPr>
@@ -10518,12 +10983,14 @@
     </w:tblStylePr>
     <w:tblStylePr w:type="firstCol">
       <w:rPr>
+        <w:rFonts w:eastAsia="黑体"/>
         <w:b/>
         <w:bCs/>
       </w:rPr>
     </w:tblStylePr>
     <w:tblStylePr w:type="lastCol">
       <w:rPr>
+        <w:rFonts w:eastAsia="黑体"/>
         <w:b/>
         <w:bCs/>
       </w:rPr>
@@ -10573,12 +11040,14 @@
     </w:tcPr>
     <w:tblStylePr w:type="firstRow">
       <w:rPr>
+        <w:rFonts w:eastAsia="黑体"/>
         <w:b/>
         <w:bCs/>
       </w:rPr>
     </w:tblStylePr>
     <w:tblStylePr w:type="lastRow">
       <w:rPr>
+        <w:rFonts w:eastAsia="黑体"/>
         <w:b/>
         <w:bCs/>
       </w:rPr>
@@ -10591,12 +11060,14 @@
     </w:tblStylePr>
     <w:tblStylePr w:type="firstCol">
       <w:rPr>
+        <w:rFonts w:eastAsia="黑体"/>
         <w:b/>
         <w:bCs/>
       </w:rPr>
     </w:tblStylePr>
     <w:tblStylePr w:type="lastCol">
       <w:rPr>
+        <w:rFonts w:eastAsia="黑体"/>
         <w:b/>
         <w:bCs/>
       </w:rPr>
@@ -10646,12 +11117,14 @@
     </w:tcPr>
     <w:tblStylePr w:type="firstRow">
       <w:rPr>
+        <w:rFonts w:eastAsia="黑体"/>
         <w:b/>
         <w:bCs/>
       </w:rPr>
     </w:tblStylePr>
     <w:tblStylePr w:type="lastRow">
       <w:rPr>
+        <w:rFonts w:eastAsia="黑体"/>
         <w:b/>
         <w:bCs/>
       </w:rPr>
@@ -10664,12 +11137,14 @@
     </w:tblStylePr>
     <w:tblStylePr w:type="firstCol">
       <w:rPr>
+        <w:rFonts w:eastAsia="黑体"/>
         <w:b/>
         <w:bCs/>
       </w:rPr>
     </w:tblStylePr>
     <w:tblStylePr w:type="lastCol">
       <w:rPr>
+        <w:rFonts w:eastAsia="黑体"/>
         <w:b/>
         <w:bCs/>
       </w:rPr>
@@ -10719,12 +11194,14 @@
     </w:tcPr>
     <w:tblStylePr w:type="firstRow">
       <w:rPr>
+        <w:rFonts w:eastAsia="黑体"/>
         <w:b/>
         <w:bCs/>
       </w:rPr>
     </w:tblStylePr>
     <w:tblStylePr w:type="lastRow">
       <w:rPr>
+        <w:rFonts w:eastAsia="黑体"/>
         <w:b/>
         <w:bCs/>
       </w:rPr>
@@ -10737,12 +11214,14 @@
     </w:tblStylePr>
     <w:tblStylePr w:type="firstCol">
       <w:rPr>
+        <w:rFonts w:eastAsia="黑体"/>
         <w:b/>
         <w:bCs/>
       </w:rPr>
     </w:tblStylePr>
     <w:tblStylePr w:type="lastCol">
       <w:rPr>
+        <w:rFonts w:eastAsia="黑体"/>
         <w:b/>
         <w:bCs/>
       </w:rPr>
@@ -10792,12 +11271,14 @@
     </w:tcPr>
     <w:tblStylePr w:type="firstRow">
       <w:rPr>
+        <w:rFonts w:eastAsia="黑体"/>
         <w:b/>
         <w:bCs/>
       </w:rPr>
     </w:tblStylePr>
     <w:tblStylePr w:type="lastRow">
       <w:rPr>
+        <w:rFonts w:eastAsia="黑体"/>
         <w:b/>
         <w:bCs/>
       </w:rPr>
@@ -10810,12 +11291,14 @@
     </w:tblStylePr>
     <w:tblStylePr w:type="firstCol">
       <w:rPr>
+        <w:rFonts w:eastAsia="黑体"/>
         <w:b/>
         <w:bCs/>
       </w:rPr>
     </w:tblStylePr>
     <w:tblStylePr w:type="lastCol">
       <w:rPr>
+        <w:rFonts w:eastAsia="黑体"/>
         <w:b/>
         <w:bCs/>
       </w:rPr>
@@ -10865,12 +11348,14 @@
     </w:tcPr>
     <w:tblStylePr w:type="firstRow">
       <w:rPr>
+        <w:rFonts w:eastAsia="黑体"/>
         <w:b/>
         <w:bCs/>
       </w:rPr>
     </w:tblStylePr>
     <w:tblStylePr w:type="lastRow">
       <w:rPr>
+        <w:rFonts w:eastAsia="黑体"/>
         <w:b/>
         <w:bCs/>
       </w:rPr>
@@ -10883,12 +11368,14 @@
     </w:tblStylePr>
     <w:tblStylePr w:type="firstCol">
       <w:rPr>
+        <w:rFonts w:eastAsia="黑体"/>
         <w:b/>
         <w:bCs/>
       </w:rPr>
     </w:tblStylePr>
     <w:tblStylePr w:type="lastCol">
       <w:rPr>
+        <w:rFonts w:eastAsia="黑体"/>
         <w:b/>
         <w:bCs/>
       </w:rPr>
@@ -10915,7 +11402,7 @@
       <w:spacing w:after="0" w:line="240" w:lineRule="auto"/>
     </w:pPr>
     <w:rPr>
-      <w:rFonts w:asciiTheme="majorHAnsi" w:cstheme="majorBidi" w:eastAsiaTheme="majorEastAsia" w:hAnsiTheme="majorHAnsi"/>
+      <w:rFonts w:asciiTheme="majorHAnsi" w:cstheme="majorBidi" w:hAnsiTheme="majorHAnsi" w:eastAsia="黑体"/>
       <w:color w:themeColor="text1" w:val="000000"/>
     </w:rPr>
     <w:tblPr>
@@ -10942,6 +11429,7 @@
     </w:tcPr>
     <w:tblStylePr w:type="firstRow">
       <w:rPr>
+        <w:rFonts w:eastAsia="黑体"/>
         <w:b/>
         <w:bCs/>
         <w:color w:themeColor="text1" w:val="000000"/>
@@ -10953,6 +11441,7 @@
     </w:tblStylePr>
     <w:tblStylePr w:type="lastRow">
       <w:rPr>
+        <w:rFonts w:eastAsia="黑体"/>
         <w:b/>
         <w:bCs/>
         <w:color w:themeColor="text1" w:val="000000"/>
@@ -10972,6 +11461,7 @@
     </w:tblStylePr>
     <w:tblStylePr w:type="firstCol">
       <w:rPr>
+        <w:rFonts w:eastAsia="黑体"/>
         <w:b/>
         <w:bCs/>
         <w:color w:themeColor="text1" w:val="000000"/>
@@ -10991,6 +11481,7 @@
     </w:tblStylePr>
     <w:tblStylePr w:type="lastCol">
       <w:rPr>
+        <w:rFonts w:eastAsia="黑体"/>
         <w:b w:val="0"/>
         <w:bCs w:val="0"/>
         <w:color w:themeColor="text1" w:val="000000"/>
@@ -11040,7 +11531,7 @@
       <w:spacing w:after="0" w:line="240" w:lineRule="auto"/>
     </w:pPr>
     <w:rPr>
-      <w:rFonts w:asciiTheme="majorHAnsi" w:cstheme="majorBidi" w:eastAsiaTheme="majorEastAsia" w:hAnsiTheme="majorHAnsi"/>
+      <w:rFonts w:asciiTheme="majorHAnsi" w:cstheme="majorBidi" w:hAnsiTheme="majorHAnsi" w:eastAsia="黑体"/>
       <w:color w:themeColor="text1" w:val="000000"/>
     </w:rPr>
     <w:tblPr>
@@ -11067,6 +11558,7 @@
     </w:tcPr>
     <w:tblStylePr w:type="firstRow">
       <w:rPr>
+        <w:rFonts w:eastAsia="黑体"/>
         <w:b/>
         <w:bCs/>
         <w:color w:themeColor="text1" w:val="000000"/>
@@ -11078,6 +11570,7 @@
     </w:tblStylePr>
     <w:tblStylePr w:type="lastRow">
       <w:rPr>
+        <w:rFonts w:eastAsia="黑体"/>
         <w:b/>
         <w:bCs/>
         <w:color w:themeColor="text1" w:val="000000"/>
@@ -11097,6 +11590,7 @@
     </w:tblStylePr>
     <w:tblStylePr w:type="firstCol">
       <w:rPr>
+        <w:rFonts w:eastAsia="黑体"/>
         <w:b/>
         <w:bCs/>
         <w:color w:themeColor="text1" w:val="000000"/>
@@ -11116,6 +11610,7 @@
     </w:tblStylePr>
     <w:tblStylePr w:type="lastCol">
       <w:rPr>
+        <w:rFonts w:eastAsia="黑体"/>
         <w:b w:val="0"/>
         <w:bCs w:val="0"/>
         <w:color w:themeColor="text1" w:val="000000"/>
@@ -11165,7 +11660,7 @@
       <w:spacing w:after="0" w:line="240" w:lineRule="auto"/>
     </w:pPr>
     <w:rPr>
-      <w:rFonts w:asciiTheme="majorHAnsi" w:cstheme="majorBidi" w:eastAsiaTheme="majorEastAsia" w:hAnsiTheme="majorHAnsi"/>
+      <w:rFonts w:asciiTheme="majorHAnsi" w:cstheme="majorBidi" w:hAnsiTheme="majorHAnsi" w:eastAsia="黑体"/>
       <w:color w:themeColor="text1" w:val="000000"/>
     </w:rPr>
     <w:tblPr>
@@ -11192,6 +11687,7 @@
     </w:tcPr>
     <w:tblStylePr w:type="firstRow">
       <w:rPr>
+        <w:rFonts w:eastAsia="黑体"/>
         <w:b/>
         <w:bCs/>
         <w:color w:themeColor="text1" w:val="000000"/>
@@ -11203,6 +11699,7 @@
     </w:tblStylePr>
     <w:tblStylePr w:type="lastRow">
       <w:rPr>
+        <w:rFonts w:eastAsia="黑体"/>
         <w:b/>
         <w:bCs/>
         <w:color w:themeColor="text1" w:val="000000"/>
@@ -11222,6 +11719,7 @@
     </w:tblStylePr>
     <w:tblStylePr w:type="firstCol">
       <w:rPr>
+        <w:rFonts w:eastAsia="黑体"/>
         <w:b/>
         <w:bCs/>
         <w:color w:themeColor="text1" w:val="000000"/>
@@ -11241,6 +11739,7 @@
     </w:tblStylePr>
     <w:tblStylePr w:type="lastCol">
       <w:rPr>
+        <w:rFonts w:eastAsia="黑体"/>
         <w:b w:val="0"/>
         <w:bCs w:val="0"/>
         <w:color w:themeColor="text1" w:val="000000"/>
@@ -11290,7 +11789,7 @@
       <w:spacing w:after="0" w:line="240" w:lineRule="auto"/>
     </w:pPr>
     <w:rPr>
-      <w:rFonts w:asciiTheme="majorHAnsi" w:cstheme="majorBidi" w:eastAsiaTheme="majorEastAsia" w:hAnsiTheme="majorHAnsi"/>
+      <w:rFonts w:asciiTheme="majorHAnsi" w:cstheme="majorBidi" w:hAnsiTheme="majorHAnsi" w:eastAsia="黑体"/>
       <w:color w:themeColor="text1" w:val="000000"/>
     </w:rPr>
     <w:tblPr>
@@ -11317,6 +11816,7 @@
     </w:tcPr>
     <w:tblStylePr w:type="firstRow">
       <w:rPr>
+        <w:rFonts w:eastAsia="黑体"/>
         <w:b/>
         <w:bCs/>
         <w:color w:themeColor="text1" w:val="000000"/>
@@ -11328,6 +11828,7 @@
     </w:tblStylePr>
     <w:tblStylePr w:type="lastRow">
       <w:rPr>
+        <w:rFonts w:eastAsia="黑体"/>
         <w:b/>
         <w:bCs/>
         <w:color w:themeColor="text1" w:val="000000"/>
@@ -11347,6 +11848,7 @@
     </w:tblStylePr>
     <w:tblStylePr w:type="firstCol">
       <w:rPr>
+        <w:rFonts w:eastAsia="黑体"/>
         <w:b/>
         <w:bCs/>
         <w:color w:themeColor="text1" w:val="000000"/>
@@ -11366,6 +11868,7 @@
     </w:tblStylePr>
     <w:tblStylePr w:type="lastCol">
       <w:rPr>
+        <w:rFonts w:eastAsia="黑体"/>
         <w:b w:val="0"/>
         <w:bCs w:val="0"/>
         <w:color w:themeColor="text1" w:val="000000"/>
@@ -11415,7 +11918,7 @@
       <w:spacing w:after="0" w:line="240" w:lineRule="auto"/>
     </w:pPr>
     <w:rPr>
-      <w:rFonts w:asciiTheme="majorHAnsi" w:cstheme="majorBidi" w:eastAsiaTheme="majorEastAsia" w:hAnsiTheme="majorHAnsi"/>
+      <w:rFonts w:asciiTheme="majorHAnsi" w:cstheme="majorBidi" w:hAnsiTheme="majorHAnsi" w:eastAsia="黑体"/>
       <w:color w:themeColor="text1" w:val="000000"/>
     </w:rPr>
     <w:tblPr>
@@ -11442,6 +11945,7 @@
     </w:tcPr>
     <w:tblStylePr w:type="firstRow">
       <w:rPr>
+        <w:rFonts w:eastAsia="黑体"/>
         <w:b/>
         <w:bCs/>
         <w:color w:themeColor="text1" w:val="000000"/>
@@ -11453,6 +11957,7 @@
     </w:tblStylePr>
     <w:tblStylePr w:type="lastRow">
       <w:rPr>
+        <w:rFonts w:eastAsia="黑体"/>
         <w:b/>
         <w:bCs/>
         <w:color w:themeColor="text1" w:val="000000"/>
@@ -11472,6 +11977,7 @@
     </w:tblStylePr>
     <w:tblStylePr w:type="firstCol">
       <w:rPr>
+        <w:rFonts w:eastAsia="黑体"/>
         <w:b/>
         <w:bCs/>
         <w:color w:themeColor="text1" w:val="000000"/>
@@ -11491,6 +11997,7 @@
     </w:tblStylePr>
     <w:tblStylePr w:type="lastCol">
       <w:rPr>
+        <w:rFonts w:eastAsia="黑体"/>
         <w:b w:val="0"/>
         <w:bCs w:val="0"/>
         <w:color w:themeColor="text1" w:val="000000"/>
@@ -11540,7 +12047,7 @@
       <w:spacing w:after="0" w:line="240" w:lineRule="auto"/>
     </w:pPr>
     <w:rPr>
-      <w:rFonts w:asciiTheme="majorHAnsi" w:cstheme="majorBidi" w:eastAsiaTheme="majorEastAsia" w:hAnsiTheme="majorHAnsi"/>
+      <w:rFonts w:asciiTheme="majorHAnsi" w:cstheme="majorBidi" w:hAnsiTheme="majorHAnsi" w:eastAsia="黑体"/>
       <w:color w:themeColor="text1" w:val="000000"/>
     </w:rPr>
     <w:tblPr>
@@ -11567,6 +12074,7 @@
     </w:tcPr>
     <w:tblStylePr w:type="firstRow">
       <w:rPr>
+        <w:rFonts w:eastAsia="黑体"/>
         <w:b/>
         <w:bCs/>
         <w:color w:themeColor="text1" w:val="000000"/>
@@ -11578,6 +12086,7 @@
     </w:tblStylePr>
     <w:tblStylePr w:type="lastRow">
       <w:rPr>
+        <w:rFonts w:eastAsia="黑体"/>
         <w:b/>
         <w:bCs/>
         <w:color w:themeColor="text1" w:val="000000"/>
@@ -11597,6 +12106,7 @@
     </w:tblStylePr>
     <w:tblStylePr w:type="firstCol">
       <w:rPr>
+        <w:rFonts w:eastAsia="黑体"/>
         <w:b/>
         <w:bCs/>
         <w:color w:themeColor="text1" w:val="000000"/>
@@ -11616,6 +12126,7 @@
     </w:tblStylePr>
     <w:tblStylePr w:type="lastCol">
       <w:rPr>
+        <w:rFonts w:eastAsia="黑体"/>
         <w:b w:val="0"/>
         <w:bCs w:val="0"/>
         <w:color w:themeColor="text1" w:val="000000"/>
@@ -11665,7 +12176,7 @@
       <w:spacing w:after="0" w:line="240" w:lineRule="auto"/>
     </w:pPr>
     <w:rPr>
-      <w:rFonts w:asciiTheme="majorHAnsi" w:cstheme="majorBidi" w:eastAsiaTheme="majorEastAsia" w:hAnsiTheme="majorHAnsi"/>
+      <w:rFonts w:asciiTheme="majorHAnsi" w:cstheme="majorBidi" w:hAnsiTheme="majorHAnsi" w:eastAsia="黑体"/>
       <w:color w:themeColor="text1" w:val="000000"/>
     </w:rPr>
     <w:tblPr>
@@ -11692,6 +12203,7 @@
     </w:tcPr>
     <w:tblStylePr w:type="firstRow">
       <w:rPr>
+        <w:rFonts w:eastAsia="黑体"/>
         <w:b/>
         <w:bCs/>
         <w:color w:themeColor="text1" w:val="000000"/>
@@ -11703,6 +12215,7 @@
     </w:tblStylePr>
     <w:tblStylePr w:type="lastRow">
       <w:rPr>
+        <w:rFonts w:eastAsia="黑体"/>
         <w:b/>
         <w:bCs/>
         <w:color w:themeColor="text1" w:val="000000"/>
@@ -11722,6 +12235,7 @@
     </w:tblStylePr>
     <w:tblStylePr w:type="firstCol">
       <w:rPr>
+        <w:rFonts w:eastAsia="黑体"/>
         <w:b/>
         <w:bCs/>
         <w:color w:themeColor="text1" w:val="000000"/>
@@ -11741,6 +12255,7 @@
     </w:tblStylePr>
     <w:tblStylePr w:type="lastCol">
       <w:rPr>
+        <w:rFonts w:eastAsia="黑体"/>
         <w:b w:val="0"/>
         <w:bCs w:val="0"/>
         <w:color w:themeColor="text1" w:val="000000"/>
@@ -11813,6 +12328,7 @@
     </w:tcPr>
     <w:tblStylePr w:type="firstRow">
       <w:rPr>
+        <w:rFonts w:eastAsia="黑体"/>
         <w:b/>
         <w:bCs/>
         <w:i w:val="0"/>
@@ -11834,6 +12350,7 @@
     </w:tblStylePr>
     <w:tblStylePr w:type="lastRow">
       <w:rPr>
+        <w:rFonts w:eastAsia="黑体"/>
         <w:b/>
         <w:bCs/>
         <w:i w:val="0"/>
@@ -11855,6 +12372,7 @@
     </w:tblStylePr>
     <w:tblStylePr w:type="firstCol">
       <w:rPr>
+        <w:rFonts w:eastAsia="黑体"/>
         <w:b/>
         <w:bCs/>
         <w:i w:val="0"/>
@@ -11874,6 +12392,7 @@
     </w:tblStylePr>
     <w:tblStylePr w:type="lastCol">
       <w:rPr>
+        <w:rFonts w:eastAsia="黑体"/>
         <w:b/>
         <w:bCs/>
         <w:i w:val="0"/>
@@ -11954,6 +12473,7 @@
     </w:tcPr>
     <w:tblStylePr w:type="firstRow">
       <w:rPr>
+        <w:rFonts w:eastAsia="黑体"/>
         <w:b/>
         <w:bCs/>
         <w:i w:val="0"/>
@@ -11975,6 +12495,7 @@
     </w:tblStylePr>
     <w:tblStylePr w:type="lastRow">
       <w:rPr>
+        <w:rFonts w:eastAsia="黑体"/>
         <w:b/>
         <w:bCs/>
         <w:i w:val="0"/>
@@ -11996,6 +12517,7 @@
     </w:tblStylePr>
     <w:tblStylePr w:type="firstCol">
       <w:rPr>
+        <w:rFonts w:eastAsia="黑体"/>
         <w:b/>
         <w:bCs/>
         <w:i w:val="0"/>
@@ -12015,6 +12537,7 @@
     </w:tblStylePr>
     <w:tblStylePr w:type="lastCol">
       <w:rPr>
+        <w:rFonts w:eastAsia="黑体"/>
         <w:b/>
         <w:bCs/>
         <w:i w:val="0"/>
@@ -12095,6 +12618,7 @@
     </w:tcPr>
     <w:tblStylePr w:type="firstRow">
       <w:rPr>
+        <w:rFonts w:eastAsia="黑体"/>
         <w:b/>
         <w:bCs/>
         <w:i w:val="0"/>
@@ -12116,6 +12640,7 @@
     </w:tblStylePr>
     <w:tblStylePr w:type="lastRow">
       <w:rPr>
+        <w:rFonts w:eastAsia="黑体"/>
         <w:b/>
         <w:bCs/>
         <w:i w:val="0"/>
@@ -12137,6 +12662,7 @@
     </w:tblStylePr>
     <w:tblStylePr w:type="firstCol">
       <w:rPr>
+        <w:rFonts w:eastAsia="黑体"/>
         <w:b/>
         <w:bCs/>
         <w:i w:val="0"/>
@@ -12156,6 +12682,7 @@
     </w:tblStylePr>
     <w:tblStylePr w:type="lastCol">
       <w:rPr>
+        <w:rFonts w:eastAsia="黑体"/>
         <w:b/>
         <w:bCs/>
         <w:i w:val="0"/>
@@ -12236,6 +12763,7 @@
     </w:tcPr>
     <w:tblStylePr w:type="firstRow">
       <w:rPr>
+        <w:rFonts w:eastAsia="黑体"/>
         <w:b/>
         <w:bCs/>
         <w:i w:val="0"/>
@@ -12257,6 +12785,7 @@
     </w:tblStylePr>
     <w:tblStylePr w:type="lastRow">
       <w:rPr>
+        <w:rFonts w:eastAsia="黑体"/>
         <w:b/>
         <w:bCs/>
         <w:i w:val="0"/>
@@ -12278,6 +12807,7 @@
     </w:tblStylePr>
     <w:tblStylePr w:type="firstCol">
       <w:rPr>
+        <w:rFonts w:eastAsia="黑体"/>
         <w:b/>
         <w:bCs/>
         <w:i w:val="0"/>
@@ -12297,6 +12827,7 @@
     </w:tblStylePr>
     <w:tblStylePr w:type="lastCol">
       <w:rPr>
+        <w:rFonts w:eastAsia="黑体"/>
         <w:b/>
         <w:bCs/>
         <w:i w:val="0"/>
@@ -12377,6 +12908,7 @@
     </w:tcPr>
     <w:tblStylePr w:type="firstRow">
       <w:rPr>
+        <w:rFonts w:eastAsia="黑体"/>
         <w:b/>
         <w:bCs/>
         <w:i w:val="0"/>
@@ -12398,6 +12930,7 @@
     </w:tblStylePr>
     <w:tblStylePr w:type="lastRow">
       <w:rPr>
+        <w:rFonts w:eastAsia="黑体"/>
         <w:b/>
         <w:bCs/>
         <w:i w:val="0"/>
@@ -12419,6 +12952,7 @@
     </w:tblStylePr>
     <w:tblStylePr w:type="firstCol">
       <w:rPr>
+        <w:rFonts w:eastAsia="黑体"/>
         <w:b/>
         <w:bCs/>
         <w:i w:val="0"/>
@@ -12438,6 +12972,7 @@
     </w:tblStylePr>
     <w:tblStylePr w:type="lastCol">
       <w:rPr>
+        <w:rFonts w:eastAsia="黑体"/>
         <w:b/>
         <w:bCs/>
         <w:i w:val="0"/>
@@ -12518,6 +13053,7 @@
     </w:tcPr>
     <w:tblStylePr w:type="firstRow">
       <w:rPr>
+        <w:rFonts w:eastAsia="黑体"/>
         <w:b/>
         <w:bCs/>
         <w:i w:val="0"/>
@@ -12539,6 +13075,7 @@
     </w:tblStylePr>
     <w:tblStylePr w:type="lastRow">
       <w:rPr>
+        <w:rFonts w:eastAsia="黑体"/>
         <w:b/>
         <w:bCs/>
         <w:i w:val="0"/>
@@ -12560,6 +13097,7 @@
     </w:tblStylePr>
     <w:tblStylePr w:type="firstCol">
       <w:rPr>
+        <w:rFonts w:eastAsia="黑体"/>
         <w:b/>
         <w:bCs/>
         <w:i w:val="0"/>
@@ -12579,6 +13117,7 @@
     </w:tblStylePr>
     <w:tblStylePr w:type="lastCol">
       <w:rPr>
+        <w:rFonts w:eastAsia="黑体"/>
         <w:b/>
         <w:bCs/>
         <w:i w:val="0"/>
@@ -12659,6 +13198,7 @@
     </w:tcPr>
     <w:tblStylePr w:type="firstRow">
       <w:rPr>
+        <w:rFonts w:eastAsia="黑体"/>
         <w:b/>
         <w:bCs/>
         <w:i w:val="0"/>
@@ -12680,6 +13220,7 @@
     </w:tblStylePr>
     <w:tblStylePr w:type="lastRow">
       <w:rPr>
+        <w:rFonts w:eastAsia="黑体"/>
         <w:b/>
         <w:bCs/>
         <w:i w:val="0"/>
@@ -12701,6 +13242,7 @@
     </w:tblStylePr>
     <w:tblStylePr w:type="firstCol">
       <w:rPr>
+        <w:rFonts w:eastAsia="黑体"/>
         <w:b/>
         <w:bCs/>
         <w:i w:val="0"/>
@@ -12720,6 +13262,7 @@
     </w:tblStylePr>
     <w:tblStylePr w:type="lastCol">
       <w:rPr>
+        <w:rFonts w:eastAsia="黑体"/>
         <w:b/>
         <w:bCs/>
         <w:i w:val="0"/>
@@ -12777,6 +13320,7 @@
       <w:spacing w:after="0" w:line="240" w:lineRule="auto"/>
     </w:pPr>
     <w:rPr>
+      <w:rFonts w:eastAsia="黑体"/>
       <w:color w:themeColor="background1" w:val="FFFFFF"/>
     </w:rPr>
     <w:tblPr>
@@ -12795,6 +13339,7 @@
     </w:tcPr>
     <w:tblStylePr w:type="firstRow">
       <w:rPr>
+        <w:rFonts w:eastAsia="黑体"/>
         <w:b/>
         <w:bCs/>
       </w:rPr>
@@ -12891,6 +13436,7 @@
       <w:spacing w:after="0" w:line="240" w:lineRule="auto"/>
     </w:pPr>
     <w:rPr>
+      <w:rFonts w:eastAsia="黑体"/>
       <w:color w:themeColor="background1" w:val="FFFFFF"/>
     </w:rPr>
     <w:tblPr>
@@ -12909,6 +13455,7 @@
     </w:tcPr>
     <w:tblStylePr w:type="firstRow">
       <w:rPr>
+        <w:rFonts w:eastAsia="黑体"/>
         <w:b/>
         <w:bCs/>
       </w:rPr>
@@ -13005,6 +13552,7 @@
       <w:spacing w:after="0" w:line="240" w:lineRule="auto"/>
     </w:pPr>
     <w:rPr>
+      <w:rFonts w:eastAsia="黑体"/>
       <w:color w:themeColor="background1" w:val="FFFFFF"/>
     </w:rPr>
     <w:tblPr>
@@ -13023,6 +13571,7 @@
     </w:tcPr>
     <w:tblStylePr w:type="firstRow">
       <w:rPr>
+        <w:rFonts w:eastAsia="黑体"/>
         <w:b/>
         <w:bCs/>
       </w:rPr>
@@ -13119,6 +13668,7 @@
       <w:spacing w:after="0" w:line="240" w:lineRule="auto"/>
     </w:pPr>
     <w:rPr>
+      <w:rFonts w:eastAsia="黑体"/>
       <w:color w:themeColor="background1" w:val="FFFFFF"/>
     </w:rPr>
     <w:tblPr>
@@ -13137,6 +13687,7 @@
     </w:tcPr>
     <w:tblStylePr w:type="firstRow">
       <w:rPr>
+        <w:rFonts w:eastAsia="黑体"/>
         <w:b/>
         <w:bCs/>
       </w:rPr>
@@ -13233,6 +13784,7 @@
       <w:spacing w:after="0" w:line="240" w:lineRule="auto"/>
     </w:pPr>
     <w:rPr>
+      <w:rFonts w:eastAsia="黑体"/>
       <w:color w:themeColor="background1" w:val="FFFFFF"/>
     </w:rPr>
     <w:tblPr>
@@ -13251,6 +13803,7 @@
     </w:tcPr>
     <w:tblStylePr w:type="firstRow">
       <w:rPr>
+        <w:rFonts w:eastAsia="黑体"/>
         <w:b/>
         <w:bCs/>
       </w:rPr>
@@ -13347,6 +13900,7 @@
       <w:spacing w:after="0" w:line="240" w:lineRule="auto"/>
     </w:pPr>
     <w:rPr>
+      <w:rFonts w:eastAsia="黑体"/>
       <w:color w:themeColor="background1" w:val="FFFFFF"/>
     </w:rPr>
     <w:tblPr>
@@ -13365,6 +13919,7 @@
     </w:tcPr>
     <w:tblStylePr w:type="firstRow">
       <w:rPr>
+        <w:rFonts w:eastAsia="黑体"/>
         <w:b/>
         <w:bCs/>
       </w:rPr>
@@ -13461,6 +14016,7 @@
       <w:spacing w:after="0" w:line="240" w:lineRule="auto"/>
     </w:pPr>
     <w:rPr>
+      <w:rFonts w:eastAsia="黑体"/>
       <w:color w:themeColor="background1" w:val="FFFFFF"/>
     </w:rPr>
     <w:tblPr>
@@ -13479,6 +14035,7 @@
     </w:tcPr>
     <w:tblStylePr w:type="firstRow">
       <w:rPr>
+        <w:rFonts w:eastAsia="黑体"/>
         <w:b/>
         <w:bCs/>
       </w:rPr>
@@ -13575,6 +14132,7 @@
       <w:spacing w:after="0" w:line="240" w:lineRule="auto"/>
     </w:pPr>
     <w:rPr>
+      <w:rFonts w:eastAsia="黑体"/>
       <w:color w:themeColor="text1" w:val="000000"/>
     </w:rPr>
     <w:tblPr>
@@ -13601,6 +14159,7 @@
     </w:tcPr>
     <w:tblStylePr w:type="firstRow">
       <w:rPr>
+        <w:rFonts w:eastAsia="黑体"/>
         <w:b/>
         <w:bCs/>
       </w:rPr>
@@ -13619,6 +14178,7 @@
     </w:tblStylePr>
     <w:tblStylePr w:type="lastRow">
       <w:rPr>
+        <w:rFonts w:eastAsia="黑体"/>
         <w:b/>
         <w:bCs/>
         <w:color w:themeColor="background1" w:val="FFFFFF"/>
@@ -13633,6 +14193,7 @@
     </w:tblStylePr>
     <w:tblStylePr w:type="firstCol">
       <w:rPr>
+        <w:rFonts w:eastAsia="黑体"/>
         <w:color w:themeColor="background1" w:val="FFFFFF"/>
       </w:rPr>
       <w:tblPr/>
@@ -13650,6 +14211,7 @@
     </w:tblStylePr>
     <w:tblStylePr w:type="lastCol">
       <w:rPr>
+        <w:rFonts w:eastAsia="黑体"/>
         <w:color w:themeColor="background1" w:val="FFFFFF"/>
       </w:rPr>
       <w:tblPr/>
@@ -13679,11 +14241,13 @@
     </w:tblStylePr>
     <w:tblStylePr w:type="neCell">
       <w:rPr>
+        <w:rFonts w:eastAsia="黑体"/>
         <w:color w:themeColor="text1" w:val="000000"/>
       </w:rPr>
     </w:tblStylePr>
     <w:tblStylePr w:type="nwCell">
       <w:rPr>
+        <w:rFonts w:eastAsia="黑体"/>
         <w:color w:themeColor="text1" w:val="000000"/>
       </w:rPr>
     </w:tblStylePr>
@@ -13697,6 +14261,7 @@
       <w:spacing w:after="0" w:line="240" w:lineRule="auto"/>
     </w:pPr>
     <w:rPr>
+      <w:rFonts w:eastAsia="黑体"/>
       <w:color w:themeColor="text1" w:val="000000"/>
     </w:rPr>
     <w:tblPr>
@@ -13723,6 +14288,7 @@
     </w:tcPr>
     <w:tblStylePr w:type="firstRow">
       <w:rPr>
+        <w:rFonts w:eastAsia="黑体"/>
         <w:b/>
         <w:bCs/>
       </w:rPr>
@@ -13741,6 +14307,7 @@
     </w:tblStylePr>
     <w:tblStylePr w:type="lastRow">
       <w:rPr>
+        <w:rFonts w:eastAsia="黑体"/>
         <w:b/>
         <w:bCs/>
         <w:color w:themeColor="background1" w:val="FFFFFF"/>
@@ -13755,6 +14322,7 @@
     </w:tblStylePr>
     <w:tblStylePr w:type="firstCol">
       <w:rPr>
+        <w:rFonts w:eastAsia="黑体"/>
         <w:color w:themeColor="background1" w:val="FFFFFF"/>
       </w:rPr>
       <w:tblPr/>
@@ -13772,6 +14340,7 @@
     </w:tblStylePr>
     <w:tblStylePr w:type="lastCol">
       <w:rPr>
+        <w:rFonts w:eastAsia="黑体"/>
         <w:color w:themeColor="background1" w:val="FFFFFF"/>
       </w:rPr>
       <w:tblPr/>
@@ -13801,11 +14370,13 @@
     </w:tblStylePr>
     <w:tblStylePr w:type="neCell">
       <w:rPr>
+        <w:rFonts w:eastAsia="黑体"/>
         <w:color w:themeColor="text1" w:val="000000"/>
       </w:rPr>
     </w:tblStylePr>
     <w:tblStylePr w:type="nwCell">
       <w:rPr>
+        <w:rFonts w:eastAsia="黑体"/>
         <w:color w:themeColor="text1" w:val="000000"/>
       </w:rPr>
     </w:tblStylePr>
@@ -13819,6 +14390,7 @@
       <w:spacing w:after="0" w:line="240" w:lineRule="auto"/>
     </w:pPr>
     <w:rPr>
+      <w:rFonts w:eastAsia="黑体"/>
       <w:color w:themeColor="text1" w:val="000000"/>
     </w:rPr>
     <w:tblPr>
@@ -13845,6 +14417,7 @@
     </w:tcPr>
     <w:tblStylePr w:type="firstRow">
       <w:rPr>
+        <w:rFonts w:eastAsia="黑体"/>
         <w:b/>
         <w:bCs/>
       </w:rPr>
@@ -13863,6 +14436,7 @@
     </w:tblStylePr>
     <w:tblStylePr w:type="lastRow">
       <w:rPr>
+        <w:rFonts w:eastAsia="黑体"/>
         <w:b/>
         <w:bCs/>
         <w:color w:themeColor="background1" w:val="FFFFFF"/>
@@ -13877,6 +14451,7 @@
     </w:tblStylePr>
     <w:tblStylePr w:type="firstCol">
       <w:rPr>
+        <w:rFonts w:eastAsia="黑体"/>
         <w:color w:themeColor="background1" w:val="FFFFFF"/>
       </w:rPr>
       <w:tblPr/>
@@ -13894,6 +14469,7 @@
     </w:tblStylePr>
     <w:tblStylePr w:type="lastCol">
       <w:rPr>
+        <w:rFonts w:eastAsia="黑体"/>
         <w:color w:themeColor="background1" w:val="FFFFFF"/>
       </w:rPr>
       <w:tblPr/>
@@ -13923,11 +14499,13 @@
     </w:tblStylePr>
     <w:tblStylePr w:type="neCell">
       <w:rPr>
+        <w:rFonts w:eastAsia="黑体"/>
         <w:color w:themeColor="text1" w:val="000000"/>
       </w:rPr>
     </w:tblStylePr>
     <w:tblStylePr w:type="nwCell">
       <w:rPr>
+        <w:rFonts w:eastAsia="黑体"/>
         <w:color w:themeColor="text1" w:val="000000"/>
       </w:rPr>
     </w:tblStylePr>
@@ -13941,6 +14519,7 @@
       <w:spacing w:after="0" w:line="240" w:lineRule="auto"/>
     </w:pPr>
     <w:rPr>
+      <w:rFonts w:eastAsia="黑体"/>
       <w:color w:themeColor="text1" w:val="000000"/>
     </w:rPr>
     <w:tblPr>
@@ -13967,6 +14546,7 @@
     </w:tcPr>
     <w:tblStylePr w:type="firstRow">
       <w:rPr>
+        <w:rFonts w:eastAsia="黑体"/>
         <w:b/>
         <w:bCs/>
       </w:rPr>
@@ -13985,6 +14565,7 @@
     </w:tblStylePr>
     <w:tblStylePr w:type="lastRow">
       <w:rPr>
+        <w:rFonts w:eastAsia="黑体"/>
         <w:b/>
         <w:bCs/>
         <w:color w:themeColor="background1" w:val="FFFFFF"/>
@@ -13999,6 +14580,7 @@
     </w:tblStylePr>
     <w:tblStylePr w:type="firstCol">
       <w:rPr>
+        <w:rFonts w:eastAsia="黑体"/>
         <w:color w:themeColor="background1" w:val="FFFFFF"/>
       </w:rPr>
       <w:tblPr/>
@@ -14016,6 +14598,7 @@
     </w:tblStylePr>
     <w:tblStylePr w:type="lastCol">
       <w:rPr>
+        <w:rFonts w:eastAsia="黑体"/>
         <w:color w:themeColor="background1" w:val="FFFFFF"/>
       </w:rPr>
       <w:tblPr/>
@@ -14053,6 +14636,7 @@
       <w:spacing w:after="0" w:line="240" w:lineRule="auto"/>
     </w:pPr>
     <w:rPr>
+      <w:rFonts w:eastAsia="黑体"/>
       <w:color w:themeColor="text1" w:val="000000"/>
     </w:rPr>
     <w:tblPr>
@@ -14079,6 +14663,7 @@
     </w:tcPr>
     <w:tblStylePr w:type="firstRow">
       <w:rPr>
+        <w:rFonts w:eastAsia="黑体"/>
         <w:b/>
         <w:bCs/>
       </w:rPr>
@@ -14097,6 +14682,7 @@
     </w:tblStylePr>
     <w:tblStylePr w:type="lastRow">
       <w:rPr>
+        <w:rFonts w:eastAsia="黑体"/>
         <w:b/>
         <w:bCs/>
         <w:color w:themeColor="background1" w:val="FFFFFF"/>
@@ -14111,6 +14697,7 @@
     </w:tblStylePr>
     <w:tblStylePr w:type="firstCol">
       <w:rPr>
+        <w:rFonts w:eastAsia="黑体"/>
         <w:color w:themeColor="background1" w:val="FFFFFF"/>
       </w:rPr>
       <w:tblPr/>
@@ -14128,6 +14715,7 @@
     </w:tblStylePr>
     <w:tblStylePr w:type="lastCol">
       <w:rPr>
+        <w:rFonts w:eastAsia="黑体"/>
         <w:color w:themeColor="background1" w:val="FFFFFF"/>
       </w:rPr>
       <w:tblPr/>
@@ -14157,11 +14745,13 @@
     </w:tblStylePr>
     <w:tblStylePr w:type="neCell">
       <w:rPr>
+        <w:rFonts w:eastAsia="黑体"/>
         <w:color w:themeColor="text1" w:val="000000"/>
       </w:rPr>
     </w:tblStylePr>
     <w:tblStylePr w:type="nwCell">
       <w:rPr>
+        <w:rFonts w:eastAsia="黑体"/>
         <w:color w:themeColor="text1" w:val="000000"/>
       </w:rPr>
     </w:tblStylePr>
@@ -14175,6 +14765,7 @@
       <w:spacing w:after="0" w:line="240" w:lineRule="auto"/>
     </w:pPr>
     <w:rPr>
+      <w:rFonts w:eastAsia="黑体"/>
       <w:color w:themeColor="text1" w:val="000000"/>
     </w:rPr>
     <w:tblPr>
@@ -14201,6 +14792,7 @@
     </w:tcPr>
     <w:tblStylePr w:type="firstRow">
       <w:rPr>
+        <w:rFonts w:eastAsia="黑体"/>
         <w:b/>
         <w:bCs/>
       </w:rPr>
@@ -14219,6 +14811,7 @@
     </w:tblStylePr>
     <w:tblStylePr w:type="lastRow">
       <w:rPr>
+        <w:rFonts w:eastAsia="黑体"/>
         <w:b/>
         <w:bCs/>
         <w:color w:themeColor="background1" w:val="FFFFFF"/>
@@ -14233,6 +14826,7 @@
     </w:tblStylePr>
     <w:tblStylePr w:type="firstCol">
       <w:rPr>
+        <w:rFonts w:eastAsia="黑体"/>
         <w:color w:themeColor="background1" w:val="FFFFFF"/>
       </w:rPr>
       <w:tblPr/>
@@ -14250,6 +14844,7 @@
     </w:tblStylePr>
     <w:tblStylePr w:type="lastCol">
       <w:rPr>
+        <w:rFonts w:eastAsia="黑体"/>
         <w:color w:themeColor="background1" w:val="FFFFFF"/>
       </w:rPr>
       <w:tblPr/>
@@ -14279,11 +14874,13 @@
     </w:tblStylePr>
     <w:tblStylePr w:type="neCell">
       <w:rPr>
+        <w:rFonts w:eastAsia="黑体"/>
         <w:color w:themeColor="text1" w:val="000000"/>
       </w:rPr>
     </w:tblStylePr>
     <w:tblStylePr w:type="nwCell">
       <w:rPr>
+        <w:rFonts w:eastAsia="黑体"/>
         <w:color w:themeColor="text1" w:val="000000"/>
       </w:rPr>
     </w:tblStylePr>
@@ -14297,6 +14894,7 @@
       <w:spacing w:after="0" w:line="240" w:lineRule="auto"/>
     </w:pPr>
     <w:rPr>
+      <w:rFonts w:eastAsia="黑体"/>
       <w:color w:themeColor="text1" w:val="000000"/>
     </w:rPr>
     <w:tblPr>
@@ -14323,6 +14921,7 @@
     </w:tcPr>
     <w:tblStylePr w:type="firstRow">
       <w:rPr>
+        <w:rFonts w:eastAsia="黑体"/>
         <w:b/>
         <w:bCs/>
       </w:rPr>
@@ -14341,6 +14940,7 @@
     </w:tblStylePr>
     <w:tblStylePr w:type="lastRow">
       <w:rPr>
+        <w:rFonts w:eastAsia="黑体"/>
         <w:b/>
         <w:bCs/>
         <w:color w:themeColor="background1" w:val="FFFFFF"/>
@@ -14355,6 +14955,7 @@
     </w:tblStylePr>
     <w:tblStylePr w:type="firstCol">
       <w:rPr>
+        <w:rFonts w:eastAsia="黑体"/>
         <w:color w:themeColor="background1" w:val="FFFFFF"/>
       </w:rPr>
       <w:tblPr/>
@@ -14372,6 +14973,7 @@
     </w:tblStylePr>
     <w:tblStylePr w:type="lastCol">
       <w:rPr>
+        <w:rFonts w:eastAsia="黑体"/>
         <w:color w:themeColor="background1" w:val="FFFFFF"/>
       </w:rPr>
       <w:tblPr/>
@@ -14401,11 +15003,13 @@
     </w:tblStylePr>
     <w:tblStylePr w:type="neCell">
       <w:rPr>
+        <w:rFonts w:eastAsia="黑体"/>
         <w:color w:themeColor="text1" w:val="000000"/>
       </w:rPr>
     </w:tblStylePr>
     <w:tblStylePr w:type="nwCell">
       <w:rPr>
+        <w:rFonts w:eastAsia="黑体"/>
         <w:color w:themeColor="text1" w:val="000000"/>
       </w:rPr>
     </w:tblStylePr>
@@ -14419,6 +15023,7 @@
       <w:spacing w:after="0" w:line="240" w:lineRule="auto"/>
     </w:pPr>
     <w:rPr>
+      <w:rFonts w:eastAsia="黑体"/>
       <w:color w:themeColor="text1" w:val="000000"/>
     </w:rPr>
     <w:tblPr>
@@ -14437,6 +15042,7 @@
     </w:tcPr>
     <w:tblStylePr w:type="firstRow">
       <w:rPr>
+        <w:rFonts w:eastAsia="黑体"/>
         <w:b/>
         <w:bCs/>
         <w:color w:themeColor="background1" w:val="FFFFFF"/>
@@ -14451,6 +15057,7 @@
     </w:tblStylePr>
     <w:tblStylePr w:type="lastRow">
       <w:rPr>
+        <w:rFonts w:eastAsia="黑体"/>
         <w:b/>
         <w:bCs/>
         <w:color w:themeColor="accent2" w:themeShade="CC" w:val="9E3A38"/>
@@ -14465,12 +15072,14 @@
     </w:tblStylePr>
     <w:tblStylePr w:type="firstCol">
       <w:rPr>
+        <w:rFonts w:eastAsia="黑体"/>
         <w:b/>
         <w:bCs/>
       </w:rPr>
     </w:tblStylePr>
     <w:tblStylePr w:type="lastCol">
       <w:rPr>
+        <w:rFonts w:eastAsia="黑体"/>
         <w:b/>
         <w:bCs/>
       </w:rPr>
@@ -14505,6 +15114,7 @@
       <w:spacing w:after="0" w:line="240" w:lineRule="auto"/>
     </w:pPr>
     <w:rPr>
+      <w:rFonts w:eastAsia="黑体"/>
       <w:color w:themeColor="text1" w:val="000000"/>
     </w:rPr>
     <w:tblPr>
@@ -14523,6 +15133,7 @@
     </w:tcPr>
     <w:tblStylePr w:type="firstRow">
       <w:rPr>
+        <w:rFonts w:eastAsia="黑体"/>
         <w:b/>
         <w:bCs/>
         <w:color w:themeColor="background1" w:val="FFFFFF"/>
@@ -14537,6 +15148,7 @@
     </w:tblStylePr>
     <w:tblStylePr w:type="lastRow">
       <w:rPr>
+        <w:rFonts w:eastAsia="黑体"/>
         <w:b/>
         <w:bCs/>
         <w:color w:themeColor="accent2" w:themeShade="CC" w:val="9E3A38"/>
@@ -14551,12 +15163,14 @@
     </w:tblStylePr>
     <w:tblStylePr w:type="firstCol">
       <w:rPr>
+        <w:rFonts w:eastAsia="黑体"/>
         <w:b/>
         <w:bCs/>
       </w:rPr>
     </w:tblStylePr>
     <w:tblStylePr w:type="lastCol">
       <w:rPr>
+        <w:rFonts w:eastAsia="黑体"/>
         <w:b/>
         <w:bCs/>
       </w:rPr>
@@ -14591,6 +15205,7 @@
       <w:spacing w:after="0" w:line="240" w:lineRule="auto"/>
     </w:pPr>
     <w:rPr>
+      <w:rFonts w:eastAsia="黑体"/>
       <w:color w:themeColor="text1" w:val="000000"/>
     </w:rPr>
     <w:tblPr>
@@ -14609,6 +15224,7 @@
     </w:tcPr>
     <w:tblStylePr w:type="firstRow">
       <w:rPr>
+        <w:rFonts w:eastAsia="黑体"/>
         <w:b/>
         <w:bCs/>
         <w:color w:themeColor="background1" w:val="FFFFFF"/>
@@ -14623,6 +15239,7 @@
     </w:tblStylePr>
     <w:tblStylePr w:type="lastRow">
       <w:rPr>
+        <w:rFonts w:eastAsia="黑体"/>
         <w:b/>
         <w:bCs/>
         <w:color w:themeColor="accent2" w:themeShade="CC" w:val="9E3A38"/>
@@ -14637,12 +15254,14 @@
     </w:tblStylePr>
     <w:tblStylePr w:type="firstCol">
       <w:rPr>
+        <w:rFonts w:eastAsia="黑体"/>
         <w:b/>
         <w:bCs/>
       </w:rPr>
     </w:tblStylePr>
     <w:tblStylePr w:type="lastCol">
       <w:rPr>
+        <w:rFonts w:eastAsia="黑体"/>
         <w:b/>
         <w:bCs/>
       </w:rPr>
@@ -14677,6 +15296,7 @@
       <w:spacing w:after="0" w:line="240" w:lineRule="auto"/>
     </w:pPr>
     <w:rPr>
+      <w:rFonts w:eastAsia="黑体"/>
       <w:color w:themeColor="text1" w:val="000000"/>
     </w:rPr>
     <w:tblPr>
@@ -14695,6 +15315,7 @@
     </w:tcPr>
     <w:tblStylePr w:type="firstRow">
       <w:rPr>
+        <w:rFonts w:eastAsia="黑体"/>
         <w:b/>
         <w:bCs/>
         <w:color w:themeColor="background1" w:val="FFFFFF"/>
@@ -14709,6 +15330,7 @@
     </w:tblStylePr>
     <w:tblStylePr w:type="lastRow">
       <w:rPr>
+        <w:rFonts w:eastAsia="黑体"/>
         <w:b/>
         <w:bCs/>
         <w:color w:themeColor="accent4" w:themeShade="CC" w:val="664E82"/>
@@ -14723,12 +15345,14 @@
     </w:tblStylePr>
     <w:tblStylePr w:type="firstCol">
       <w:rPr>
+        <w:rFonts w:eastAsia="黑体"/>
         <w:b/>
         <w:bCs/>
       </w:rPr>
     </w:tblStylePr>
     <w:tblStylePr w:type="lastCol">
       <w:rPr>
+        <w:rFonts w:eastAsia="黑体"/>
         <w:b/>
         <w:bCs/>
       </w:rPr>
@@ -14763,6 +15387,7 @@
       <w:spacing w:after="0" w:line="240" w:lineRule="auto"/>
     </w:pPr>
     <w:rPr>
+      <w:rFonts w:eastAsia="黑体"/>
       <w:color w:themeColor="text1" w:val="000000"/>
     </w:rPr>
     <w:tblPr>
@@ -14781,6 +15406,7 @@
     </w:tcPr>
     <w:tblStylePr w:type="firstRow">
       <w:rPr>
+        <w:rFonts w:eastAsia="黑体"/>
         <w:b/>
         <w:bCs/>
         <w:color w:themeColor="background1" w:val="FFFFFF"/>
@@ -14795,6 +15421,7 @@
     </w:tblStylePr>
     <w:tblStylePr w:type="lastRow">
       <w:rPr>
+        <w:rFonts w:eastAsia="黑体"/>
         <w:b/>
         <w:bCs/>
         <w:color w:themeColor="accent3" w:themeShade="CC" w:val="7E9C40"/>
@@ -14809,12 +15436,14 @@
     </w:tblStylePr>
     <w:tblStylePr w:type="firstCol">
       <w:rPr>
+        <w:rFonts w:eastAsia="黑体"/>
         <w:b/>
         <w:bCs/>
       </w:rPr>
     </w:tblStylePr>
     <w:tblStylePr w:type="lastCol">
       <w:rPr>
+        <w:rFonts w:eastAsia="黑体"/>
         <w:b/>
         <w:bCs/>
       </w:rPr>
@@ -14849,6 +15478,7 @@
       <w:spacing w:after="0" w:line="240" w:lineRule="auto"/>
     </w:pPr>
     <w:rPr>
+      <w:rFonts w:eastAsia="黑体"/>
       <w:color w:themeColor="text1" w:val="000000"/>
     </w:rPr>
     <w:tblPr>
@@ -14867,6 +15497,7 @@
     </w:tcPr>
     <w:tblStylePr w:type="firstRow">
       <w:rPr>
+        <w:rFonts w:eastAsia="黑体"/>
         <w:b/>
         <w:bCs/>
         <w:color w:themeColor="background1" w:val="FFFFFF"/>
@@ -14881,6 +15512,7 @@
     </w:tblStylePr>
     <w:tblStylePr w:type="lastRow">
       <w:rPr>
+        <w:rFonts w:eastAsia="黑体"/>
         <w:b/>
         <w:bCs/>
         <w:color w:themeColor="accent6" w:themeShade="CC" w:val="F2730A"/>
@@ -14895,12 +15527,14 @@
     </w:tblStylePr>
     <w:tblStylePr w:type="firstCol">
       <w:rPr>
+        <w:rFonts w:eastAsia="黑体"/>
         <w:b/>
         <w:bCs/>
       </w:rPr>
     </w:tblStylePr>
     <w:tblStylePr w:type="lastCol">
       <w:rPr>
+        <w:rFonts w:eastAsia="黑体"/>
         <w:b/>
         <w:bCs/>
       </w:rPr>
@@ -14935,6 +15569,7 @@
       <w:spacing w:after="0" w:line="240" w:lineRule="auto"/>
     </w:pPr>
     <w:rPr>
+      <w:rFonts w:eastAsia="黑体"/>
       <w:color w:themeColor="text1" w:val="000000"/>
     </w:rPr>
     <w:tblPr>
@@ -14953,6 +15588,7 @@
     </w:tcPr>
     <w:tblStylePr w:type="firstRow">
       <w:rPr>
+        <w:rFonts w:eastAsia="黑体"/>
         <w:b/>
         <w:bCs/>
         <w:color w:themeColor="background1" w:val="FFFFFF"/>
@@ -14967,6 +15603,7 @@
     </w:tblStylePr>
     <w:tblStylePr w:type="lastRow">
       <w:rPr>
+        <w:rFonts w:eastAsia="黑体"/>
         <w:b/>
         <w:bCs/>
         <w:color w:themeColor="accent5" w:themeShade="CC" w:val="348DA5"/>
@@ -14981,12 +15618,14 @@
     </w:tblStylePr>
     <w:tblStylePr w:type="firstCol">
       <w:rPr>
+        <w:rFonts w:eastAsia="黑体"/>
         <w:b/>
         <w:bCs/>
       </w:rPr>
     </w:tblStylePr>
     <w:tblStylePr w:type="lastCol">
       <w:rPr>
+        <w:rFonts w:eastAsia="黑体"/>
         <w:b/>
         <w:bCs/>
       </w:rPr>
@@ -15021,6 +15660,7 @@
       <w:spacing w:after="0" w:line="240" w:lineRule="auto"/>
     </w:pPr>
     <w:rPr>
+      <w:rFonts w:eastAsia="黑体"/>
       <w:color w:themeColor="text1" w:val="000000"/>
     </w:rPr>
     <w:tblPr>
@@ -15042,6 +15682,7 @@
     </w:tcPr>
     <w:tblStylePr w:type="firstRow">
       <w:rPr>
+        <w:rFonts w:eastAsia="黑体"/>
         <w:b/>
         <w:bCs/>
       </w:rPr>
@@ -15052,6 +15693,7 @@
     </w:tblStylePr>
     <w:tblStylePr w:type="lastRow">
       <w:rPr>
+        <w:rFonts w:eastAsia="黑体"/>
         <w:b/>
         <w:bCs/>
         <w:color w:themeColor="text1" w:val="000000"/>
@@ -15063,6 +15705,7 @@
     </w:tblStylePr>
     <w:tblStylePr w:type="firstCol">
       <w:rPr>
+        <w:rFonts w:eastAsia="黑体"/>
         <w:color w:themeColor="background1" w:val="FFFFFF"/>
       </w:rPr>
       <w:tblPr/>
@@ -15072,6 +15715,7 @@
     </w:tblStylePr>
     <w:tblStylePr w:type="lastCol">
       <w:rPr>
+        <w:rFonts w:eastAsia="黑体"/>
         <w:color w:themeColor="background1" w:val="FFFFFF"/>
       </w:rPr>
       <w:tblPr/>
@@ -15101,6 +15745,7 @@
       <w:spacing w:after="0" w:line="240" w:lineRule="auto"/>
     </w:pPr>
     <w:rPr>
+      <w:rFonts w:eastAsia="黑体"/>
       <w:color w:themeColor="text1" w:val="000000"/>
     </w:rPr>
     <w:tblPr>
@@ -15122,6 +15767,7 @@
     </w:tcPr>
     <w:tblStylePr w:type="firstRow">
       <w:rPr>
+        <w:rFonts w:eastAsia="黑体"/>
         <w:b/>
         <w:bCs/>
       </w:rPr>
@@ -15132,6 +15778,7 @@
     </w:tblStylePr>
     <w:tblStylePr w:type="lastRow">
       <w:rPr>
+        <w:rFonts w:eastAsia="黑体"/>
         <w:b/>
         <w:bCs/>
         <w:color w:themeColor="text1" w:val="000000"/>
@@ -15143,6 +15790,7 @@
     </w:tblStylePr>
     <w:tblStylePr w:type="firstCol">
       <w:rPr>
+        <w:rFonts w:eastAsia="黑体"/>
         <w:color w:themeColor="background1" w:val="FFFFFF"/>
       </w:rPr>
       <w:tblPr/>
@@ -15152,6 +15800,7 @@
     </w:tblStylePr>
     <w:tblStylePr w:type="lastCol">
       <w:rPr>
+        <w:rFonts w:eastAsia="黑体"/>
         <w:color w:themeColor="background1" w:val="FFFFFF"/>
       </w:rPr>
       <w:tblPr/>
@@ -15181,6 +15830,7 @@
       <w:spacing w:after="0" w:line="240" w:lineRule="auto"/>
     </w:pPr>
     <w:rPr>
+      <w:rFonts w:eastAsia="黑体"/>
       <w:color w:themeColor="text1" w:val="000000"/>
     </w:rPr>
     <w:tblPr>
@@ -15202,6 +15852,7 @@
     </w:tcPr>
     <w:tblStylePr w:type="firstRow">
       <w:rPr>
+        <w:rFonts w:eastAsia="黑体"/>
         <w:b/>
         <w:bCs/>
       </w:rPr>
@@ -15212,6 +15863,7 @@
     </w:tblStylePr>
     <w:tblStylePr w:type="lastRow">
       <w:rPr>
+        <w:rFonts w:eastAsia="黑体"/>
         <w:b/>
         <w:bCs/>
         <w:color w:themeColor="text1" w:val="000000"/>
@@ -15223,6 +15875,7 @@
     </w:tblStylePr>
     <w:tblStylePr w:type="firstCol">
       <w:rPr>
+        <w:rFonts w:eastAsia="黑体"/>
         <w:color w:themeColor="background1" w:val="FFFFFF"/>
       </w:rPr>
       <w:tblPr/>
@@ -15232,6 +15885,7 @@
     </w:tblStylePr>
     <w:tblStylePr w:type="lastCol">
       <w:rPr>
+        <w:rFonts w:eastAsia="黑体"/>
         <w:color w:themeColor="background1" w:val="FFFFFF"/>
       </w:rPr>
       <w:tblPr/>
@@ -15261,6 +15915,7 @@
       <w:spacing w:after="0" w:line="240" w:lineRule="auto"/>
     </w:pPr>
     <w:rPr>
+      <w:rFonts w:eastAsia="黑体"/>
       <w:color w:themeColor="text1" w:val="000000"/>
     </w:rPr>
     <w:tblPr>
@@ -15282,6 +15937,7 @@
     </w:tcPr>
     <w:tblStylePr w:type="firstRow">
       <w:rPr>
+        <w:rFonts w:eastAsia="黑体"/>
         <w:b/>
         <w:bCs/>
       </w:rPr>
@@ -15292,6 +15948,7 @@
     </w:tblStylePr>
     <w:tblStylePr w:type="lastRow">
       <w:rPr>
+        <w:rFonts w:eastAsia="黑体"/>
         <w:b/>
         <w:bCs/>
         <w:color w:themeColor="text1" w:val="000000"/>
@@ -15303,6 +15960,7 @@
     </w:tblStylePr>
     <w:tblStylePr w:type="firstCol">
       <w:rPr>
+        <w:rFonts w:eastAsia="黑体"/>
         <w:color w:themeColor="background1" w:val="FFFFFF"/>
       </w:rPr>
       <w:tblPr/>
@@ -15312,6 +15970,7 @@
     </w:tblStylePr>
     <w:tblStylePr w:type="lastCol">
       <w:rPr>
+        <w:rFonts w:eastAsia="黑体"/>
         <w:color w:themeColor="background1" w:val="FFFFFF"/>
       </w:rPr>
       <w:tblPr/>
@@ -15341,6 +16000,7 @@
       <w:spacing w:after="0" w:line="240" w:lineRule="auto"/>
     </w:pPr>
     <w:rPr>
+      <w:rFonts w:eastAsia="黑体"/>
       <w:color w:themeColor="text1" w:val="000000"/>
     </w:rPr>
     <w:tblPr>
@@ -15362,6 +16022,7 @@
     </w:tcPr>
     <w:tblStylePr w:type="firstRow">
       <w:rPr>
+        <w:rFonts w:eastAsia="黑体"/>
         <w:b/>
         <w:bCs/>
       </w:rPr>
@@ -15372,6 +16033,7 @@
     </w:tblStylePr>
     <w:tblStylePr w:type="lastRow">
       <w:rPr>
+        <w:rFonts w:eastAsia="黑体"/>
         <w:b/>
         <w:bCs/>
         <w:color w:themeColor="text1" w:val="000000"/>
@@ -15383,6 +16045,7 @@
     </w:tblStylePr>
     <w:tblStylePr w:type="firstCol">
       <w:rPr>
+        <w:rFonts w:eastAsia="黑体"/>
         <w:color w:themeColor="background1" w:val="FFFFFF"/>
       </w:rPr>
       <w:tblPr/>
@@ -15392,6 +16055,7 @@
     </w:tblStylePr>
     <w:tblStylePr w:type="lastCol">
       <w:rPr>
+        <w:rFonts w:eastAsia="黑体"/>
         <w:color w:themeColor="background1" w:val="FFFFFF"/>
       </w:rPr>
       <w:tblPr/>
@@ -15421,6 +16085,7 @@
       <w:spacing w:after="0" w:line="240" w:lineRule="auto"/>
     </w:pPr>
     <w:rPr>
+      <w:rFonts w:eastAsia="黑体"/>
       <w:color w:themeColor="text1" w:val="000000"/>
     </w:rPr>
     <w:tblPr>
@@ -15442,6 +16107,7 @@
     </w:tcPr>
     <w:tblStylePr w:type="firstRow">
       <w:rPr>
+        <w:rFonts w:eastAsia="黑体"/>
         <w:b/>
         <w:bCs/>
       </w:rPr>
@@ -15452,6 +16118,7 @@
     </w:tblStylePr>
     <w:tblStylePr w:type="lastRow">
       <w:rPr>
+        <w:rFonts w:eastAsia="黑体"/>
         <w:b/>
         <w:bCs/>
         <w:color w:themeColor="text1" w:val="000000"/>
@@ -15463,6 +16130,7 @@
     </w:tblStylePr>
     <w:tblStylePr w:type="firstCol">
       <w:rPr>
+        <w:rFonts w:eastAsia="黑体"/>
         <w:color w:themeColor="background1" w:val="FFFFFF"/>
       </w:rPr>
       <w:tblPr/>
@@ -15472,6 +16140,7 @@
     </w:tblStylePr>
     <w:tblStylePr w:type="lastCol">
       <w:rPr>
+        <w:rFonts w:eastAsia="黑体"/>
         <w:color w:themeColor="background1" w:val="FFFFFF"/>
       </w:rPr>
       <w:tblPr/>
@@ -15501,6 +16170,7 @@
       <w:spacing w:after="0" w:line="240" w:lineRule="auto"/>
     </w:pPr>
     <w:rPr>
+      <w:rFonts w:eastAsia="黑体"/>
       <w:color w:themeColor="text1" w:val="000000"/>
     </w:rPr>
     <w:tblPr>
@@ -15522,6 +16192,7 @@
     </w:tcPr>
     <w:tblStylePr w:type="firstRow">
       <w:rPr>
+        <w:rFonts w:eastAsia="黑体"/>
         <w:b/>
         <w:bCs/>
       </w:rPr>
@@ -15532,6 +16203,7 @@
     </w:tblStylePr>
     <w:tblStylePr w:type="lastRow">
       <w:rPr>
+        <w:rFonts w:eastAsia="黑体"/>
         <w:b/>
         <w:bCs/>
         <w:color w:themeColor="text1" w:val="000000"/>
@@ -15543,6 +16215,7 @@
     </w:tblStylePr>
     <w:tblStylePr w:type="firstCol">
       <w:rPr>
+        <w:rFonts w:eastAsia="黑体"/>
         <w:color w:themeColor="background1" w:val="FFFFFF"/>
       </w:rPr>
       <w:tblPr/>
@@ -15552,6 +16225,7 @@
     </w:tblStylePr>
     <w:tblStylePr w:type="lastCol">
       <w:rPr>
+        <w:rFonts w:eastAsia="黑体"/>
         <w:color w:themeColor="background1" w:val="FFFFFF"/>
       </w:rPr>
       <w:tblPr/>
@@ -15584,6 +16258,7 @@
     <w:name w:val="KeywordTok"/>
     <w:basedOn w:val="VerbatimChar"/>
     <w:rPr>
+      <w:rFonts w:eastAsia="黑体"/>
       <w:b/>
       <w:color w:val="007020"/>
     </w:rPr>
@@ -15592,6 +16267,7 @@
     <w:name w:val="DataTypeTok"/>
     <w:basedOn w:val="VerbatimChar"/>
     <w:rPr>
+      <w:rFonts w:eastAsia="黑体"/>
       <w:color w:val="902000"/>
     </w:rPr>
   </w:style>
@@ -15599,6 +16275,7 @@
     <w:name w:val="DecValTok"/>
     <w:basedOn w:val="VerbatimChar"/>
     <w:rPr>
+      <w:rFonts w:eastAsia="黑体"/>
       <w:color w:val="40a070"/>
     </w:rPr>
   </w:style>
@@ -15606,6 +16283,7 @@
     <w:name w:val="BaseNTok"/>
     <w:basedOn w:val="VerbatimChar"/>
     <w:rPr>
+      <w:rFonts w:eastAsia="黑体"/>
       <w:color w:val="40a070"/>
     </w:rPr>
   </w:style>
@@ -15613,6 +16291,7 @@
     <w:name w:val="FloatTok"/>
     <w:basedOn w:val="VerbatimChar"/>
     <w:rPr>
+      <w:rFonts w:eastAsia="黑体"/>
       <w:color w:val="40a070"/>
     </w:rPr>
   </w:style>
@@ -15620,6 +16299,7 @@
     <w:name w:val="ConstantTok"/>
     <w:basedOn w:val="VerbatimChar"/>
     <w:rPr>
+      <w:rFonts w:eastAsia="黑体"/>
       <w:color w:val="880000"/>
     </w:rPr>
   </w:style>
@@ -15627,6 +16307,7 @@
     <w:name w:val="CharTok"/>
     <w:basedOn w:val="VerbatimChar"/>
     <w:rPr>
+      <w:rFonts w:eastAsia="黑体"/>
       <w:color w:val="4070a0"/>
     </w:rPr>
   </w:style>
@@ -15634,6 +16315,7 @@
     <w:name w:val="SpecialCharTok"/>
     <w:basedOn w:val="VerbatimChar"/>
     <w:rPr>
+      <w:rFonts w:eastAsia="黑体"/>
       <w:color w:val="4070a0"/>
     </w:rPr>
   </w:style>
@@ -15641,6 +16323,7 @@
     <w:name w:val="StringTok"/>
     <w:basedOn w:val="VerbatimChar"/>
     <w:rPr>
+      <w:rFonts w:eastAsia="黑体"/>
       <w:color w:val="4070a0"/>
     </w:rPr>
   </w:style>
@@ -15648,6 +16331,7 @@
     <w:name w:val="VerbatimStringTok"/>
     <w:basedOn w:val="VerbatimChar"/>
     <w:rPr>
+      <w:rFonts w:eastAsia="黑体"/>
       <w:color w:val="4070a0"/>
     </w:rPr>
   </w:style>
@@ -15655,6 +16339,7 @@
     <w:name w:val="SpecialStringTok"/>
     <w:basedOn w:val="VerbatimChar"/>
     <w:rPr>
+      <w:rFonts w:eastAsia="黑体"/>
       <w:color w:val="bb6688"/>
     </w:rPr>
   </w:style>
@@ -15662,6 +16347,7 @@
     <w:name w:val="ImportTok"/>
     <w:basedOn w:val="VerbatimChar"/>
     <w:rPr>
+      <w:rFonts w:eastAsia="黑体"/>
       <w:b/>
       <w:color w:val="008000"/>
     </w:rPr>
@@ -15670,6 +16356,7 @@
     <w:name w:val="CommentTok"/>
     <w:basedOn w:val="VerbatimChar"/>
     <w:rPr>
+      <w:rFonts w:eastAsia="黑体"/>
       <w:i/>
       <w:color w:val="60a0b0"/>
     </w:rPr>
@@ -15678,6 +16365,7 @@
     <w:name w:val="DocumentationTok"/>
     <w:basedOn w:val="VerbatimChar"/>
     <w:rPr>
+      <w:rFonts w:eastAsia="黑体"/>
       <w:i/>
       <w:color w:val="ba2121"/>
     </w:rPr>
@@ -15686,6 +16374,7 @@
     <w:name w:val="AnnotationTok"/>
     <w:basedOn w:val="VerbatimChar"/>
     <w:rPr>
+      <w:rFonts w:eastAsia="黑体"/>
       <w:b/>
       <w:i/>
       <w:color w:val="60a0b0"/>
@@ -15695,6 +16384,7 @@
     <w:name w:val="CommentVarTok"/>
     <w:basedOn w:val="VerbatimChar"/>
     <w:rPr>
+      <w:rFonts w:eastAsia="黑体"/>
       <w:b/>
       <w:i/>
       <w:color w:val="60a0b0"/>
@@ -15704,6 +16394,7 @@
     <w:name w:val="OtherTok"/>
     <w:basedOn w:val="VerbatimChar"/>
     <w:rPr>
+      <w:rFonts w:eastAsia="黑体"/>
       <w:color w:val="007020"/>
     </w:rPr>
   </w:style>
@@ -15711,6 +16402,7 @@
     <w:name w:val="FunctionTok"/>
     <w:basedOn w:val="VerbatimChar"/>
     <w:rPr>
+      <w:rFonts w:eastAsia="黑体"/>
       <w:color w:val="06287e"/>
     </w:rPr>
   </w:style>
@@ -15718,6 +16410,7 @@
     <w:name w:val="VariableTok"/>
     <w:basedOn w:val="VerbatimChar"/>
     <w:rPr>
+      <w:rFonts w:eastAsia="黑体"/>
       <w:color w:val="19177c"/>
     </w:rPr>
   </w:style>
@@ -15725,6 +16418,7 @@
     <w:name w:val="ControlFlowTok"/>
     <w:basedOn w:val="VerbatimChar"/>
     <w:rPr>
+      <w:rFonts w:eastAsia="黑体"/>
       <w:b/>
       <w:color w:val="007020"/>
     </w:rPr>
@@ -15733,6 +16427,7 @@
     <w:name w:val="OperatorTok"/>
     <w:basedOn w:val="VerbatimChar"/>
     <w:rPr>
+      <w:rFonts w:eastAsia="黑体"/>
       <w:color w:val="666666"/>
     </w:rPr>
   </w:style>
@@ -15740,18 +16435,22 @@
     <w:name w:val="BuiltInTok"/>
     <w:basedOn w:val="VerbatimChar"/>
     <w:rPr>
+      <w:rFonts w:eastAsia="黑体"/>
       <w:color w:val="008000"/>
     </w:rPr>
   </w:style>
   <w:style w:type="character" w:customStyle="1" w:styleId="ExtensionTok">
     <w:name w:val="ExtensionTok"/>
     <w:basedOn w:val="VerbatimChar"/>
-    <w:rPr/>
+    <w:rPr>
+      <w:rFonts w:eastAsia="黑体"/>
+    </w:rPr>
   </w:style>
   <w:style w:type="character" w:customStyle="1" w:styleId="PreprocessorTok">
     <w:name w:val="PreprocessorTok"/>
     <w:basedOn w:val="VerbatimChar"/>
     <w:rPr>
+      <w:rFonts w:eastAsia="黑体"/>
       <w:color w:val="bc7a00"/>
     </w:rPr>
   </w:style>
@@ -15759,18 +16458,22 @@
     <w:name w:val="AttributeTok"/>
     <w:basedOn w:val="VerbatimChar"/>
     <w:rPr>
+      <w:rFonts w:eastAsia="黑体"/>
       <w:color w:val="7d9029"/>
     </w:rPr>
   </w:style>
   <w:style w:type="character" w:customStyle="1" w:styleId="RegionMarkerTok">
     <w:name w:val="RegionMarkerTok"/>
     <w:basedOn w:val="VerbatimChar"/>
-    <w:rPr/>
+    <w:rPr>
+      <w:rFonts w:eastAsia="黑体"/>
+    </w:rPr>
   </w:style>
   <w:style w:type="character" w:customStyle="1" w:styleId="InformationTok">
     <w:name w:val="InformationTok"/>
     <w:basedOn w:val="VerbatimChar"/>
     <w:rPr>
+      <w:rFonts w:eastAsia="黑体"/>
       <w:b/>
       <w:i/>
       <w:color w:val="60a0b0"/>
@@ -15780,6 +16483,7 @@
     <w:name w:val="WarningTok"/>
     <w:basedOn w:val="VerbatimChar"/>
     <w:rPr>
+      <w:rFonts w:eastAsia="黑体"/>
       <w:b/>
       <w:i/>
       <w:color w:val="60a0b0"/>
@@ -15789,6 +16493,7 @@
     <w:name w:val="AlertTok"/>
     <w:basedOn w:val="VerbatimChar"/>
     <w:rPr>
+      <w:rFonts w:eastAsia="黑体"/>
       <w:b/>
       <w:color w:val="ff0000"/>
     </w:rPr>
@@ -15797,6 +16502,7 @@
     <w:name w:val="ErrorTok"/>
     <w:basedOn w:val="VerbatimChar"/>
     <w:rPr>
+      <w:rFonts w:eastAsia="黑体"/>
       <w:b/>
       <w:color w:val="ff0000"/>
     </w:rPr>
@@ -15804,7 +16510,9 @@
   <w:style w:type="character" w:customStyle="1" w:styleId="NormalTok">
     <w:name w:val="NormalTok"/>
     <w:basedOn w:val="VerbatimChar"/>
-    <w:rPr/>
+    <w:rPr>
+      <w:rFonts w:eastAsia="黑体"/>
+    </w:rPr>
   </w:style>
 </w:styles>
 </file>
@@ -15853,12 +16561,12 @@
     <a:fontScheme name="Office">
       <a:majorFont>
         <a:latin typeface="Calibri"/>
-        <a:ea typeface=""/>
+        <a:ea typeface="黑体"/>
         <a:cs typeface=""/>
         <a:font script="Jpan" typeface="ＭＳ ゴシック"/>
         <a:font script="Hang" typeface="맑은 고딕"/>
-        <a:font script="Hans" typeface="宋体"/>
-        <a:font script="Hant" typeface="新細明體"/>
+        <a:font script="Hans" typeface="黑体"/>
+        <a:font script="Hant" typeface="黑体"/>
         <a:font script="Arab" typeface="Times New Roman"/>
         <a:font script="Hebr" typeface="Times New Roman"/>
         <a:font script="Thai" typeface="Angsana New"/>
@@ -15888,12 +16596,12 @@
       </a:majorFont>
       <a:minorFont>
         <a:latin typeface="Cambria"/>
-        <a:ea typeface=""/>
+        <a:ea typeface="黑体"/>
         <a:cs typeface=""/>
         <a:font script="Jpan" typeface="ＭＳ 明朝"/>
         <a:font script="Hang" typeface="맑은 고딕"/>
-        <a:font script="Hans" typeface="宋体"/>
-        <a:font script="Hant" typeface="新細明體"/>
+        <a:font script="Hans" typeface="黑体"/>
+        <a:font script="Hant" typeface="黑体"/>
         <a:font script="Arab" typeface="Arial"/>
         <a:font script="Hebr" typeface="Arial"/>
         <a:font script="Thai" typeface="Cordia New"/>

--- a/06-转换电路/02-数模转换DAC/权电阻网络DAC电路/权电阻网络DAC电路.docx
+++ b/06-转换电路/02-数模转换DAC/权电阻网络DAC电路/权电阻网络DAC电路.docx
@@ -3490,7 +3490,7 @@
           <w:color w:val="555555"/>
           <w:sz w:val="21"/>
         </w:rPr>
-        <w:t>材料收集者：杜文杰，WX手机：19519196569，QQ:3478827729</w:t>
+        <w:t>材料收集者：杜文杰，微信/手机：19519196569，QQ:3478827729</w:t>
       </w:r>
     </w:p>
     <w:sectPr>
